--- a/src/Layers/W1/BaseApp/Inventory/Reports/InventorySalesBackOrders.docx
+++ b/src/Layers/W1/BaseApp/Inventory/Reports/InventorySalesBackOrders.docx
@@ -41,12 +41,12 @@
               <w:szCs w:val="16"/>
             </w:rPr>
             <w:alias w:val="#Nav: /Labels/ItemNoCaptionLbl"/>
-            <w:tag w:val="#Nav: FS_YSD_InvSalesBackOrders/50004"/>
+            <w:tag w:val="#Nav: Inventory_Sales_Back_Orders/718"/>
             <w:id w:val="-630092475"/>
             <w:placeholder>
               <w:docPart w:val="DefaultPlaceholder_-1854013440"/>
             </w:placeholder>
-            <w:dataBinding w:prefixMappings="xmlns:ns0='urn:microsoft-dynamics-nav/reports/FS_YSD_InvSalesBackOrders/50004/'" w:xpath="/ns0:NavWordReportXmlPart[1]/ns0:Labels[1]/ns0:ItemNoCaptionLbl[1]" w:storeItemID="{7B3FF86F-2AC0-4DE7-BD4B-408180D9DA52}"/>
+            <w:dataBinding w:prefixMappings="xmlns:ns0='urn:microsoft-dynamics-nav/reports/Inventory_Sales_Back_Orders/718/'" w:xpath="/ns0:NavWordReportXmlPart[1]/ns0:Labels[1]/ns0:ItemNoCaptionLbl[1]" w:storeItemID="{7B3FF86F-2AC0-4DE7-BD4B-408180D9DA52}"/>
             <w:text/>
           </w:sdtPr>
           <w:sdtContent>
@@ -90,12 +90,12 @@
               <w:szCs w:val="16"/>
             </w:rPr>
             <w:alias w:val="#Nav: /Labels/DocumentNo_SalesLineCaption"/>
-            <w:tag w:val="#Nav: FS_YSD_InvSalesBackOrders/50004"/>
+            <w:tag w:val="#Nav: Inventory_Sales_Back_Orders/718"/>
             <w:id w:val="1779678501"/>
             <w:placeholder>
               <w:docPart w:val="DefaultPlaceholder_-1854013440"/>
             </w:placeholder>
-            <w:dataBinding w:prefixMappings="xmlns:ns0='urn:microsoft-dynamics-nav/reports/FS_YSD_InvSalesBackOrders/50004/'" w:xpath="/ns0:NavWordReportXmlPart[1]/ns0:Labels[1]/ns0:DocumentNo_SalesLineCaption[1]" w:storeItemID="{7B3FF86F-2AC0-4DE7-BD4B-408180D9DA52}"/>
+            <w:dataBinding w:prefixMappings="xmlns:ns0='urn:microsoft-dynamics-nav/reports/Inventory_Sales_Back_Orders/718/'" w:xpath="/ns0:NavWordReportXmlPart[1]/ns0:Labels[1]/ns0:DocumentNo_SalesLineCaption[1]" w:storeItemID="{7B3FF86F-2AC0-4DE7-BD4B-408180D9DA52}"/>
             <w:text/>
           </w:sdtPr>
           <w:sdtContent>
@@ -139,12 +139,12 @@
               <w:szCs w:val="16"/>
             </w:rPr>
             <w:alias w:val="#Nav: /Labels/CustName_SalesLineCaption"/>
-            <w:tag w:val="#Nav: FS_YSD_InvSalesBackOrders/50004"/>
+            <w:tag w:val="#Nav: Inventory_Sales_Back_Orders/718"/>
             <w:id w:val="1985432995"/>
             <w:placeholder>
               <w:docPart w:val="DefaultPlaceholder_-1854013440"/>
             </w:placeholder>
-            <w:dataBinding w:prefixMappings="xmlns:ns0='urn:microsoft-dynamics-nav/reports/FS_YSD_InvSalesBackOrders/50004/'" w:xpath="/ns0:NavWordReportXmlPart[1]/ns0:Labels[1]/ns0:CustName_SalesLineCaption[1]" w:storeItemID="{7B3FF86F-2AC0-4DE7-BD4B-408180D9DA52}"/>
+            <w:dataBinding w:prefixMappings="xmlns:ns0='urn:microsoft-dynamics-nav/reports/Inventory_Sales_Back_Orders/718/'" w:xpath="/ns0:NavWordReportXmlPart[1]/ns0:Labels[1]/ns0:CustName_SalesLineCaption[1]" w:storeItemID="{7B3FF86F-2AC0-4DE7-BD4B-408180D9DA52}"/>
             <w:text/>
           </w:sdtPr>
           <w:sdtContent>
@@ -188,12 +188,12 @@
               <w:szCs w:val="16"/>
             </w:rPr>
             <w:alias w:val="#Nav: /Labels/CustPhoneNo_SalesLineCaption"/>
-            <w:tag w:val="#Nav: FS_YSD_InvSalesBackOrders/50004"/>
+            <w:tag w:val="#Nav: Inventory_Sales_Back_Orders/718"/>
             <w:id w:val="100841953"/>
             <w:placeholder>
               <w:docPart w:val="DefaultPlaceholder_-1854013440"/>
             </w:placeholder>
-            <w:dataBinding w:prefixMappings="xmlns:ns0='urn:microsoft-dynamics-nav/reports/FS_YSD_InvSalesBackOrders/50004/'" w:xpath="/ns0:NavWordReportXmlPart[1]/ns0:Labels[1]/ns0:CustPhoneNo_SalesLineCaption[1]" w:storeItemID="{7B3FF86F-2AC0-4DE7-BD4B-408180D9DA52}"/>
+            <w:dataBinding w:prefixMappings="xmlns:ns0='urn:microsoft-dynamics-nav/reports/Inventory_Sales_Back_Orders/718/'" w:xpath="/ns0:NavWordReportXmlPart[1]/ns0:Labels[1]/ns0:CustPhoneNo_SalesLineCaption[1]" w:storeItemID="{7B3FF86F-2AC0-4DE7-BD4B-408180D9DA52}"/>
             <w:text/>
           </w:sdtPr>
           <w:sdtContent>
@@ -237,12 +237,12 @@
               <w:szCs w:val="16"/>
             </w:rPr>
             <w:alias w:val="#Nav: /Labels/ShipmentDateLabel"/>
-            <w:tag w:val="#Nav: FS_YSD_InvSalesBackOrders/50004"/>
+            <w:tag w:val="#Nav: Inventory_Sales_Back_Orders/718"/>
             <w:id w:val="817532237"/>
             <w:placeholder>
               <w:docPart w:val="DefaultPlaceholder_-1854013440"/>
             </w:placeholder>
-            <w:dataBinding w:prefixMappings="xmlns:ns0='urn:microsoft-dynamics-nav/reports/FS_YSD_InvSalesBackOrders/50004/'" w:xpath="/ns0:NavWordReportXmlPart[1]/ns0:Labels[1]/ns0:ShipmentDateLabel[1]" w:storeItemID="{7B3FF86F-2AC0-4DE7-BD4B-408180D9DA52}"/>
+            <w:dataBinding w:prefixMappings="xmlns:ns0='urn:microsoft-dynamics-nav/reports/Inventory_Sales_Back_Orders/718/'" w:xpath="/ns0:NavWordReportXmlPart[1]/ns0:Labels[1]/ns0:ShipmentDateLabel[1]" w:storeItemID="{7B3FF86F-2AC0-4DE7-BD4B-408180D9DA52}"/>
             <w:text/>
           </w:sdtPr>
           <w:sdtContent>
@@ -286,12 +286,12 @@
               <w:szCs w:val="16"/>
             </w:rPr>
             <w:alias w:val="#Nav: /Labels/Quantity_SalesLineCaption"/>
-            <w:tag w:val="#Nav: FS_YSD_InvSalesBackOrders/50004"/>
+            <w:tag w:val="#Nav: Inventory_Sales_Back_Orders/718"/>
             <w:id w:val="1111550952"/>
             <w:placeholder>
               <w:docPart w:val="DefaultPlaceholder_-1854013440"/>
             </w:placeholder>
-            <w:dataBinding w:prefixMappings="xmlns:ns0='urn:microsoft-dynamics-nav/reports/FS_YSD_InvSalesBackOrders/50004/'" w:xpath="/ns0:NavWordReportXmlPart[1]/ns0:Labels[1]/ns0:Quantity_SalesLineCaption[1]" w:storeItemID="{7B3FF86F-2AC0-4DE7-BD4B-408180D9DA52}"/>
+            <w:dataBinding w:prefixMappings="xmlns:ns0='urn:microsoft-dynamics-nav/reports/Inventory_Sales_Back_Orders/718/'" w:xpath="/ns0:NavWordReportXmlPart[1]/ns0:Labels[1]/ns0:Quantity_SalesLineCaption[1]" w:storeItemID="{7B3FF86F-2AC0-4DE7-BD4B-408180D9DA52}"/>
             <w:text/>
           </w:sdtPr>
           <w:sdtContent>
@@ -337,12 +337,12 @@
               <w:szCs w:val="16"/>
             </w:rPr>
             <w:alias w:val="#Nav: /Labels/OutstandingQty_SalesLineCaption"/>
-            <w:tag w:val="#Nav: FS_YSD_InvSalesBackOrders/50004"/>
+            <w:tag w:val="#Nav: Inventory_Sales_Back_Orders/718"/>
             <w:id w:val="876514564"/>
             <w:placeholder>
               <w:docPart w:val="DefaultPlaceholder_-1854013440"/>
             </w:placeholder>
-            <w:dataBinding w:prefixMappings="xmlns:ns0='urn:microsoft-dynamics-nav/reports/FS_YSD_InvSalesBackOrders/50004/'" w:xpath="/ns0:NavWordReportXmlPart[1]/ns0:Labels[1]/ns0:OutstandingQty_SalesLineCaption[1]" w:storeItemID="{7B3FF86F-2AC0-4DE7-BD4B-408180D9DA52}"/>
+            <w:dataBinding w:prefixMappings="xmlns:ns0='urn:microsoft-dynamics-nav/reports/Inventory_Sales_Back_Orders/718/'" w:xpath="/ns0:NavWordReportXmlPart[1]/ns0:Labels[1]/ns0:OutstandingQty_SalesLineCaption[1]" w:storeItemID="{7B3FF86F-2AC0-4DE7-BD4B-408180D9DA52}"/>
             <w:text/>
           </w:sdtPr>
           <w:sdtContent>
@@ -387,12 +387,12 @@
               <w:szCs w:val="16"/>
             </w:rPr>
             <w:alias w:val="#Nav: /Labels/OtherBackOrdersLabel"/>
-            <w:tag w:val="#Nav: FS_YSD_InvSalesBackOrders/50004"/>
+            <w:tag w:val="#Nav: Inventory_Sales_Back_Orders/718"/>
             <w:id w:val="-762611330"/>
             <w:placeholder>
               <w:docPart w:val="DefaultPlaceholder_-1854013440"/>
             </w:placeholder>
-            <w:dataBinding w:prefixMappings="xmlns:ns0='urn:microsoft-dynamics-nav/reports/FS_YSD_InvSalesBackOrders/50004/'" w:xpath="/ns0:NavWordReportXmlPart[1]/ns0:Labels[1]/ns0:OtherBackOrdersLabel[1]" w:storeItemID="{7B3FF86F-2AC0-4DE7-BD4B-408180D9DA52}"/>
+            <w:dataBinding w:prefixMappings="xmlns:ns0='urn:microsoft-dynamics-nav/reports/Inventory_Sales_Back_Orders/718/'" w:xpath="/ns0:NavWordReportXmlPart[1]/ns0:Labels[1]/ns0:OtherBackOrdersLabel[1]" w:storeItemID="{7B3FF86F-2AC0-4DE7-BD4B-408180D9DA52}"/>
             <w:text/>
           </w:sdtPr>
           <w:sdtContent>
@@ -600,9 +600,9 @@
             <w:lang w:eastAsia="zh-CN"/>
           </w:rPr>
           <w:alias w:val="#Nav: /Item"/>
-          <w:tag w:val="#Nav: FS_YSD_InvSalesBackOrders/50004"/>
+          <w:tag w:val="#Nav: Inventory_Sales_Back_Orders/718"/>
           <w:id w:val="-426730845"/>
-          <w15:dataBinding w:prefixMappings="xmlns:ns0='urn:microsoft-dynamics-nav/reports/FS_YSD_InvSalesBackOrders/50004/'" w:xpath="/ns0:NavWordReportXmlPart[1]/ns0:Item" w:storeItemID="{7B3FF86F-2AC0-4DE7-BD4B-408180D9DA52}"/>
+          <w15:dataBinding w:prefixMappings="xmlns:ns0='urn:microsoft-dynamics-nav/reports/Inventory_Sales_Back_Orders/718/'" w:xpath="/ns0:NavWordReportXmlPart[1]/ns0:Item" w:storeItemID="{7B3FF86F-2AC0-4DE7-BD4B-408180D9DA52}"/>
           <w15:repeatingSection/>
         </w:sdtPr>
         <w:sdtContent>
@@ -846,9 +846,9 @@
                     <w:lang w:eastAsia="zh-CN"/>
                   </w:rPr>
                   <w:alias w:val="#Nav: /Item/Sales_Line"/>
-                  <w:tag w:val="#Nav: FS_YSD_InvSalesBackOrders/50004"/>
+                  <w:tag w:val="#Nav: Inventory_Sales_Back_Orders/718"/>
                   <w:id w:val="1346980970"/>
-                  <w15:dataBinding w:prefixMappings="xmlns:ns0='urn:microsoft-dynamics-nav/reports/FS_YSD_InvSalesBackOrders/50004/'" w:xpath="/ns0:NavWordReportXmlPart[1]/ns0:Item[1]/ns0:Sales_Line" w:storeItemID="{7B3FF86F-2AC0-4DE7-BD4B-408180D9DA52}"/>
+                  <w15:dataBinding w:prefixMappings="xmlns:ns0='urn:microsoft-dynamics-nav/reports/Inventory_Sales_Back_Orders/718/'" w:xpath="/ns0:NavWordReportXmlPart[1]/ns0:Item[1]/ns0:Sales_Line" w:storeItemID="{7B3FF86F-2AC0-4DE7-BD4B-408180D9DA52}"/>
                   <w15:repeatingSection/>
                 </w:sdtPr>
                 <w:sdtContent>
@@ -1617,12 +1617,12 @@
             <w:szCs w:val="28"/>
           </w:rPr>
           <w:alias w:val="#Nav: /Labels/InventorySalesBackOrders"/>
-          <w:tag w:val="#Nav: FS_YSD_InvSalesBackOrders/50004"/>
+          <w:tag w:val="#Nav: Inventory_Sales_Back_Orders/718"/>
           <w:id w:val="1812363988"/>
           <w:placeholder>
             <w:docPart w:val="DefaultPlaceholder_-1854013440"/>
           </w:placeholder>
-          <w:dataBinding w:prefixMappings="xmlns:ns0='urn:microsoft-dynamics-nav/reports/FS_YSD_InvSalesBackOrders/50004/'" w:xpath="/ns0:NavWordReportXmlPart[1]/ns0:Labels[1]/ns0:InventorySalesBackOrders[1]" w:storeItemID="{7B3FF86F-2AC0-4DE7-BD4B-408180D9DA52}"/>
+          <w:dataBinding w:prefixMappings="xmlns:ns0='urn:microsoft-dynamics-nav/reports/Inventory_Sales_Back_Orders/718/'" w:xpath="/ns0:NavWordReportXmlPart[1]/ns0:Labels[1]/ns0:InventorySalesBackOrders[1]" w:storeItemID="{7B3FF86F-2AC0-4DE7-BD4B-408180D9DA52}"/>
           <w:text/>
         </w:sdtPr>
         <w:sdtContent>
@@ -1840,12 +1840,12 @@
                 <w:szCs w:val="16"/>
               </w:rPr>
               <w:alias w:val="#Nav: /BCReportInformation/ReportRequest/UserName"/>
-              <w:tag w:val="#Nav: FS_YSD_InvSalesBackOrders/50004"/>
+              <w:tag w:val="#Nav: Inventory_Sales_Back_Orders/718"/>
               <w:id w:val="-249272221"/>
               <w:placeholder>
                 <w:docPart w:val="C55FDB9939AC498CAE9D8D7889181716"/>
               </w:placeholder>
-              <w:dataBinding w:prefixMappings="xmlns:ns0='urn:microsoft-dynamics-nav/reports/FS_YSD_InvSalesBackOrders/50004/'" w:xpath="/ns0:NavWordReportXmlPart[1]/ns0:BCReportInformation[1]/ns0:ReportRequest[1]/ns0:UserName[1]" w:storeItemID="{7B3FF86F-2AC0-4DE7-BD4B-408180D9DA52}"/>
+              <w:dataBinding w:prefixMappings="xmlns:ns0='urn:microsoft-dynamics-nav/reports/Inventory_Sales_Back_Orders/718/'" w:xpath="/ns0:NavWordReportXmlPart[1]/ns0:BCReportInformation[1]/ns0:ReportRequest[1]/ns0:UserName[1]" w:storeItemID="{7B3FF86F-2AC0-4DE7-BD4B-408180D9DA52}"/>
               <w:text/>
             </w:sdtPr>
             <w:sdtContent>
@@ -1881,12 +1881,12 @@
             <w:szCs w:val="16"/>
           </w:rPr>
           <w:alias w:val="#Nav: /BCReportInformation/ReportRequest/CompanyName"/>
-          <w:tag w:val="#Nav: FS_YSD_InvSalesBackOrders/50004"/>
+          <w:tag w:val="#Nav: Inventory_Sales_Back_Orders/718"/>
           <w:id w:val="-311640991"/>
           <w:placeholder>
             <w:docPart w:val="DefaultPlaceholder_-1854013440"/>
           </w:placeholder>
-          <w:dataBinding w:prefixMappings="xmlns:ns0='urn:microsoft-dynamics-nav/reports/FS_YSD_InvSalesBackOrders/50004/'" w:xpath="/ns0:NavWordReportXmlPart[1]/ns0:BCReportInformation[1]/ns0:ReportRequest[1]/ns0:CompanyName[1]" w:storeItemID="{7B3FF86F-2AC0-4DE7-BD4B-408180D9DA52}"/>
+          <w:dataBinding w:prefixMappings="xmlns:ns0='urn:microsoft-dynamics-nav/reports/Inventory_Sales_Back_Orders/718/'" w:xpath="/ns0:NavWordReportXmlPart[1]/ns0:BCReportInformation[1]/ns0:ReportRequest[1]/ns0:CompanyName[1]" w:storeItemID="{7B3FF86F-2AC0-4DE7-BD4B-408180D9DA52}"/>
           <w:text/>
         </w:sdtPr>
         <w:sdtContent>
@@ -1936,12 +1936,12 @@
             <w:szCs w:val="16"/>
           </w:rPr>
           <w:alias w:val="#Nav: /Item/ItemFilterTxt"/>
-          <w:tag w:val="#Nav: FS_YSD_InvSalesBackOrders/50004"/>
+          <w:tag w:val="#Nav: Inventory_Sales_Back_Orders/718"/>
           <w:id w:val="-122614654"/>
           <w:placeholder>
             <w:docPart w:val="DefaultPlaceholder_-1854013440"/>
           </w:placeholder>
-          <w:dataBinding w:prefixMappings="xmlns:ns0='urn:microsoft-dynamics-nav/reports/FS_YSD_InvSalesBackOrders/50004/'" w:xpath="/ns0:NavWordReportXmlPart[1]/ns0:Item[1]/ns0:ItemFilterTxt[1]" w:storeItemID="{7B3FF86F-2AC0-4DE7-BD4B-408180D9DA52}"/>
+          <w:dataBinding w:prefixMappings="xmlns:ns0='urn:microsoft-dynamics-nav/reports/Inventory_Sales_Back_Orders/718/'" w:xpath="/ns0:NavWordReportXmlPart[1]/ns0:Item[1]/ns0:ItemFilterTxt[1]" w:storeItemID="{7B3FF86F-2AC0-4DE7-BD4B-408180D9DA52}"/>
           <w:text/>
         </w:sdtPr>
         <w:sdtContent>
@@ -1993,12 +1993,12 @@
             <w:szCs w:val="16"/>
           </w:rPr>
           <w:alias w:val="#Nav: /Item/SalesLineFilterTxt"/>
-          <w:tag w:val="#Nav: FS_YSD_InvSalesBackOrders/50004"/>
+          <w:tag w:val="#Nav: Inventory_Sales_Back_Orders/718"/>
           <w:id w:val="116349656"/>
           <w:placeholder>
             <w:docPart w:val="DefaultPlaceholder_-1854013440"/>
           </w:placeholder>
-          <w:dataBinding w:prefixMappings="xmlns:ns0='urn:microsoft-dynamics-nav/reports/FS_YSD_InvSalesBackOrders/50004/'" w:xpath="/ns0:NavWordReportXmlPart[1]/ns0:Item[1]/ns0:SalesLineFilterTxt[1]" w:storeItemID="{7B3FF86F-2AC0-4DE7-BD4B-408180D9DA52}"/>
+          <w:dataBinding w:prefixMappings="xmlns:ns0='urn:microsoft-dynamics-nav/reports/Inventory_Sales_Back_Orders/718/'" w:xpath="/ns0:NavWordReportXmlPart[1]/ns0:Item[1]/ns0:SalesLineFilterTxt[1]" w:storeItemID="{7B3FF86F-2AC0-4DE7-BD4B-408180D9DA52}"/>
           <w:text/>
         </w:sdtPr>
         <w:sdtContent>
@@ -3666,7 +3666,7 @@
 </file>
 
 <file path=customXml/item2.xml><?xml version="1.0" encoding="utf-8"?>
-<NavWordReportXmlPart xmlns="urn:microsoft-dynamics-nav/reports/FS_YSD_InvSalesBackOrders/50004/">
+<NavWordReportXmlPart xmlns="urn:microsoft-dynamics-nav/reports/Inventory_Sales_Back_Orders/718/">
   <BCReportInformation>
     <ReportMetadata>
       <ExtensionId>Extension ID</ExtensionId>

--- a/src/Layers/W1/BaseApp/Inventory/Reports/InventorySalesBackOrders.docx
+++ b/src/Layers/W1/BaseApp/Inventory/Reports/InventorySalesBackOrders.docx
@@ -643,7 +643,7 @@
                     <w:placeholder>
                       <w:docPart w:val="88A5B7E5D5604EE7AF6C3F72922280CE"/>
                     </w:placeholder>
-                    <w15:dataBinding w:prefixMappings="xmlns:ns0='urn:microsoft-dynamics-nav/reports/FS_YSR_InvSalesBackOrders/50004/' " w:xpath="/ns0:NavWordReportXmlPart[1]/ns0:Item[1]/ns0:No_Item[1]" w:storeItemID="{7B3FF86F-2AC0-4DE7-BD4B-408180D9DA52}" w16sdtdh:storeItemChecksum="jXfS6Q=="/>
+                    <w15:dataBinding w:prefixMappings="xmlns:ns0='urn:microsoft-dynamics-nav/reports/Inventory_Sales_Back_Orders/718/'" w:xpath="/ns0:NavWordReportXmlPart[1]/ns0:Item[1]/ns0:No_Item[1]" w:storeItemID="{7B3FF86F-2AC0-4DE7-BD4B-408180D9DA52}" w16sdtdh:storeItemChecksum="jXfS6Q=="/>
                   </w:sdtPr>
                   <w:sdtEndPr>
                     <w:rPr>
@@ -694,7 +694,7 @@
                     <w:placeholder>
                       <w:docPart w:val="88A5B7E5D5604EE7AF6C3F72922280CE"/>
                     </w:placeholder>
-                    <w15:dataBinding w:prefixMappings="xmlns:ns0='urn:microsoft-dynamics-nav/reports/FS_YSR_InvSalesBackOrders/50004/' " w:xpath="/ns0:NavWordReportXmlPart[1]/ns0:Item[1]/ns0:Description_Item[1]" w:storeItemID="{7B3FF86F-2AC0-4DE7-BD4B-408180D9DA52}" w16sdtdh:storeItemChecksum="jXfS6Q=="/>
+                    <w15:dataBinding w:prefixMappings="xmlns:ns0='urn:microsoft-dynamics-nav/reports/Inventory_Sales_Back_Orders/718/'" w:xpath="/ns0:NavWordReportXmlPart[1]/ns0:Item[1]/ns0:Description_Item[1]" w:storeItemID="{7B3FF86F-2AC0-4DE7-BD4B-408180D9DA52}" w16sdtdh:storeItemChecksum="jXfS6Q=="/>
                   </w:sdtPr>
                   <w:sdtContent>
                     <w:tc>
@@ -905,7 +905,7 @@
                             <w:placeholder>
                               <w:docPart w:val="DefaultPlaceholder_-1854013440"/>
                             </w:placeholder>
-                            <w15:dataBinding w:prefixMappings="xmlns:ns0='urn:microsoft-dynamics-nav/reports/FS_YSR_InvSalesBackOrders/50004/' " w:xpath="/ns0:NavWordReportXmlPart[1]/ns0:Item[1]/ns0:Sales_Line[1]/ns0:DocumentNo_SalesLine[1]" w:storeItemID="{7B3FF86F-2AC0-4DE7-BD4B-408180D9DA52}" w16sdtdh:storeItemChecksum="jXfS6Q=="/>
+                            <w15:dataBinding w:prefixMappings="xmlns:ns0='urn:microsoft-dynamics-nav/reports/Inventory_Sales_Back_Orders/718/'" w:xpath="/ns0:NavWordReportXmlPart[1]/ns0:Item[1]/ns0:Sales_Line[1]/ns0:DocumentNo_SalesLine[1]" w:storeItemID="{7B3FF86F-2AC0-4DE7-BD4B-408180D9DA52}" w16sdtdh:storeItemChecksum="jXfS6Q=="/>
                           </w:sdtPr>
                           <w:sdtContent>
                             <w:tc>
@@ -949,7 +949,7 @@
                             <w:placeholder>
                               <w:docPart w:val="DefaultPlaceholder_-1854013440"/>
                             </w:placeholder>
-                            <w15:dataBinding w:prefixMappings="xmlns:ns0='urn:microsoft-dynamics-nav/reports/FS_YSR_InvSalesBackOrders/50004/' " w:xpath="/ns0:NavWordReportXmlPart[1]/ns0:Item[1]/ns0:Sales_Line[1]/ns0:CustName_SalesLine[1]" w:storeItemID="{7B3FF86F-2AC0-4DE7-BD4B-408180D9DA52}" w16sdtdh:storeItemChecksum="jXfS6Q=="/>
+                            <w15:dataBinding w:prefixMappings="xmlns:ns0='urn:microsoft-dynamics-nav/reports/Inventory_Sales_Back_Orders/718/'" w:xpath="/ns0:NavWordReportXmlPart[1]/ns0:Item[1]/ns0:Sales_Line[1]/ns0:CustName_SalesLine[1]" w:storeItemID="{7B3FF86F-2AC0-4DE7-BD4B-408180D9DA52}" w16sdtdh:storeItemChecksum="jXfS6Q=="/>
                           </w:sdtPr>
                           <w:sdtContent>
                             <w:tc>
@@ -993,7 +993,7 @@
                             <w:placeholder>
                               <w:docPart w:val="DefaultPlaceholder_-1854013440"/>
                             </w:placeholder>
-                            <w15:dataBinding w:prefixMappings="xmlns:ns0='urn:microsoft-dynamics-nav/reports/FS_YSR_InvSalesBackOrders/50004/' " w:xpath="/ns0:NavWordReportXmlPart[1]/ns0:Item[1]/ns0:Sales_Line[1]/ns0:CustPhoneNo_SalesLine[1]" w:storeItemID="{7B3FF86F-2AC0-4DE7-BD4B-408180D9DA52}" w16sdtdh:storeItemChecksum="jXfS6Q=="/>
+                            <w15:dataBinding w:prefixMappings="xmlns:ns0='urn:microsoft-dynamics-nav/reports/Inventory_Sales_Back_Orders/718/'" w:xpath="/ns0:NavWordReportXmlPart[1]/ns0:Item[1]/ns0:Sales_Line[1]/ns0:CustPhoneNo_SalesLine[1]" w:storeItemID="{7B3FF86F-2AC0-4DE7-BD4B-408180D9DA52}" w16sdtdh:storeItemChecksum="jXfS6Q=="/>
                           </w:sdtPr>
                           <w:sdtContent>
                             <w:tc>
@@ -1037,7 +1037,7 @@
                             <w:placeholder>
                               <w:docPart w:val="DefaultPlaceholder_-1854013440"/>
                             </w:placeholder>
-                            <w15:dataBinding w:prefixMappings="xmlns:ns0='urn:microsoft-dynamics-nav/reports/FS_YSR_InvSalesBackOrders/50004/' " w:xpath="/ns0:NavWordReportXmlPart[1]/ns0:Item[1]/ns0:Sales_Line[1]/ns0:ShipmentDate_SalesLine[1]" w:storeItemID="{7B3FF86F-2AC0-4DE7-BD4B-408180D9DA52}" w16sdtdh:storeItemChecksum="jXfS6Q=="/>
+                            <w15:dataBinding w:prefixMappings="xmlns:ns0='urn:microsoft-dynamics-nav/reports/Inventory_Sales_Back_Orders/718/'" w:xpath="/ns0:NavWordReportXmlPart[1]/ns0:Item[1]/ns0:Sales_Line[1]/ns0:ShipmentDate_SalesLine[1]" w:storeItemID="{7B3FF86F-2AC0-4DE7-BD4B-408180D9DA52}" w16sdtdh:storeItemChecksum="jXfS6Q=="/>
                           </w:sdtPr>
                           <w:sdtContent>
                             <w:tc>
@@ -1081,7 +1081,7 @@
                             <w:placeholder>
                               <w:docPart w:val="DefaultPlaceholder_-1854013440"/>
                             </w:placeholder>
-                            <w15:dataBinding w:prefixMappings="xmlns:ns0='urn:microsoft-dynamics-nav/reports/FS_YSR_InvSalesBackOrders/50004/' " w:xpath="/ns0:NavWordReportXmlPart[1]/ns0:Item[1]/ns0:Sales_Line[1]/ns0:Quantity_SalesLine[1]" w:storeItemID="{7B3FF86F-2AC0-4DE7-BD4B-408180D9DA52}" w16sdtdh:storeItemChecksum="jXfS6Q=="/>
+                            <w15:dataBinding w:prefixMappings="xmlns:ns0='urn:microsoft-dynamics-nav/reports/Inventory_Sales_Back_Orders/718/'" w:xpath="/ns0:NavWordReportXmlPart[1]/ns0:Item[1]/ns0:Sales_Line[1]/ns0:Quantity_SalesLine[1]" w:storeItemID="{7B3FF86F-2AC0-4DE7-BD4B-408180D9DA52}" w16sdtdh:storeItemChecksum="jXfS6Q=="/>
                           </w:sdtPr>
                           <w:sdtContent>
                             <w:tc>
@@ -1126,7 +1126,7 @@
                             <w:placeholder>
                               <w:docPart w:val="DefaultPlaceholder_-1854013440"/>
                             </w:placeholder>
-                            <w15:dataBinding w:prefixMappings="xmlns:ns0='urn:microsoft-dynamics-nav/reports/FS_YSR_InvSalesBackOrders/50004/' " w:xpath="/ns0:NavWordReportXmlPart[1]/ns0:Item[1]/ns0:Sales_Line[1]/ns0:OutstandingQty_SalesLine[1]" w:storeItemID="{7B3FF86F-2AC0-4DE7-BD4B-408180D9DA52}" w16sdtdh:storeItemChecksum="jXfS6Q=="/>
+                            <w15:dataBinding w:prefixMappings="xmlns:ns0='urn:microsoft-dynamics-nav/reports/Inventory_Sales_Back_Orders/718/'" w:xpath="/ns0:NavWordReportXmlPart[1]/ns0:Item[1]/ns0:Sales_Line[1]/ns0:OutstandingQty_SalesLine[1]" w:storeItemID="{7B3FF86F-2AC0-4DE7-BD4B-408180D9DA52}" w16sdtdh:storeItemChecksum="jXfS6Q=="/>
                           </w:sdtPr>
                           <w:sdtContent>
                             <w:tc>
@@ -1171,7 +1171,7 @@
                             <w:placeholder>
                               <w:docPart w:val="DefaultPlaceholder_-1854013440"/>
                             </w:placeholder>
-                            <w15:dataBinding w:prefixMappings="xmlns:ns0='urn:microsoft-dynamics-nav/reports/FS_YSR_InvSalesBackOrders/50004/' " w:xpath="/ns0:NavWordReportXmlPart[1]/ns0:Item[1]/ns0:Sales_Line[1]/ns0:OtherBackOrders_SalesLine[1]" w:storeItemID="{7B3FF86F-2AC0-4DE7-BD4B-408180D9DA52}" w16sdtdh:storeItemChecksum="jXfS6Q=="/>
+                            <w15:dataBinding w:prefixMappings="xmlns:ns0='urn:microsoft-dynamics-nav/reports/Inventory_Sales_Back_Orders/718/'" w:xpath="/ns0:NavWordReportXmlPart[1]/ns0:Item[1]/ns0:Sales_Line[1]/ns0:OtherBackOrders_SalesLine[1]" w:storeItemID="{7B3FF86F-2AC0-4DE7-BD4B-408180D9DA52}" w16sdtdh:storeItemChecksum="jXfS6Q=="/>
                           </w:sdtPr>
                           <w:sdtContent>
                             <w:tc>
@@ -1245,7 +1245,7 @@
                     <w:placeholder>
                       <w:docPart w:val="DefaultPlaceholder_-1854013440"/>
                     </w:placeholder>
-                    <w15:dataBinding w:prefixMappings="xmlns:ns0='urn:microsoft-dynamics-nav/reports/FS_YSR_InvSalesBackOrders/50004/' " w:xpath="/ns0:NavWordReportXmlPart[1]/ns0:Item[1]/ns0:Description_Item[1]" w:storeItemID="{7B3FF86F-2AC0-4DE7-BD4B-408180D9DA52}" w16sdtdh:storeItemChecksum="jXfS6Q=="/>
+                    <w15:dataBinding w:prefixMappings="xmlns:ns0='urn:microsoft-dynamics-nav/reports/Inventory_Sales_Back_Orders/718/'" w:xpath="/ns0:NavWordReportXmlPart[1]/ns0:Item[1]/ns0:Description_Item[1]" w:storeItemID="{7B3FF86F-2AC0-4DE7-BD4B-408180D9DA52}" w16sdtdh:storeItemChecksum="jXfS6Q=="/>
                   </w:sdtPr>
                   <w:sdtContent>
                     <w:tc>
@@ -1332,7 +1332,7 @@
                         <w:placeholder>
                           <w:docPart w:val="6AA74C4A428544AC9D08A31DE7ED2C88"/>
                         </w:placeholder>
-                        <w15:dataBinding w:prefixMappings="xmlns:ns0='urn:microsoft-dynamics-nav/reports/FS_YSR_InvSalesBackOrders/50004/' " w:xpath="/ns0:NavWordReportXmlPart[1]/ns0:Item[1]/ns0:SubTotals[1]/ns0:SubTotals_Outstanding_Qty[1]" w:storeItemID="{7B3FF86F-2AC0-4DE7-BD4B-408180D9DA52}" w16sdtdh:storeItemChecksum="jXfS6Q=="/>
+                        <w15:dataBinding w:prefixMappings="xmlns:ns0='urn:microsoft-dynamics-nav/reports/Inventory_Sales_Back_Orders/718/'" w:xpath="/ns0:NavWordReportXmlPart[1]/ns0:Item[1]/ns0:SubTotals[1]/ns0:SubTotals_Outstanding_Qty[1]" w:storeItemID="{7B3FF86F-2AC0-4DE7-BD4B-408180D9DA52}" w16sdtdh:storeItemChecksum="jXfS6Q=="/>
                       </w:sdtPr>
                       <w:sdtContent>
                         <w:proofErr w:type="spellStart"/>

--- a/src/Layers/W1/BaseApp/Inventory/Reports/InventorySalesBackOrders.docx
+++ b/src/Layers/W1/BaseApp/Inventory/Reports/InventorySalesBackOrders.docx
@@ -638,7 +638,7 @@
                       <w:lang w:eastAsia="zh-CN"/>
                     </w:rPr>
                     <w:alias w:val="#Nav: /Item/No_Item"/>
-                    <w:tag w:val="#Nav: FS_YSR_InvSalesBackOrders/50004"/>
+                    <w:tag w:val="#Nav: Inventory_Sales_Back_Orders/718"/>
                     <w:id w:val="318706843"/>
                     <w:placeholder>
                       <w:docPart w:val="88A5B7E5D5604EE7AF6C3F72922280CE"/>
@@ -689,7 +689,7 @@
                       <w:szCs w:val="16"/>
                     </w:rPr>
                     <w:alias w:val="#Nav: /Item/Description_Item"/>
-                    <w:tag w:val="#Nav: FS_YSR_InvSalesBackOrders/50004"/>
+                    <w:tag w:val="#Nav: Inventory_Sales_Back_Orders/718"/>
                     <w:id w:val="377056017"/>
                     <w:placeholder>
                       <w:docPart w:val="88A5B7E5D5604EE7AF6C3F72922280CE"/>
@@ -900,7 +900,7 @@
                               <w:szCs w:val="16"/>
                             </w:rPr>
                             <w:alias w:val="#Nav: /Item/Sales_Line/DocumentNo_SalesLine"/>
-                            <w:tag w:val="#Nav: FS_YSR_InvSalesBackOrders/50004"/>
+                            <w:tag w:val="#Nav: Inventory_Sales_Back_Orders/718"/>
                             <w:id w:val="1099215258"/>
                             <w:placeholder>
                               <w:docPart w:val="DefaultPlaceholder_-1854013440"/>
@@ -944,7 +944,7 @@
                               <w:szCs w:val="16"/>
                             </w:rPr>
                             <w:alias w:val="#Nav: /Item/Sales_Line/CustName_SalesLine"/>
-                            <w:tag w:val="#Nav: FS_YSR_InvSalesBackOrders/50004"/>
+                            <w:tag w:val="#Nav: Inventory_Sales_Back_Orders/718"/>
                             <w:id w:val="1816984566"/>
                             <w:placeholder>
                               <w:docPart w:val="DefaultPlaceholder_-1854013440"/>
@@ -988,7 +988,7 @@
                               <w:szCs w:val="16"/>
                             </w:rPr>
                             <w:alias w:val="#Nav: /Item/Sales_Line/CustPhoneNo_SalesLine"/>
-                            <w:tag w:val="#Nav: FS_YSR_InvSalesBackOrders/50004"/>
+                            <w:tag w:val="#Nav: Inventory_Sales_Back_Orders/718"/>
                             <w:id w:val="-514079202"/>
                             <w:placeholder>
                               <w:docPart w:val="DefaultPlaceholder_-1854013440"/>
@@ -1032,7 +1032,7 @@
                               <w:szCs w:val="16"/>
                             </w:rPr>
                             <w:alias w:val="#Nav: /Item/Sales_Line/ShipmentDate_SalesLine"/>
-                            <w:tag w:val="#Nav: FS_YSR_InvSalesBackOrders/50004"/>
+                            <w:tag w:val="#Nav: Inventory_Sales_Back_Orders/718"/>
                             <w:id w:val="1292013716"/>
                             <w:placeholder>
                               <w:docPart w:val="DefaultPlaceholder_-1854013440"/>
@@ -1076,7 +1076,7 @@
                               <w:szCs w:val="16"/>
                             </w:rPr>
                             <w:alias w:val="#Nav: /Item/Sales_Line/Quantity_SalesLine"/>
-                            <w:tag w:val="#Nav: FS_YSR_InvSalesBackOrders/50004"/>
+                            <w:tag w:val="#Nav: Inventory_Sales_Back_Orders/718"/>
                             <w:id w:val="1144701656"/>
                             <w:placeholder>
                               <w:docPart w:val="DefaultPlaceholder_-1854013440"/>
@@ -1121,7 +1121,7 @@
                               <w:szCs w:val="16"/>
                             </w:rPr>
                             <w:alias w:val="#Nav: /Item/Sales_Line/OutstandingQty_SalesLine"/>
-                            <w:tag w:val="#Nav: FS_YSR_InvSalesBackOrders/50004"/>
+                            <w:tag w:val="#Nav: Inventory_Sales_Back_Orders/718"/>
                             <w:id w:val="689413737"/>
                             <w:placeholder>
                               <w:docPart w:val="DefaultPlaceholder_-1854013440"/>
@@ -1166,7 +1166,7 @@
                               <w:szCs w:val="16"/>
                             </w:rPr>
                             <w:alias w:val="#Nav: /Item/Sales_Line/OtherBackOrders_SalesLine"/>
-                            <w:tag w:val="#Nav: FS_YSR_InvSalesBackOrders/50004"/>
+                            <w:tag w:val="#Nav: Inventory_Sales_Back_Orders/718"/>
                             <w:id w:val="801589146"/>
                             <w:placeholder>
                               <w:docPart w:val="DefaultPlaceholder_-1854013440"/>
@@ -1240,7 +1240,7 @@
                       <w:szCs w:val="16"/>
                     </w:rPr>
                     <w:alias w:val="#Nav: /Item/Description_Item"/>
-                    <w:tag w:val="#Nav: FS_YSR_InvSalesBackOrders/50004"/>
+                    <w:tag w:val="#Nav: Inventory_Sales_Back_Orders/718"/>
                     <w:id w:val="908651050"/>
                     <w:placeholder>
                       <w:docPart w:val="DefaultPlaceholder_-1854013440"/>
@@ -1327,7 +1327,7 @@
                           <w:szCs w:val="16"/>
                         </w:rPr>
                         <w:alias w:val="#Nav: /Item/SubTotals/SubTotals_Outstanding_Qty"/>
-                        <w:tag w:val="#Nav: FS_YSR_InvSalesBackOrders/50004"/>
+                        <w:tag w:val="#Nav: Inventory_Sales_Back_Orders/718"/>
                         <w:id w:val="401802035"/>
                         <w:placeholder>
                           <w:docPart w:val="6AA74C4A428544AC9D08A31DE7ED2C88"/>
@@ -3665,98 +3665,576 @@
 </a:theme>
 </file>
 
-<file path=customXml/item2.xml><?xml version="1.0" encoding="utf-8"?>
-<NavWordReportXmlPart xmlns="urn:microsoft-dynamics-nav/reports/Inventory_Sales_Back_Orders/718/">
-  <BCReportInformation>
-    <ReportMetadata>
-      <ExtensionId>Extension ID</ExtensionId>
-      <ExtensionName>Extension Name</ExtensionName>
-      <ExtensionPublisher>Extension Publisher</ExtensionPublisher>
-      <ExtensionVersion>Extension Version</ExtensionVersion>
-      <ReportId>Report ID</ReportId>
-      <ReportName>Report Name</ReportName>
-      <AboutThisReportTitle>About This Report Title</AboutThisReportTitle>
-      <AboutThisReportText>About This Report Text</AboutThisReportText>
-      <ReportHelpLink>Report Help Link</ReportHelpLink>
-    </ReportMetadata>
-    <ReportRequest>
-      <TenantEntraId>Tenant Entra Id</TenantEntraId>
-      <EnvironmentName>Environment Name</EnvironmentName>
-      <EnvironmentType>Environment Type</EnvironmentType>
-      <CompanyName>Company Name</CompanyName>
-      <CompanyDisplayName>Company Display Name</CompanyDisplayName>
-      <CompanyId>Company ID</CompanyId>
-      <UserName>User Name</UserName>
-      <DateAndTime>Date and Time</DateAndTime>
-      <Language>Language</Language>
-      <FormatRegion>Format Region</FormatRegion>
-      <DateTimeValues>
-        <Year>Year</Year>
-        <MonthNumber>Month Number</MonthNumber>
-        <DayNumber>Day Number</DayNumber>
-        <Hour>Hour</Hour>
-        <Minute>Minute</Minute>
-      </DateTimeValues>
-    </ReportRequest>
-  </BCReportInformation>
-  <Labels>
-    <AboutTheReportLabel>AboutTheReportLabel</AboutTheReportLabel>
-    <CompanyLabel>CompanyLabel</CompanyLabel>
-    <CustName_SalesLineCaption>CustName_SalesLineCaption</CustName_SalesLineCaption>
-    <CustPhoneNo_SalesLineCaption>CustPhoneNo_SalesLineCaption</CustPhoneNo_SalesLineCaption>
-    <DataRetrieved>DataRetrieved</DataRetrieved>
-    <Description_ItemCaption>Description_ItemCaption</Description_ItemCaption>
-    <DocumentationLabel>DocumentationLabel</DocumentationLabel>
-    <DocumentNo_SalesLineCaption>DocumentNo_SalesLineCaption</DocumentNo_SalesLineCaption>
-    <EnvironmentLabel>EnvironmentLabel</EnvironmentLabel>
-    <InventorySalesBackOrders>InventorySalesBackOrders</InventorySalesBackOrders>
-    <InventorySalesBackOrdersPrint>InventorySalesBackOrdersPrint</InventorySalesBackOrdersPrint>
-    <InvSalesBackOrdersAnalysis>InvSalesBackOrdersAnalysis</InvSalesBackOrdersAnalysis>
-    <ItemNoCaptionLbl>ItemNoCaptionLbl</ItemNoCaptionLbl>
-    <No_ItemCaption>No_ItemCaption</No_ItemCaption>
-    <OtherBackOrdersLabel>OtherBackOrdersLabel</OtherBackOrdersLabel>
-    <OutstandingQty_SalesLineCaption>OutstandingQty_SalesLineCaption</OutstandingQty_SalesLineCaption>
-    <Quantity_SalesLineCaption>Quantity_SalesLineCaption</Quantity_SalesLineCaption>
-    <ReportNameLabel>ReportNameLabel</ReportNameLabel>
-    <RunOnLabel>RunOnLabel</RunOnLabel>
-    <ShipmentDateLabel>ShipmentDateLabel</ShipmentDateLabel>
-    <UserLabel>UserLabel</UserLabel>
-  </Labels>
-  <Item>
-    <BinFilter_Item>BinFilter_Item</BinFilter_Item>
-    <CompanyName>CompanyName</CompanyName>
-    <CurrReportPageNoCaption>CurrReportPageNoCaption</CurrReportPageNoCaption>
-    <CustNameCaption>CustNameCaption</CustNameCaption>
-    <CustPhoneNoCaption>CustPhoneNoCaption</CustPhoneNoCaption>
-    <Description_Item>Description_Item</Description_Item>
-    <GlobalDim1Filter_Item>GlobalDim1Filter_Item</GlobalDim1Filter_Item>
-    <GlobalDim2Filter_Item>GlobalDim2Filter_Item</GlobalDim2Filter_Item>
-    <InvSalesBackOrdersCaption>InvSalesBackOrdersCaption</InvSalesBackOrdersCaption>
-    <ItemFilter>ItemFilter</ItemFilter>
-    <ItemFilterTxt>ItemFilterTxt</ItemFilterTxt>
-    <ItemTableCaptItemFilter>ItemTableCaptItemFilter</ItemTableCaptItemFilter>
-    <LocationFilter_Item>LocationFilter_Item</LocationFilter_Item>
-    <No_Item>No_Item</No_Item>
-    <OtherBackOrdersCaption>OtherBackOrdersCaption</OtherBackOrdersCaption>
-    <SalesLineFilter>SalesLineFilter</SalesLineFilter>
-    <SalesLineFilterTxt>SalesLineFilterTxt</SalesLineFilterTxt>
-    <SalesLineShipDateCaption>SalesLineShipDateCaption</SalesLineShipDateCaption>
-    <StrSubStNoSalesLineFltr>StrSubStNoSalesLineFltr</StrSubStNoSalesLineFltr>
-    <VariantFilter_Item>VariantFilter_Item</VariantFilter_Item>
-    <Sales_Line>
-      <CustName_SalesLine>CustName_SalesLine</CustName_SalesLine>
-      <CustPhoneNo_SalesLine>CustPhoneNo_SalesLine</CustPhoneNo_SalesLine>
-      <DocumentNo_SalesLine>DocumentNo_SalesLine</DocumentNo_SalesLine>
-      <OtherBackOrders_SalesLine>OtherBackOrders_SalesLine</OtherBackOrders_SalesLine>
-      <OutstandingQty_SalesLine>OutstandingQty_SalesLine</OutstandingQty_SalesLine>
-      <Quantity_SalesLine>Quantity_SalesLine</Quantity_SalesLine>
-      <ShipmentDate_SalesLine>ShipmentDate_SalesLine</ShipmentDate_SalesLine>
-    </Sales_Line>
-    <SubTotals>
-      <SubTotals_Outstanding_Qty>SubTotals_Outstanding_Qty</SubTotals_Outstanding_Qty>
-    </SubTotals>
-  </Item>
-</NavWordReportXmlPart>
+<file path=customXml/item2.xml>��< ? x m l   v e r s i o n = " 1 . 0 "   e n c o d i n g = " u t f - 1 6 " ? > + 
+ < N a v W o r d R e p o r t X m l P a r t   x m l n s = " u r n : m i c r o s o f t - d y n a m i c s - n a v / r e p o r t s / I n v e n t o r y _ S a l e s _ B a c k _ O r d e r s / 7 1 8 / " > + 
+     < B C R e p o r t I n f o r m a t i o n > + 
+         < R e p o r t M e t a d a t a > + 
+             < E x t e n s i o n I d > E x t e n s i o n   I D < / E x t e n s i o n I d > + 
+             < E x t e n s i o n N a m e > E x t e n s i o n   N a m e < / E x t e n s i o n N a m e > + 
+             < E x t e n s i o n P u b l i s h e r > E x t e n s i o n   P u b l i s h e r < / E x t e n s i o n P u b l i s h e r > + 
+             < E x t e n s i o n V e r s i o n > E x t e n s i o n   V e r s i o n < / E x t e n s i o n V e r s i o n > + 
+             < R e p o r t I d > R e p o r t   I D < / R e p o r t I d > + 
+             < R e p o r t N a m e > R e p o r t   N a m e < / R e p o r t N a m e > + 
+             < A b o u t T h i s R e p o r t T i t l e > A b o u t   T h i s   R e p o r t   T i t l e < / A b o u t T h i s R e p o r t T i t l e > + 
+             < A b o u t T h i s R e p o r t T e x t > A b o u t   T h i s   R e p o r t   T e x t < / A b o u t T h i s R e p o r t T e x t > + 
+             < R e p o r t H e l p L i n k > R e p o r t   H e l p   L i n k < / R e p o r t H e l p L i n k > + 
+         < / R e p o r t M e t a d a t a > + 
+         < R e p o r t R e q u e s t > + 
+             < T e n a n t E n t r a I d > T e n a n t   E n t r a   I d < / T e n a n t E n t r a I d > + 
+             < E n v i r o n m e n t N a m e > E n v i r o n m e n t   N a m e < / E n v i r o n m e n t N a m e > + 
+             < E n v i r o n m e n t T y p e > E n v i r o n m e n t   T y p e < / E n v i r o n m e n t T y p e > + 
+             < C o m p a n y N a m e > C o m p a n y   N a m e < / C o m p a n y N a m e > + 
+             < C o m p a n y D i s p l a y N a m e > C o m p a n y   D i s p l a y   N a m e < / C o m p a n y D i s p l a y N a m e > + 
+             < C o m p a n y I d > C o m p a n y   I D < / C o m p a n y I d > + 
+             < U s e r N a m e > U s e r   N a m e < / U s e r N a m e > + 
+             < D a t e A n d T i m e > D a t e   a n d   T i m e < / D a t e A n d T i m e > + 
+             < L a n g u a g e > L a n g u a g e < / L a n g u a g e > + 
+             < F o r m a t R e g i o n > F o r m a t   R e g i o n < / F o r m a t R e g i o n > + 
+             < D a t e T i m e V a l u e s > + 
+                 < Y e a r > Y e a r < / Y e a r > + 
+                 < M o n t h N u m b e r > M o n t h   N u m b e r < / M o n t h N u m b e r > + 
+                 < D a y N u m b e r > D a y   N u m b e r < / D a y N u m b e r > + 
+                 < H o u r > H o u r < / H o u r > + 
+                 < M i n u t e > M i n u t e < / M i n u t e > + 
+             < / D a t e T i m e V a l u e s > + 
+         < / R e p o r t R e q u e s t > + 
+         < C o m p a n y M e t a d a t a > + 
+             < C o m p a n y N a m e > C o m p a n y   N a m e < / C o m p a n y N a m e > + 
+             < C o m p a n y D i s p l a y N a m e > C o m p a n y   D i s p l a y   N a m e < / C o m p a n y D i s p l a y N a m e > + 
+             < C o m p a n y A d d r e s s L i n e s > + 
+                 < C o m p a n y A d d r e s s L i n e > C o m p a n y   A d d r e s s   L i n e   1 < / C o m p a n y A d d r e s s L i n e > + 
+                 < C o m p a n y A d d r e s s L i n e > C o m p a n y   A d d r e s s   L i n e   2 < / C o m p a n y A d d r e s s L i n e > + 
+                 < C o m p a n y A d d r e s s L i n e > C o m p a n y   A d d r e s s   L i n e   3 < / C o m p a n y A d d r e s s L i n e > + 
+                 < C o m p a n y A d d r e s s L i n e > C o m p a n y   A d d r e s s   L i n e   4 < / C o m p a n y A d d r e s s L i n e > + 
+                 < C o m p a n y A d d r e s s L i n e > C o m p a n y   A d d r e s s   L i n e   5 < / C o m p a n y A d d r e s s L i n e > + 
+                 < C o m p a n y A d d r e s s L i n e > C o m p a n y   A d d r e s s   L i n e   6 < / C o m p a n y A d d r e s s L i n e > + 
+                 < C o m p a n y A d d r e s s L i n e > C o m p a n y   A d d r e s s   L i n e   7 < / C o m p a n y A d d r e s s L i n e > + 
+                 < C o m p a n y A d d r e s s L i n e > C o m p a n y   A d d r e s s   L i n e   8 < / C o m p a n y A d d r e s s L i n e > + 
+             < / C o m p a n y A d d r e s s L i n e s > + 
+             < C o m p a n y P h o n e > C o m p a n y   P h o n e < / C o m p a n y P h o n e > + 
+             < C o m p a n y P h o n e C a p t i o n > C o m p a n y   P h o n e   C a p t i o n < / C o m p a n y P h o n e C a p t i o n > + 
+             < C o m p a n y F a x N o > C o m p a n y   F a x   N o . < / C o m p a n y F a x N o > + 
+             < C o m p a n y F a x N o C a p t i o n > C o m p a n y   F a x   N o .   C a p t i o n < / C o m p a n y F a x N o C a p t i o n > + 
+             < C o m p a n y E m a i l > C o m p a n y   E m a i l < / C o m p a n y E m a i l > + 
+             < C o m p a n y E m a i l C a p t i o n > C o m p a n y   E m a i l   C a p t i o n < / C o m p a n y E m a i l C a p t i o n > + 
+             < C o m p a n y H o m e P a g e > C o m p a n y   H o m e   P a g e < / C o m p a n y H o m e P a g e > + 
+             < C o m p a n y H o m e P a g e C a p t i o n > C o m p a n y   H o m e   P a g e   C a p t i o n < / C o m p a n y H o m e P a g e C a p t i o n > + 
+             < C o m p a n y L o g o > C o m p a n y   L o g o < / C o m p a n y L o g o > + 
+             < C o m p a n y V A T R e g i s t r a t i o n N o > C o m p a n y   V A T   R e g i s t r a t i o n   N o . < / C o m p a n y V A T R e g i s t r a t i o n N o > + 
+             < C o m p a n y V A T R e g i s t r a t i o n N o C a p t i o n > C o m p a n y   V A T   R e g i s t r a t i o n   N o .   C a p t i o n < / C o m p a n y V A T R e g i s t r a t i o n N o C a p t i o n > + 
+             < C o m p a n y R e g i s t r a t i o n N o > C o m p a n y   R e g i s t r a t i o n   N o . < / C o m p a n y R e g i s t r a t i o n N o > + 
+             < C o m p a n y R e g i s t r a t i o n N o C a p t i o n > C o m p a n y   R e g i s t r a t i o n   N o .   C a p t i o n < / C o m p a n y R e g i s t r a t i o n N o C a p t i o n > + 
+             < C o m p a n y B a n k N a m e > C o m p a n y   B a n k   N a m e < / C o m p a n y B a n k N a m e > + 
+             < C o m p a n y B a n k N a m e C a p t i o n > C o m p a n y   B a n k   N a m e   C a p t i o n < / C o m p a n y B a n k N a m e C a p t i o n > + 
+             < C o m p a n y B a n k A c c o u n t N o > C o m p a n y   B a n k   A c c o u n t   N o . < / C o m p a n y B a n k A c c o u n t N o > + 
+             < C o m p a n y B a n k A c c o u n t N o C a p t i o n > C o m p a n y   B a n k   A c c o u n t   N o .   C a p t i o n < / C o m p a n y B a n k A c c o u n t N o C a p t i o n > + 
+             < C o m p a n y B a n k B r a n c h N o > C o m p a n y   B a n k   B r a n c h   N o . < / C o m p a n y B a n k B r a n c h N o > + 
+             < C o m p a n y B a n k B r a n c h N o C a p t i o n > C o m p a n y   B a n k   B r a n c h   N o .   C a p t i o n < / C o m p a n y B a n k B r a n c h N o C a p t i o n > + 
+             < C o m p a n y I B A N > C o m p a n y   I B A N < / C o m p a n y I B A N > + 
+             < C o m p a n y I B A N C a p t i o n > C o m p a n y   I B A N   C a p t i o n < / C o m p a n y I B A N C a p t i o n > + 
+             < C o m p a n y B a n k S W I F T > C o m p a n y   B a n k   S W I F T < / C o m p a n y B a n k S W I F T > + 
+             < C o m p a n y B a n k S W I F T C a p t i o n > C o m p a n y   B a n k   S W I F T   C a p t i o n < / C o m p a n y B a n k S W I F T C a p t i o n > + 
+             < C o m p a n y G i r o N o > C o m p a n y   G i r o   N o . < / C o m p a n y G i r o N o > + 
+             < C o m p a n y G i r o N o C a p t i o n > C o m p a n y   G i r o   N o .   C a p t i o n < / C o m p a n y G i r o N o C a p t i o n > + 
+         < / C o m p a n y M e t a d a t a > + 
+     < / B C R e p o r t I n f o r m a t i o n > + 
+     < L a b e l s > + 
+         < A b o u t T h e R e p o r t L a b e l > A b o u t T h e R e p o r t L a b e l < / A b o u t T h e R e p o r t L a b e l > + 
+         < C o m p a n y L a b e l > C o m p a n y L a b e l < / C o m p a n y L a b e l > + 
+         < C u s t N a m e _ S a l e s L i n e C a p t i o n > C u s t N a m e _ S a l e s L i n e C a p t i o n < / C u s t N a m e _ S a l e s L i n e C a p t i o n > + 
+         < C u s t P h o n e N o _ S a l e s L i n e C a p t i o n > C u s t P h o n e N o _ S a l e s L i n e C a p t i o n < / C u s t P h o n e N o _ S a l e s L i n e C a p t i o n > + 
+         < D a t a R e t r i e v e d > D a t a R e t r i e v e d < / D a t a R e t r i e v e d > + 
+         < D e s c r i p t i o n _ I t e m C a p t i o n > D e s c r i p t i o n _ I t e m C a p t i o n < / D e s c r i p t i o n _ I t e m C a p t i o n > + 
+         < D o c u m e n t a t i o n L a b e l > D o c u m e n t a t i o n L a b e l < / D o c u m e n t a t i o n L a b e l > + 
+         < D o c u m e n t N o _ S a l e s L i n e C a p t i o n > D o c u m e n t N o _ S a l e s L i n e C a p t i o n < / D o c u m e n t N o _ S a l e s L i n e C a p t i o n > + 
+         < E n v i r o n m e n t L a b e l > E n v i r o n m e n t L a b e l < / E n v i r o n m e n t L a b e l > + 
+         < I n v e n t o r y S a l e s B a c k O r d e r s > I n v e n t o r y S a l e s B a c k O r d e r s < / I n v e n t o r y S a l e s B a c k O r d e r s > + 
+         < I n v e n t o r y S a l e s B a c k O r d e r s P r i n t > I n v e n t o r y S a l e s B a c k O r d e r s P r i n t < / I n v e n t o r y S a l e s B a c k O r d e r s P r i n t > + 
+         < I n v S a l e s B a c k O r d e r s A n a l y s i s > I n v S a l e s B a c k O r d e r s A n a l y s i s < / I n v S a l e s B a c k O r d e r s A n a l y s i s > + 
+         < I t e m N o C a p t i o n L b l > I t e m N o C a p t i o n L b l < / I t e m N o C a p t i o n L b l > + 
+         < N o _ I t e m C a p t i o n > N o _ I t e m C a p t i o n < / N o _ I t e m C a p t i o n > + 
+         < O t h e r B a c k O r d e r s L a b e l > O t h e r B a c k O r d e r s L a b e l < / O t h e r B a c k O r d e r s L a b e l > + 
+         < O u t s t a n d i n g Q t y _ S a l e s L i n e C a p t i o n > O u t s t a n d i n g Q t y _ S a l e s L i n e C a p t i o n < / O u t s t a n d i n g Q t y _ S a l e s L i n e C a p t i o n > + 
+         < Q u a n t i t y _ S a l e s L i n e C a p t i o n > Q u a n t i t y _ S a l e s L i n e C a p t i o n < / Q u a n t i t y _ S a l e s L i n e C a p t i o n > + 
+         < R e p o r t N a m e L a b e l > R e p o r t N a m e L a b e l < / R e p o r t N a m e L a b e l > + 
+         < R u n O n L a b e l > R u n O n L a b e l < / R u n O n L a b e l > + 
+         < S h i p m e n t D a t e L a b e l > S h i p m e n t D a t e L a b e l < / S h i p m e n t D a t e L a b e l > + 
+         < U s e r L a b e l > U s e r L a b e l < / U s e r L a b e l > + 
+     < / L a b e l s > + 
+     < I t e m > + 
+         < B i n F i l t e r _ I t e m > B i n F i l t e r _ I t e m < / B i n F i l t e r _ I t e m > + 
+         < C o m p a n y N a m e > C o m p a n y N a m e < / C o m p a n y N a m e > + 
+         < C u r r R e p o r t P a g e N o C a p t i o n > C u r r R e p o r t P a g e N o C a p t i o n < / C u r r R e p o r t P a g e N o C a p t i o n > + 
+         < C u s t N a m e C a p t i o n > C u s t N a m e C a p t i o n < / C u s t N a m e C a p t i o n > + 
+         < C u s t P h o n e N o C a p t i o n > C u s t P h o n e N o C a p t i o n < / C u s t P h o n e N o C a p t i o n > + 
+         < D e s c r i p t i o n _ I t e m > D e s c r i p t i o n _ I t e m < / D e s c r i p t i o n _ I t e m > + 
+         < G l o b a l D i m 1 F i l t e r _ I t e m > G l o b a l D i m 1 F i l t e r _ I t e m < / G l o b a l D i m 1 F i l t e r _ I t e m > + 
+         < G l o b a l D i m 2 F i l t e r _ I t e m > G l o b a l D i m 2 F i l t e r _ I t e m < / G l o b a l D i m 2 F i l t e r _ I t e m > + 
+         < I n v S a l e s B a c k O r d e r s C a p t i o n > I n v S a l e s B a c k O r d e r s C a p t i o n < / I n v S a l e s B a c k O r d e r s C a p t i o n > + 
+         < I t e m F i l t e r > I t e m F i l t e r < / I t e m F i l t e r > + 
+         < I t e m F i l t e r T x t > I t e m F i l t e r T x t < / I t e m F i l t e r T x t > + 
+         < I t e m T a b l e C a p t I t e m F i l t e r > I t e m T a b l e C a p t I t e m F i l t e r < / I t e m T a b l e C a p t I t e m F i l t e r > + 
+         < L o c a t i o n F i l t e r _ I t e m > L o c a t i o n F i l t e r _ I t e m < / L o c a t i o n F i l t e r _ I t e m > + 
+         < N o _ I t e m > N o _ I t e m < / N o _ I t e m > + 
+         < O t h e r B a c k O r d e r s C a p t i o n > O t h e r B a c k O r d e r s C a p t i o n < / O t h e r B a c k O r d e r s C a p t i o n > + 
+         < S a l e s L i n e F i l t e r > S a l e s L i n e F i l t e r < / S a l e s L i n e F i l t e r > + 
+         < S a l e s L i n e F i l t e r T x t > S a l e s L i n e F i l t e r T x t < / S a l e s L i n e F i l t e r T x t > + 
+         < S a l e s L i n e S h i p D a t e C a p t i o n > S a l e s L i n e S h i p D a t e C a p t i o n < / S a l e s L i n e S h i p D a t e C a p t i o n > + 
+         < S t r S u b S t N o S a l e s L i n e F l t r > S t r S u b S t N o S a l e s L i n e F l t r < / S t r S u b S t N o S a l e s L i n e F l t r > + 
+         < V a r i a n t F i l t e r _ I t e m > V a r i a n t F i l t e r _ I t e m < / V a r i a n t F i l t e r _ I t e m > + 
+         < S a l e s _ L i n e > + 
+             < C u s t N a m e _ S a l e s L i n e > C u s t N a m e _ S a l e s L i n e < / C u s t N a m e _ S a l e s L i n e > + 
+             < C u s t P h o n e N o _ S a l e s L i n e > C u s t P h o n e N o _ S a l e s L i n e < / C u s t P h o n e N o _ S a l e s L i n e > + 
+             < D o c u m e n t N o _ S a l e s L i n e > D o c u m e n t N o _ S a l e s L i n e < / D o c u m e n t N o _ S a l e s L i n e > + 
+             < O t h e r B a c k O r d e r s _ S a l e s L i n e > O t h e r B a c k O r d e r s _ S a l e s L i n e < / O t h e r B a c k O r d e r s _ S a l e s L i n e > + 
+             < O u t s t a n d i n g Q t y _ S a l e s L i n e > O u t s t a n d i n g Q t y _ S a l e s L i n e < / O u t s t a n d i n g Q t y _ S a l e s L i n e > + 
+             < Q u a n t i t y _ S a l e s L i n e > Q u a n t i t y _ S a l e s L i n e < / Q u a n t i t y _ S a l e s L i n e > + 
+             < S h i p m e n t D a t e _ S a l e s L i n e > S h i p m e n t D a t e _ S a l e s L i n e < / S h i p m e n t D a t e _ S a l e s L i n e > + 
+         < / S a l e s _ L i n e > + 
+         < S u b T o t a l s > + 
+             < S u b T o t a l s _ O u t s t a n d i n g _ Q t y > S u b T o t a l s _ O u t s t a n d i n g _ Q t y < / S u b T o t a l s _ O u t s t a n d i n g _ Q t y > + 
+         < / S u b T o t a l s > + 
+     < / I t e m > + 
+ < / N a v W o r d R e p o r t X m l P a r t > 
+</file>
+
+<file path=customXml/item3.xml>��< ? x m l   v e r s i o n = " 1 . 0 "   e n c o d i n g = " u t f - 1 6 " ? > + 
+ < N a v W o r d R e p o r t X m l P a r t   x m l n s = " u r n : m i c r o s o f t - d y n a m i c s - b u s i n e s s c e n t r a l / i n t e r n a l / e x t e n d e d / r e p o r t s / I n v e n t o r y _ S a l e s _ B a c k _ O r d e r s / 7 1 8 / " > + 
+     < B C R e p o r t I n f o r m a t i o n > + 
+         < R e p o r t M e t a d a t a > + 
+             < E x t e n s i o n I d > E x t e n s i o n   I D < / E x t e n s i o n I d > + 
+             < E x t e n s i o n N a m e > E x t e n s i o n   N a m e < / E x t e n s i o n N a m e > + 
+             < E x t e n s i o n P u b l i s h e r > E x t e n s i o n   P u b l i s h e r < / E x t e n s i o n P u b l i s h e r > + 
+             < E x t e n s i o n V e r s i o n > E x t e n s i o n   V e r s i o n < / E x t e n s i o n V e r s i o n > + 
+             < R e p o r t I d > R e p o r t   I D < / R e p o r t I d > + 
+             < R e p o r t N a m e > R e p o r t   N a m e < / R e p o r t N a m e > + 
+             < A b o u t T h i s R e p o r t T i t l e > A b o u t   T h i s   R e p o r t   T i t l e < / A b o u t T h i s R e p o r t T i t l e > + 
+             < A b o u t T h i s R e p o r t T e x t > A b o u t   T h i s   R e p o r t   T e x t < / A b o u t T h i s R e p o r t T e x t > + 
+             < R e p o r t H e l p L i n k > R e p o r t   H e l p   L i n k < / R e p o r t H e l p L i n k > + 
+         < / R e p o r t M e t a d a t a > + 
+         < R e p o r t R e q u e s t > + 
+             < T e n a n t E n t r a I d > T e n a n t   E n t r a   I d < / T e n a n t E n t r a I d > + 
+             < E n v i r o n m e n t N a m e > E n v i r o n m e n t   N a m e < / E n v i r o n m e n t N a m e > + 
+             < E n v i r o n m e n t T y p e > E n v i r o n m e n t   T y p e < / E n v i r o n m e n t T y p e > + 
+             < C o m p a n y N a m e > C o m p a n y   N a m e < / C o m p a n y N a m e > + 
+             < C o m p a n y D i s p l a y N a m e > C o m p a n y   D i s p l a y   N a m e < / C o m p a n y D i s p l a y N a m e > + 
+             < C o m p a n y I d > C o m p a n y   I D < / C o m p a n y I d > + 
+             < U s e r N a m e > U s e r   N a m e < / U s e r N a m e > + 
+             < D a t e A n d T i m e > D a t e   a n d   T i m e < / D a t e A n d T i m e > + 
+             < L a n g u a g e > L a n g u a g e < / L a n g u a g e > + 
+             < F o r m a t R e g i o n > F o r m a t   R e g i o n < / F o r m a t R e g i o n > + 
+             < D a t e T i m e V a l u e s > + 
+                 < Y e a r > Y e a r < / Y e a r > + 
+                 < M o n t h N u m b e r > M o n t h   N u m b e r < / M o n t h N u m b e r > + 
+                 < D a y N u m b e r > D a y   N u m b e r < / D a y N u m b e r > + 
+                 < H o u r > H o u r < / H o u r > + 
+                 < M i n u t e > M i n u t e < / M i n u t e > + 
+             < / D a t e T i m e V a l u e s > + 
+         < / R e p o r t R e q u e s t > + 
+         < C o m p a n y M e t a d a t a > + 
+             < C o m p a n y N a m e > C o m p a n y   N a m e < / C o m p a n y N a m e > + 
+             < C o m p a n y D i s p l a y N a m e > C o m p a n y   D i s p l a y   N a m e < / C o m p a n y D i s p l a y N a m e > + 
+             < C o m p a n y A d d r e s s L i n e s > + 
+                 < C o m p a n y A d d r e s s L i n e > C o m p a n y   A d d r e s s   L i n e   1 < / C o m p a n y A d d r e s s L i n e > + 
+                 < C o m p a n y A d d r e s s L i n e > C o m p a n y   A d d r e s s   L i n e   2 < / C o m p a n y A d d r e s s L i n e > + 
+                 < C o m p a n y A d d r e s s L i n e > C o m p a n y   A d d r e s s   L i n e   3 < / C o m p a n y A d d r e s s L i n e > + 
+                 < C o m p a n y A d d r e s s L i n e > C o m p a n y   A d d r e s s   L i n e   4 < / C o m p a n y A d d r e s s L i n e > + 
+                 < C o m p a n y A d d r e s s L i n e > C o m p a n y   A d d r e s s   L i n e   5 < / C o m p a n y A d d r e s s L i n e > + 
+                 < C o m p a n y A d d r e s s L i n e > C o m p a n y   A d d r e s s   L i n e   6 < / C o m p a n y A d d r e s s L i n e > + 
+                 < C o m p a n y A d d r e s s L i n e > C o m p a n y   A d d r e s s   L i n e   7 < / C o m p a n y A d d r e s s L i n e > + 
+                 < C o m p a n y A d d r e s s L i n e > C o m p a n y   A d d r e s s   L i n e   8 < / C o m p a n y A d d r e s s L i n e > + 
+             < / C o m p a n y A d d r e s s L i n e s > + 
+             < C o m p a n y P h o n e > C o m p a n y   P h o n e < / C o m p a n y P h o n e > + 
+             < C o m p a n y P h o n e C a p t i o n > C o m p a n y   P h o n e   C a p t i o n < / C o m p a n y P h o n e C a p t i o n > + 
+             < C o m p a n y F a x N o > C o m p a n y   F a x   N o . < / C o m p a n y F a x N o > + 
+             < C o m p a n y F a x N o C a p t i o n > C o m p a n y   F a x   N o .   C a p t i o n < / C o m p a n y F a x N o C a p t i o n > + 
+             < C o m p a n y E m a i l > C o m p a n y   E m a i l < / C o m p a n y E m a i l > + 
+             < C o m p a n y E m a i l C a p t i o n > C o m p a n y   E m a i l   C a p t i o n < / C o m p a n y E m a i l C a p t i o n > + 
+             < C o m p a n y H o m e P a g e > C o m p a n y   H o m e   P a g e < / C o m p a n y H o m e P a g e > + 
+             < C o m p a n y H o m e P a g e C a p t i o n > C o m p a n y   H o m e   P a g e   C a p t i o n < / C o m p a n y H o m e P a g e C a p t i o n > + 
+             < C o m p a n y L o g o > C o m p a n y   L o g o < / C o m p a n y L o g o > + 
+             < C o m p a n y V A T R e g i s t r a t i o n N o > C o m p a n y   V A T   R e g i s t r a t i o n   N o . < / C o m p a n y V A T R e g i s t r a t i o n N o > + 
+             < C o m p a n y V A T R e g i s t r a t i o n N o C a p t i o n > C o m p a n y   V A T   R e g i s t r a t i o n   N o .   C a p t i o n < / C o m p a n y V A T R e g i s t r a t i o n N o C a p t i o n > + 
+             < C o m p a n y R e g i s t r a t i o n N o > C o m p a n y   R e g i s t r a t i o n   N o . < / C o m p a n y R e g i s t r a t i o n N o > + 
+             < C o m p a n y R e g i s t r a t i o n N o C a p t i o n > C o m p a n y   R e g i s t r a t i o n   N o .   C a p t i o n < / C o m p a n y R e g i s t r a t i o n N o C a p t i o n > + 
+             < C o m p a n y B a n k N a m e > C o m p a n y   B a n k   N a m e < / C o m p a n y B a n k N a m e > + 
+             < C o m p a n y B a n k N a m e C a p t i o n > C o m p a n y   B a n k   N a m e   C a p t i o n < / C o m p a n y B a n k N a m e C a p t i o n > + 
+             < C o m p a n y B a n k A c c o u n t N o > C o m p a n y   B a n k   A c c o u n t   N o . < / C o m p a n y B a n k A c c o u n t N o > + 
+             < C o m p a n y B a n k A c c o u n t N o C a p t i o n > C o m p a n y   B a n k   A c c o u n t   N o .   C a p t i o n < / C o m p a n y B a n k A c c o u n t N o C a p t i o n > + 
+             < C o m p a n y B a n k B r a n c h N o > C o m p a n y   B a n k   B r a n c h   N o . < / C o m p a n y B a n k B r a n c h N o > + 
+             < C o m p a n y B a n k B r a n c h N o C a p t i o n > C o m p a n y   B a n k   B r a n c h   N o .   C a p t i o n < / C o m p a n y B a n k B r a n c h N o C a p t i o n > + 
+             < C o m p a n y I B A N > C o m p a n y   I B A N < / C o m p a n y I B A N > + 
+             < C o m p a n y I B A N C a p t i o n > C o m p a n y   I B A N   C a p t i o n < / C o m p a n y I B A N C a p t i o n > + 
+             < C o m p a n y B a n k S W I F T > C o m p a n y   B a n k   S W I F T < / C o m p a n y B a n k S W I F T > + 
+             < C o m p a n y B a n k S W I F T C a p t i o n > C o m p a n y   B a n k   S W I F T   C a p t i o n < / C o m p a n y B a n k S W I F T C a p t i o n > + 
+             < C o m p a n y G i r o N o > C o m p a n y   G i r o   N o . < / C o m p a n y G i r o N o > + 
+             < C o m p a n y G i r o N o C a p t i o n > C o m p a n y   G i r o   N o .   C a p t i o n < / C o m p a n y G i r o N o C a p t i o n > + 
+         < / C o m p a n y M e t a d a t a > + 
+     < / B C R e p o r t I n f o r m a t i o n > + 
+     < L a b e l s > + 
+         < A b o u t T h e R e p o r t L a b e l   E l e m e n t T y p e = " P a r a m e t e r "   E l e m e n t I d = " 1 6 7 7 9 2 0 0 1 "   D a t a T y p e = " S t r i n g " > A b o u t T h e R e p o r t L a b e l < / A b o u t T h e R e p o r t L a b e l > + 
+         < C o m p a n y L a b e l   E l e m e n t T y p e = " P a r a m e t e r "   E l e m e n t I d = " 3 4 6 7 6 0 3 4 8 "   D a t a T y p e = " S t r i n g " > C o m p a n y L a b e l < / C o m p a n y L a b e l > + 
+         < C u s t N a m e _ S a l e s L i n e C a p t i o n   E l e m e n t T y p e = " P a r a m e t e r "   E l e m e n t I d = " 1 2 6 7 5 4 9 7 2 6 "   D a t a T y p e = " S t r i n g " > C u s t N a m e _ S a l e s L i n e C a p t i o n < / C u s t N a m e _ S a l e s L i n e C a p t i o n > + 
+         < C u s t P h o n e N o _ S a l e s L i n e C a p t i o n   E l e m e n t T y p e = " P a r a m e t e r "   E l e m e n t I d = " 1 8 5 4 1 9 5 9 5 2 "   D a t a T y p e = " S t r i n g " > C u s t P h o n e N o _ S a l e s L i n e C a p t i o n < / C u s t P h o n e N o _ S a l e s L i n e C a p t i o n > + 
+         < D a t a R e t r i e v e d   E l e m e n t T y p e = " P a r a m e t e r "   E l e m e n t I d = " 2 9 1 9 1 1 8 0 7 "   D a t a T y p e = " S t r i n g " > D a t a R e t r i e v e d < / D a t a R e t r i e v e d > + 
+         < D e s c r i p t i o n _ I t e m C a p t i o n   E l e m e n t T y p e = " P a r a m e t e r "   E l e m e n t I d = " 1 5 2 9 8 3 2 4 7 3 "   D a t a T y p e = " S t r i n g " > D e s c r i p t i o n _ I t e m C a p t i o n < / D e s c r i p t i o n _ I t e m C a p t i o n > + 
+         < D o c u m e n t a t i o n L a b e l   E l e m e n t T y p e = " P a r a m e t e r "   E l e m e n t I d = " 1 7 3 8 9 2 4 8 1 5 "   D a t a T y p e = " S t r i n g " > D o c u m e n t a t i o n L a b e l < / D o c u m e n t a t i o n L a b e l > + 
+         < D o c u m e n t N o _ S a l e s L i n e C a p t i o n   E l e m e n t T y p e = " P a r a m e t e r "   E l e m e n t I d = " 8 3 9 9 3 2 3 0 "   D a t a T y p e = " S t r i n g " > D o c u m e n t N o _ S a l e s L i n e C a p t i o n < / D o c u m e n t N o _ S a l e s L i n e C a p t i o n > + 
+         < E n v i r o n m e n t L a b e l   E l e m e n t T y p e = " P a r a m e t e r "   E l e m e n t I d = " 8 1 8 8 1 6 5 9 0 "   D a t a T y p e = " S t r i n g " > E n v i r o n m e n t L a b e l < / E n v i r o n m e n t L a b e l > + 
+         < I n v e n t o r y S a l e s B a c k O r d e r s   E l e m e n t T y p e = " P a r a m e t e r "   E l e m e n t I d = " 9 6 6 6 1 5 1 1 3 "   D a t a T y p e = " S t r i n g " > I n v e n t o r y S a l e s B a c k O r d e r s < / I n v e n t o r y S a l e s B a c k O r d e r s > + 
+         < I n v e n t o r y S a l e s B a c k O r d e r s P r i n t   E l e m e n t T y p e = " P a r a m e t e r "   E l e m e n t I d = " 1 3 0 7 3 7 8 1 3 6 "   D a t a T y p e = " S t r i n g " > I n v e n t o r y S a l e s B a c k O r d e r s P r i n t < / I n v e n t o r y S a l e s B a c k O r d e r s P r i n t > + 
+         < I n v S a l e s B a c k O r d e r s A n a l y s i s   E l e m e n t T y p e = " P a r a m e t e r "   E l e m e n t I d = " 1 8 8 6 3 1 7 0 4 8 "   D a t a T y p e = " S t r i n g " > I n v S a l e s B a c k O r d e r s A n a l y s i s < / I n v S a l e s B a c k O r d e r s A n a l y s i s > + 
+         < I t e m N o C a p t i o n L b l   E l e m e n t T y p e = " P a r a m e t e r "   E l e m e n t I d = " 1 5 6 6 4 5 9 0 4 3 "   D a t a T y p e = " S t r i n g " > I t e m N o C a p t i o n L b l < / I t e m N o C a p t i o n L b l > + 
+         < N o _ I t e m C a p t i o n   E l e m e n t T y p e = " P a r a m e t e r "   E l e m e n t I d = " 1 5 4 7 7 6 9 6 5 4 "   D a t a T y p e = " S t r i n g " > N o _ I t e m C a p t i o n < / N o _ I t e m C a p t i o n > + 
+         < O t h e r B a c k O r d e r s L a b e l   E l e m e n t T y p e = " P a r a m e t e r "   E l e m e n t I d = " 1 0 3 5 0 1 8 0 7 3 "   D a t a T y p e = " S t r i n g " > O t h e r B a c k O r d e r s L a b e l < / O t h e r B a c k O r d e r s L a b e l > + 
+         < O u t s t a n d i n g Q t y _ S a l e s L i n e C a p t i o n   E l e m e n t T y p e = " P a r a m e t e r "   E l e m e n t I d = " 2 8 1 5 9 1 0 4 6 "   D a t a T y p e = " S t r i n g " > O u t s t a n d i n g Q t y _ S a l e s L i n e C a p t i o n < / O u t s t a n d i n g Q t y _ S a l e s L i n e C a p t i o n > + 
+         < Q u a n t i t y _ S a l e s L i n e C a p t i o n   E l e m e n t T y p e = " P a r a m e t e r "   E l e m e n t I d = " 1 8 3 2 0 3 6 8 9 5 "   D a t a T y p e = " S t r i n g " > Q u a n t i t y _ S a l e s L i n e C a p t i o n < / Q u a n t i t y _ S a l e s L i n e C a p t i o n > + 
+         < R e p o r t N a m e L a b e l   E l e m e n t T y p e = " P a r a m e t e r "   E l e m e n t I d = " 1 0 2 2 2 9 2 9 8 2 "   D a t a T y p e = " S t r i n g " > R e p o r t N a m e L a b e l < / R e p o r t N a m e L a b e l > + 
+         < R u n O n L a b e l   E l e m e n t T y p e = " P a r a m e t e r "   E l e m e n t I d = " 1 1 1 9 0 3 7 5 9 5 "   D a t a T y p e = " S t r i n g " > R u n O n L a b e l < / R u n O n L a b e l > + 
+         < S h i p m e n t D a t e L a b e l   E l e m e n t T y p e = " P a r a m e t e r "   E l e m e n t I d = " 5 9 6 4 2 0 1 3 7 "   D a t a T y p e = " S t r i n g " > S h i p m e n t D a t e L a b e l < / S h i p m e n t D a t e L a b e l > + 
+         < U s e r L a b e l   E l e m e n t T y p e = " P a r a m e t e r "   E l e m e n t I d = " 8 4 8 8 1 6 7 9 4 "   D a t a T y p e = " S t r i n g " > U s e r L a b e l < / U s e r L a b e l > + 
+     < / L a b e l s > + 
+     < T o o l t i p s > + 
+         < T o o l t i p   c o l u m n = " N o _ I t e m "   E l e m e n t I d = " 1 5 4 7 7 6 9 6 5 4 " > + 
+             < T o o l t i p T e x t   l a n g = " e n - U S " > S p e c i f i e s   t h e   n u m b e r   o f   t h e   i t e m . < / T o o l t i p T e x t > + 
+         < / T o o l t i p > + 
+         < T o o l t i p   c o l u m n = " D e s c r i p t i o n _ I t e m "   E l e m e n t I d = " 1 5 2 9 8 3 2 4 7 3 " > + 
+             < T o o l t i p T e x t   l a n g = " e n - U S " > S p e c i f i e s   a   d e s c r i p t i o n   o f   t h e   i t e m . < / T o o l t i p T e x t > + 
+         < / T o o l t i p > + 
+         < T o o l t i p   c o l u m n = " D o c u m e n t N o _ S a l e s L i n e "   E l e m e n t I d = " 8 3 9 9 3 2 3 0 " > + 
+             < T o o l t i p T e x t   l a n g = " e n - U S " > S p e c i f i e s   t h e   d o c u m e n t   n u m b e r . < / T o o l t i p T e x t > + 
+         < / T o o l t i p > + 
+         < T o o l t i p   c o l u m n = " C u s t N a m e _ S a l e s L i n e "   E l e m e n t I d = " 1 2 6 7 5 4 9 7 2 6 " > + 
+             < T o o l t i p T e x t   l a n g = " e n - U S " > S p e c i f i e s   t h e   c u s t o m e r ' s   n a m e   t h a t   a p p e a r s   o n   a l l   r e l a t e d   d o c u m e n t s .   F o r   c o m p a n i e s ,   s p e c i f y   t h e   c o m p a n y ' s   n a m e   h e r e ,   a n d   t h e n   a d d   t h e   r e l e v a n t   p e o p l e   a s   c o n t a c t s   t h a t   y o u   l i n k   t o   t h i s   c u s t o m e r . < / T o o l t i p T e x t > + 
+         < / T o o l t i p > + 
+         < T o o l t i p   c o l u m n = " C u s t P h o n e N o _ S a l e s L i n e "   E l e m e n t I d = " 1 8 5 4 1 9 5 9 5 2 " > + 
+             < T o o l t i p T e x t   l a n g = " e n - U S " > S p e c i f i e s   t h e   c u s t o m e r ' s   t e l e p h o n e   n u m b e r . < / T o o l t i p T e x t > + 
+         < / T o o l t i p > + 
+         < T o o l t i p   c o l u m n = " Q u a n t i t y _ S a l e s L i n e "   E l e m e n t I d = " 1 8 3 2 0 3 6 8 9 5 " > + 
+             < T o o l t i p T e x t   l a n g = " e n - U S " > S p e c i f i e s   h o w   m a n y   u n i t s   a r e   b e i n g   s o l d . < / T o o l t i p T e x t > + 
+         < / T o o l t i p > + 
+         < T o o l t i p   c o l u m n = " O u t s t a n d i n g Q t y _ S a l e s L i n e "   E l e m e n t I d = " 2 8 1 5 9 1 0 4 6 " > + 
+             < T o o l t i p T e x t   l a n g = " e n - U S " > S p e c i f i e s   h o w   m a n y   u n i t s   o n   t h e   o r d e r   l i n e   h a v e   n o t   y e t   b e e n   s h i p p e d . < / T o o l t i p T e x t > + 
+         < / T o o l t i p > + 
+     < / T o o l t i p s > + 
+     < I t e m   E l e m e n t T y p e = " D a t a I t e m "   E l e m e n t I d = " 1 1 2 8 8 3 0 2 4 8 " > + 
+         < B i n F i l t e r _ I t e m   E l e m e n t T y p e = " C o l u m n "   E l e m e n t I d = " 1 3 0 7 8 3 3 3 3 8 "   D a t a T y p e = " C o d e "   O b s o l e t e S t a t e = " P e n d i n g " > B i n F i l t e r _ I t e m < / B i n F i l t e r _ I t e m > + 
+         < C o m p a n y N a m e   E l e m e n t T y p e = " C o l u m n "   E l e m e n t I d = " 1 5 9 5 4 7 7 3 9 5 "   D a t a T y p e = " S t r i n g "   O b s o l e t e S t a t e = " P e n d i n g " > C o m p a n y N a m e < / C o m p a n y N a m e > + 
+         < C u r r R e p o r t P a g e N o C a p t i o n   E l e m e n t T y p e = " C o l u m n "   E l e m e n t I d = " 2 0 2 2 2 2 5 3 5 1 "   D a t a T y p e = " L a b e l "   O b s o l e t e S t a t e = " P e n d i n g " > C u r r R e p o r t P a g e N o C a p t i o n < / C u r r R e p o r t P a g e N o C a p t i o n > + 
+         < C u s t N a m e C a p t i o n   E l e m e n t T y p e = " C o l u m n "   E l e m e n t I d = " 1 0 7 7 8 2 0 7 4 9 "   D a t a T y p e = " L a b e l "   O b s o l e t e S t a t e = " P e n d i n g " > C u s t N a m e C a p t i o n < / C u s t N a m e C a p t i o n > + 
+         < C u s t P h o n e N o C a p t i o n   E l e m e n t T y p e = " C o l u m n "   E l e m e n t I d = " 1 1 4 4 4 1 7 6 1 7 "   D a t a T y p e = " L a b e l "   O b s o l e t e S t a t e = " P e n d i n g " > C u s t P h o n e N o C a p t i o n < / C u s t P h o n e N o C a p t i o n > + 
+         < D e s c r i p t i o n _ I t e m   E l e m e n t T y p e = " C o l u m n "   E l e m e n t I d = " 1 5 2 9 8 3 2 4 7 3 "   D a t a T y p e = " T e x t " > D e s c r i p t i o n _ I t e m < / D e s c r i p t i o n _ I t e m > + 
+         < G l o b a l D i m 1 F i l t e r _ I t e m   E l e m e n t T y p e = " C o l u m n "   E l e m e n t I d = " 8 2 6 3 5 2 8 3 7 "   D a t a T y p e = " C o d e "   O b s o l e t e S t a t e = " P e n d i n g " > G l o b a l D i m 1 F i l t e r _ I t e m < / G l o b a l D i m 1 F i l t e r _ I t e m > + 
+         < G l o b a l D i m 2 F i l t e r _ I t e m   E l e m e n t T y p e = " C o l u m n "   E l e m e n t I d = " 1 4 9 2 3 7 1 7 5 0 "   D a t a T y p e = " C o d e "   O b s o l e t e S t a t e = " P e n d i n g " > G l o b a l D i m 2 F i l t e r _ I t e m < / G l o b a l D i m 2 F i l t e r _ I t e m > + 
+         < I n v S a l e s B a c k O r d e r s C a p t i o n   E l e m e n t T y p e = " C o l u m n "   E l e m e n t I d = " 3 1 2 9 7 1 3 9 6 "   D a t a T y p e = " L a b e l "   O b s o l e t e S t a t e = " P e n d i n g " > I n v S a l e s B a c k O r d e r s C a p t i o n < / I n v S a l e s B a c k O r d e r s C a p t i o n > + 
+         < I t e m F i l t e r   E l e m e n t T y p e = " C o l u m n "   E l e m e n t I d = " 5 9 3 7 9 7 3 7 6 "   D a t a T y p e = " T e x t " > I t e m F i l t e r < / I t e m F i l t e r > + 
+         < I t e m F i l t e r T x t   E l e m e n t T y p e = " C o l u m n "   E l e m e n t I d = " 9 3 6 1 1 7 4 1 6 "   D a t a T y p e = " T e x t " > I t e m F i l t e r T x t < / I t e m F i l t e r T x t > + 
+         < I t e m T a b l e C a p t I t e m F i l t e r   E l e m e n t T y p e = " C o l u m n "   E l e m e n t I d = " 2 1 6 8 8 1 9 4 1 "   D a t a T y p e = " S t r i n g "   O b s o l e t e S t a t e = " P e n d i n g " > I t e m T a b l e C a p t I t e m F i l t e r < / I t e m T a b l e C a p t I t e m F i l t e r > + 
+         < L o c a t i o n F i l t e r _ I t e m   E l e m e n t T y p e = " C o l u m n "   E l e m e n t I d = " 5 8 9 4 7 3 7 5 8 "   D a t a T y p e = " C o d e "   O b s o l e t e S t a t e = " P e n d i n g " > L o c a t i o n F i l t e r _ I t e m < / L o c a t i o n F i l t e r _ I t e m > + 
+         < N o _ I t e m   E l e m e n t T y p e = " C o l u m n "   E l e m e n t I d = " 1 5 4 7 7 6 9 6 5 4 "   D a t a T y p e = " C o d e " > N o _ I t e m < / N o _ I t e m > + 
+         < O t h e r B a c k O r d e r s C a p t i o n   E l e m e n t T y p e = " C o l u m n "   E l e m e n t I d = " 7 0 2 1 2 3 1 0 5 "   D a t a T y p e = " L a b e l "   O b s o l e t e S t a t e = " P e n d i n g " > O t h e r B a c k O r d e r s C a p t i o n < / O t h e r B a c k O r d e r s C a p t i o n > + 
+         < S a l e s L i n e F i l t e r   E l e m e n t T y p e = " C o l u m n "   E l e m e n t I d = " 1 0 6 5 6 4 1 2 6 7 "   D a t a T y p e = " T e x t " > S a l e s L i n e F i l t e r < / S a l e s L i n e F i l t e r > + 
+         < S a l e s L i n e F i l t e r T x t   E l e m e n t T y p e = " C o l u m n "   E l e m e n t I d = " 1 5 9 2 6 7 6 8 3 5 "   D a t a T y p e = " T e x t " > S a l e s L i n e F i l t e r T x t < / S a l e s L i n e F i l t e r T x t > + 
+         < S a l e s L i n e S h i p D a t e C a p t i o n   E l e m e n t T y p e = " C o l u m n "   E l e m e n t I d = " 1 1 1 6 8 3 5 7 4 9 "   D a t a T y p e = " L a b e l "   O b s o l e t e S t a t e = " P e n d i n g " > S a l e s L i n e S h i p D a t e C a p t i o n < / S a l e s L i n e S h i p D a t e C a p t i o n > + 
+         < S t r S u b S t N o S a l e s L i n e F l t r   E l e m e n t T y p e = " C o l u m n "   E l e m e n t I d = " 3 4 7 0 3 4 9 3 6 "   D a t a T y p e = " S t r i n g "   O b s o l e t e S t a t e = " P e n d i n g " > S t r S u b S t N o S a l e s L i n e F l t r < / S t r S u b S t N o S a l e s L i n e F l t r > + 
+         < V a r i a n t F i l t e r _ I t e m   E l e m e n t T y p e = " C o l u m n "   E l e m e n t I d = " 9 4 9 9 4 3 6 4 8 "   D a t a T y p e = " C o d e "   O b s o l e t e S t a t e = " P e n d i n g " > V a r i a n t F i l t e r _ I t e m < / V a r i a n t F i l t e r _ I t e m > + 
+         < S a l e s _ L i n e   E l e m e n t T y p e = " D a t a I t e m "   E l e m e n t I d = " 1 8 9 4 4 4 2 7 6 4 " > + 
+             < C u s t N a m e _ S a l e s L i n e   E l e m e n t T y p e = " C o l u m n "   E l e m e n t I d = " 1 2 6 7 5 4 9 7 2 6 "   D a t a T y p e = " T e x t " > C u s t N a m e _ S a l e s L i n e < / C u s t N a m e _ S a l e s L i n e > + 
+             < C u s t P h o n e N o _ S a l e s L i n e   E l e m e n t T y p e = " C o l u m n "   E l e m e n t I d = " 1 8 5 4 1 9 5 9 5 2 "   D a t a T y p e = " T e x t " > C u s t P h o n e N o _ S a l e s L i n e < / C u s t P h o n e N o _ S a l e s L i n e > + 
+             < D o c u m e n t N o _ S a l e s L i n e   E l e m e n t T y p e = " C o l u m n "   E l e m e n t I d = " 8 3 9 9 3 2 3 0 "   D a t a T y p e = " C o d e " > D o c u m e n t N o _ S a l e s L i n e < / D o c u m e n t N o _ S a l e s L i n e > + 
+             < O t h e r B a c k O r d e r s _ S a l e s L i n e   E l e m e n t T y p e = " C o l u m n "   E l e m e n t I d = " 7 5 4 7 7 9 1 0 6 "   D a t a T y p e = " T e x t " > O t h e r B a c k O r d e r s _ S a l e s L i n e < / O t h e r B a c k O r d e r s _ S a l e s L i n e > + 
+             < O u t s t a n d i n g Q t y _ S a l e s L i n e   E l e m e n t T y p e = " C o l u m n "   E l e m e n t I d = " 2 8 1 5 9 1 0 4 6 "   D a t a T y p e = " D e c i m a l " > O u t s t a n d i n g Q t y _ S a l e s L i n e < / O u t s t a n d i n g Q t y _ S a l e s L i n e > + 
+             < Q u a n t i t y _ S a l e s L i n e   E l e m e n t T y p e = " C o l u m n "   E l e m e n t I d = " 1 8 3 2 0 3 6 8 9 5 "   D a t a T y p e = " D e c i m a l " > Q u a n t i t y _ S a l e s L i n e < / Q u a n t i t y _ S a l e s L i n e > + 
+             < S h i p m e n t D a t e _ S a l e s L i n e   E l e m e n t T y p e = " C o l u m n "   E l e m e n t I d = " 5 6 0 1 5 8 5 1 2 "   D a t a T y p e = " S t r i n g " > S h i p m e n t D a t e _ S a l e s L i n e < / S h i p m e n t D a t e _ S a l e s L i n e > + 
+         < / S a l e s _ L i n e > + 
+         < S u b T o t a l s   E l e m e n t T y p e = " D a t a I t e m "   E l e m e n t I d = " 3 1 2 0 6 2 4 2 4 " > + 
+             < S u b T o t a l s _ O u t s t a n d i n g _ Q t y   E l e m e n t T y p e = " C o l u m n "   E l e m e n t I d = " 1 7 6 3 6 2 4 7 7 0 "   D a t a T y p e = " D e c i m a l " > S u b T o t a l s _ O u t s t a n d i n g _ Q t y < / S u b T o t a l s _ O u t s t a n d i n g _ Q t y > + 
+         < / S u b T o t a l s > + 
+     < / I t e m > + 
+ < / N a v W o r d R e p o r t X m l P a r t > 
 </file>
 
 <file path=docMetadata/LabelInfo.xml><?xml version="1.0" encoding="utf-8"?>

--- a/src/Layers/W1/BaseApp/Inventory/Reports/InventorySalesBackOrders.docx
+++ b/src/Layers/W1/BaseApp/Inventory/Reports/InventorySalesBackOrders.docx
@@ -3685,6 +3685,8 @@
  
              < R e p o r t N a m e > R e p o r t   N a m e < / R e p o r t N a m e >   
+             < R e p o r t C a p t i o n > R e p o r t   C a p t i o n < / R e p o r t C a p t i o n > + 
              < A b o u t T h i s R e p o r t T i t l e > A b o u t   T h i s   R e p o r t   T i t l e < / A b o u t T h i s R e p o r t T i t l e >   
              < A b o u t T h i s R e p o r t T e x t > A b o u t   T h i s   R e p o r t   T e x t < / A b o u t T h i s R e p o r t T e x t > @@ -3739,21 +3741,21 @@
  
              < C o m p a n y A d d r e s s L i n e s >   
-                 < C o m p a n y A d d r e s s L i n e > C o m p a n y   A d d r e s s   L i n e   1 < / C o m p a n y A d d r e s s L i n e > - 
-                 < C o m p a n y A d d r e s s L i n e > C o m p a n y   A d d r e s s   L i n e   2 < / C o m p a n y A d d r e s s L i n e > - 
-                 < C o m p a n y A d d r e s s L i n e > C o m p a n y   A d d r e s s   L i n e   3 < / C o m p a n y A d d r e s s L i n e > - 
-                 < C o m p a n y A d d r e s s L i n e > C o m p a n y   A d d r e s s   L i n e   4 < / C o m p a n y A d d r e s s L i n e > - 
-                 < C o m p a n y A d d r e s s L i n e > C o m p a n y   A d d r e s s   L i n e   5 < / C o m p a n y A d d r e s s L i n e > - 
-                 < C o m p a n y A d d r e s s L i n e > C o m p a n y   A d d r e s s   L i n e   6 < / C o m p a n y A d d r e s s L i n e > - 
-                 < C o m p a n y A d d r e s s L i n e > C o m p a n y   A d d r e s s   L i n e   7 < / C o m p a n y A d d r e s s L i n e > - 
-                 < C o m p a n y A d d r e s s L i n e > C o m p a n y   A d d r e s s   L i n e   8 < / C o m p a n y A d d r e s s L i n e > +                 < C o m p a n y A d d r e s s L i n e 1 > C o m p a n y   A d d r e s s   L i n e   1 < / C o m p a n y A d d r e s s L i n e 1 > + 
+                 < C o m p a n y A d d r e s s L i n e 2 > C o m p a n y   A d d r e s s   L i n e   2 < / C o m p a n y A d d r e s s L i n e 2 > + 
+                 < C o m p a n y A d d r e s s L i n e 3 > C o m p a n y   A d d r e s s   L i n e   3 < / C o m p a n y A d d r e s s L i n e 3 > + 
+                 < C o m p a n y A d d r e s s L i n e 4 > C o m p a n y   A d d r e s s   L i n e   4 < / C o m p a n y A d d r e s s L i n e 4 > + 
+                 < C o m p a n y A d d r e s s L i n e 5 > C o m p a n y   A d d r e s s   L i n e   5 < / C o m p a n y A d d r e s s L i n e 5 > + 
+                 < C o m p a n y A d d r e s s L i n e 6 > C o m p a n y   A d d r e s s   L i n e   6 < / C o m p a n y A d d r e s s L i n e 6 > + 
+                 < C o m p a n y A d d r e s s L i n e 7 > C o m p a n y   A d d r e s s   L i n e   7 < / C o m p a n y A d d r e s s L i n e 7 > + 
+                 < C o m p a n y A d d r e s s L i n e 8 > C o m p a n y   A d d r e s s   L i n e   8 < / C o m p a n y A d d r e s s L i n e 8 >   
              < / C o m p a n y A d d r e s s L i n e s >   
@@ -3948,6 +3950,8 @@
  
              < R e p o r t N a m e > R e p o r t   N a m e < / R e p o r t N a m e >   
+             < R e p o r t C a p t i o n > R e p o r t   C a p t i o n < / R e p o r t C a p t i o n > + 
              < A b o u t T h i s R e p o r t T i t l e > A b o u t   T h i s   R e p o r t   T i t l e < / A b o u t T h i s R e p o r t T i t l e >   
              < A b o u t T h i s R e p o r t T e x t > A b o u t   T h i s   R e p o r t   T e x t < / A b o u t T h i s R e p o r t T e x t > @@ -4002,21 +4006,21 @@
  
              < C o m p a n y A d d r e s s L i n e s >   
-                 < C o m p a n y A d d r e s s L i n e > C o m p a n y   A d d r e s s   L i n e   1 < / C o m p a n y A d d r e s s L i n e > - 
-                 < C o m p a n y A d d r e s s L i n e > C o m p a n y   A d d r e s s   L i n e   2 < / C o m p a n y A d d r e s s L i n e > - 
-                 < C o m p a n y A d d r e s s L i n e > C o m p a n y   A d d r e s s   L i n e   3 < / C o m p a n y A d d r e s s L i n e > - 
-                 < C o m p a n y A d d r e s s L i n e > C o m p a n y   A d d r e s s   L i n e   4 < / C o m p a n y A d d r e s s L i n e > - 
-                 < C o m p a n y A d d r e s s L i n e > C o m p a n y   A d d r e s s   L i n e   5 < / C o m p a n y A d d r e s s L i n e > - 
-                 < C o m p a n y A d d r e s s L i n e > C o m p a n y   A d d r e s s   L i n e   6 < / C o m p a n y A d d r e s s L i n e > - 
-                 < C o m p a n y A d d r e s s L i n e > C o m p a n y   A d d r e s s   L i n e   7 < / C o m p a n y A d d r e s s L i n e > - 
-                 < C o m p a n y A d d r e s s L i n e > C o m p a n y   A d d r e s s   L i n e   8 < / C o m p a n y A d d r e s s L i n e > +                 < C o m p a n y A d d r e s s L i n e 1 > C o m p a n y   A d d r e s s   L i n e   1 < / C o m p a n y A d d r e s s L i n e 1 > + 
+                 < C o m p a n y A d d r e s s L i n e 2 > C o m p a n y   A d d r e s s   L i n e   2 < / C o m p a n y A d d r e s s L i n e 2 > + 
+                 < C o m p a n y A d d r e s s L i n e 3 > C o m p a n y   A d d r e s s   L i n e   3 < / C o m p a n y A d d r e s s L i n e 3 > + 
+                 < C o m p a n y A d d r e s s L i n e 4 > C o m p a n y   A d d r e s s   L i n e   4 < / C o m p a n y A d d r e s s L i n e 4 > + 
+                 < C o m p a n y A d d r e s s L i n e 5 > C o m p a n y   A d d r e s s   L i n e   5 < / C o m p a n y A d d r e s s L i n e 5 > + 
+                 < C o m p a n y A d d r e s s L i n e 6 > C o m p a n y   A d d r e s s   L i n e   6 < / C o m p a n y A d d r e s s L i n e 6 > + 
+                 < C o m p a n y A d d r e s s L i n e 7 > C o m p a n y   A d d r e s s   L i n e   7 < / C o m p a n y A d d r e s s L i n e 7 > + 
+                 < C o m p a n y A d d r e s s L i n e 8 > C o m p a n y   A d d r e s s   L i n e   8 < / C o m p a n y A d d r e s s L i n e 8 >   
              < / C o m p a n y A d d r e s s L i n e s >   

--- a/src/Layers/W1/BaseApp/Inventory/Reports/InventorySalesBackOrders.docx
+++ b/src/Layers/W1/BaseApp/Inventory/Reports/InventorySalesBackOrders.docx
@@ -638,7 +638,7 @@
                       <w:lang w:eastAsia="zh-CN"/>
                     </w:rPr>
                     <w:alias w:val="#Nav: /Item/No_Item"/>
-                    <w:tag w:val="#Nav: Inventory_Sales_Back_Orders/718"/>
+                    <w:tag w:val="#Nav: FS_YSR_InvSalesBackOrders/50004"/>
                     <w:id w:val="318706843"/>
                     <w:placeholder>
                       <w:docPart w:val="88A5B7E5D5604EE7AF6C3F72922280CE"/>
@@ -689,7 +689,7 @@
                       <w:szCs w:val="16"/>
                     </w:rPr>
                     <w:alias w:val="#Nav: /Item/Description_Item"/>
-                    <w:tag w:val="#Nav: Inventory_Sales_Back_Orders/718"/>
+                    <w:tag w:val="#Nav: FS_YSR_InvSalesBackOrders/50004"/>
                     <w:id w:val="377056017"/>
                     <w:placeholder>
                       <w:docPart w:val="88A5B7E5D5604EE7AF6C3F72922280CE"/>
@@ -900,7 +900,7 @@
                               <w:szCs w:val="16"/>
                             </w:rPr>
                             <w:alias w:val="#Nav: /Item/Sales_Line/DocumentNo_SalesLine"/>
-                            <w:tag w:val="#Nav: Inventory_Sales_Back_Orders/718"/>
+                            <w:tag w:val="#Nav: FS_YSR_InvSalesBackOrders/50004"/>
                             <w:id w:val="1099215258"/>
                             <w:placeholder>
                               <w:docPart w:val="DefaultPlaceholder_-1854013440"/>
@@ -944,7 +944,7 @@
                               <w:szCs w:val="16"/>
                             </w:rPr>
                             <w:alias w:val="#Nav: /Item/Sales_Line/CustName_SalesLine"/>
-                            <w:tag w:val="#Nav: Inventory_Sales_Back_Orders/718"/>
+                            <w:tag w:val="#Nav: FS_YSR_InvSalesBackOrders/50004"/>
                             <w:id w:val="1816984566"/>
                             <w:placeholder>
                               <w:docPart w:val="DefaultPlaceholder_-1854013440"/>
@@ -988,7 +988,7 @@
                               <w:szCs w:val="16"/>
                             </w:rPr>
                             <w:alias w:val="#Nav: /Item/Sales_Line/CustPhoneNo_SalesLine"/>
-                            <w:tag w:val="#Nav: Inventory_Sales_Back_Orders/718"/>
+                            <w:tag w:val="#Nav: FS_YSR_InvSalesBackOrders/50004"/>
                             <w:id w:val="-514079202"/>
                             <w:placeholder>
                               <w:docPart w:val="DefaultPlaceholder_-1854013440"/>
@@ -1032,7 +1032,7 @@
                               <w:szCs w:val="16"/>
                             </w:rPr>
                             <w:alias w:val="#Nav: /Item/Sales_Line/ShipmentDate_SalesLine"/>
-                            <w:tag w:val="#Nav: Inventory_Sales_Back_Orders/718"/>
+                            <w:tag w:val="#Nav: FS_YSR_InvSalesBackOrders/50004"/>
                             <w:id w:val="1292013716"/>
                             <w:placeholder>
                               <w:docPart w:val="DefaultPlaceholder_-1854013440"/>
@@ -1076,7 +1076,7 @@
                               <w:szCs w:val="16"/>
                             </w:rPr>
                             <w:alias w:val="#Nav: /Item/Sales_Line/Quantity_SalesLine"/>
-                            <w:tag w:val="#Nav: Inventory_Sales_Back_Orders/718"/>
+                            <w:tag w:val="#Nav: FS_YSR_InvSalesBackOrders/50004"/>
                             <w:id w:val="1144701656"/>
                             <w:placeholder>
                               <w:docPart w:val="DefaultPlaceholder_-1854013440"/>
@@ -1121,7 +1121,7 @@
                               <w:szCs w:val="16"/>
                             </w:rPr>
                             <w:alias w:val="#Nav: /Item/Sales_Line/OutstandingQty_SalesLine"/>
-                            <w:tag w:val="#Nav: Inventory_Sales_Back_Orders/718"/>
+                            <w:tag w:val="#Nav: FS_YSR_InvSalesBackOrders/50004"/>
                             <w:id w:val="689413737"/>
                             <w:placeholder>
                               <w:docPart w:val="DefaultPlaceholder_-1854013440"/>
@@ -1166,7 +1166,7 @@
                               <w:szCs w:val="16"/>
                             </w:rPr>
                             <w:alias w:val="#Nav: /Item/Sales_Line/OtherBackOrders_SalesLine"/>
-                            <w:tag w:val="#Nav: Inventory_Sales_Back_Orders/718"/>
+                            <w:tag w:val="#Nav: FS_YSR_InvSalesBackOrders/50004"/>
                             <w:id w:val="801589146"/>
                             <w:placeholder>
                               <w:docPart w:val="DefaultPlaceholder_-1854013440"/>
@@ -1240,7 +1240,7 @@
                       <w:szCs w:val="16"/>
                     </w:rPr>
                     <w:alias w:val="#Nav: /Item/Description_Item"/>
-                    <w:tag w:val="#Nav: Inventory_Sales_Back_Orders/718"/>
+                    <w:tag w:val="#Nav: FS_YSR_InvSalesBackOrders/50004"/>
                     <w:id w:val="908651050"/>
                     <w:placeholder>
                       <w:docPart w:val="DefaultPlaceholder_-1854013440"/>
@@ -1327,7 +1327,7 @@
                           <w:szCs w:val="16"/>
                         </w:rPr>
                         <w:alias w:val="#Nav: /Item/SubTotals/SubTotals_Outstanding_Qty"/>
-                        <w:tag w:val="#Nav: Inventory_Sales_Back_Orders/718"/>
+                        <w:tag w:val="#Nav: FS_YSR_InvSalesBackOrders/50004"/>
                         <w:id w:val="401802035"/>
                         <w:placeholder>
                           <w:docPart w:val="6AA74C4A428544AC9D08A31DE7ED2C88"/>
@@ -3665,580 +3665,98 @@
 </a:theme>
 </file>
 
-<file path=customXml/item2.xml>��< ? x m l   v e r s i o n = " 1 . 0 "   e n c o d i n g = " u t f - 1 6 " ? > - 
- < N a v W o r d R e p o r t X m l P a r t   x m l n s = " u r n : m i c r o s o f t - d y n a m i c s - n a v / r e p o r t s / I n v e n t o r y _ S a l e s _ B a c k _ O r d e r s / 7 1 8 / " > - 
-     < B C R e p o r t I n f o r m a t i o n > - 
-         < R e p o r t M e t a d a t a > - 
-             < E x t e n s i o n I d > E x t e n s i o n   I D < / E x t e n s i o n I d > - 
-             < E x t e n s i o n N a m e > E x t e n s i o n   N a m e < / E x t e n s i o n N a m e > - 
-             < E x t e n s i o n P u b l i s h e r > E x t e n s i o n   P u b l i s h e r < / E x t e n s i o n P u b l i s h e r > - 
-             < E x t e n s i o n V e r s i o n > E x t e n s i o n   V e r s i o n < / E x t e n s i o n V e r s i o n > - 
-             < R e p o r t I d > R e p o r t   I D < / R e p o r t I d > - 
-             < R e p o r t N a m e > R e p o r t   N a m e < / R e p o r t N a m e > - 
-             < R e p o r t C a p t i o n > R e p o r t   C a p t i o n < / R e p o r t C a p t i o n > - 
-             < A b o u t T h i s R e p o r t T i t l e > A b o u t   T h i s   R e p o r t   T i t l e < / A b o u t T h i s R e p o r t T i t l e > - 
-             < A b o u t T h i s R e p o r t T e x t > A b o u t   T h i s   R e p o r t   T e x t < / A b o u t T h i s R e p o r t T e x t > - 
-             < R e p o r t H e l p L i n k > R e p o r t   H e l p   L i n k < / R e p o r t H e l p L i n k > - 
-         < / R e p o r t M e t a d a t a > - 
-         < R e p o r t R e q u e s t > - 
-             < T e n a n t E n t r a I d > T e n a n t   E n t r a   I d < / T e n a n t E n t r a I d > - 
-             < E n v i r o n m e n t N a m e > E n v i r o n m e n t   N a m e < / E n v i r o n m e n t N a m e > - 
-             < E n v i r o n m e n t T y p e > E n v i r o n m e n t   T y p e < / E n v i r o n m e n t T y p e > - 
-             < C o m p a n y N a m e > C o m p a n y   N a m e < / C o m p a n y N a m e > - 
-             < C o m p a n y D i s p l a y N a m e > C o m p a n y   D i s p l a y   N a m e < / C o m p a n y D i s p l a y N a m e > - 
-             < C o m p a n y I d > C o m p a n y   I D < / C o m p a n y I d > - 
-             < U s e r N a m e > U s e r   N a m e < / U s e r N a m e > - 
-             < D a t e A n d T i m e > D a t e   a n d   T i m e < / D a t e A n d T i m e > - 
-             < L a n g u a g e > L a n g u a g e < / L a n g u a g e > - 
-             < F o r m a t R e g i o n > F o r m a t   R e g i o n < / F o r m a t R e g i o n > - 
-             < D a t e T i m e V a l u e s > - 
-                 < Y e a r > Y e a r < / Y e a r > - 
-                 < M o n t h N u m b e r > M o n t h   N u m b e r < / M o n t h N u m b e r > - 
-                 < D a y N u m b e r > D a y   N u m b e r < / D a y N u m b e r > - 
-                 < H o u r > H o u r < / H o u r > - 
-                 < M i n u t e > M i n u t e < / M i n u t e > - 
-             < / D a t e T i m e V a l u e s > - 
-         < / R e p o r t R e q u e s t > - 
-         < C o m p a n y M e t a d a t a > - 
-             < C o m p a n y N a m e > C o m p a n y   N a m e < / C o m p a n y N a m e > - 
-             < C o m p a n y D i s p l a y N a m e > C o m p a n y   D i s p l a y   N a m e < / C o m p a n y D i s p l a y N a m e > - 
-             < C o m p a n y A d d r e s s L i n e s > - 
-                 < C o m p a n y A d d r e s s L i n e 1 > C o m p a n y   A d d r e s s   L i n e   1 < / C o m p a n y A d d r e s s L i n e 1 > - 
-                 < C o m p a n y A d d r e s s L i n e 2 > C o m p a n y   A d d r e s s   L i n e   2 < / C o m p a n y A d d r e s s L i n e 2 > - 
-                 < C o m p a n y A d d r e s s L i n e 3 > C o m p a n y   A d d r e s s   L i n e   3 < / C o m p a n y A d d r e s s L i n e 3 > - 
-                 < C o m p a n y A d d r e s s L i n e 4 > C o m p a n y   A d d r e s s   L i n e   4 < / C o m p a n y A d d r e s s L i n e 4 > - 
-                 < C o m p a n y A d d r e s s L i n e 5 > C o m p a n y   A d d r e s s   L i n e   5 < / C o m p a n y A d d r e s s L i n e 5 > - 
-                 < C o m p a n y A d d r e s s L i n e 6 > C o m p a n y   A d d r e s s   L i n e   6 < / C o m p a n y A d d r e s s L i n e 6 > - 
-                 < C o m p a n y A d d r e s s L i n e 7 > C o m p a n y   A d d r e s s   L i n e   7 < / C o m p a n y A d d r e s s L i n e 7 > - 
-                 < C o m p a n y A d d r e s s L i n e 8 > C o m p a n y   A d d r e s s   L i n e   8 < / C o m p a n y A d d r e s s L i n e 8 > - 
-             < / C o m p a n y A d d r e s s L i n e s > - 
-             < C o m p a n y P h o n e > C o m p a n y   P h o n e < / C o m p a n y P h o n e > - 
-             < C o m p a n y P h o n e C a p t i o n > C o m p a n y   P h o n e   C a p t i o n < / C o m p a n y P h o n e C a p t i o n > - 
-             < C o m p a n y F a x N o > C o m p a n y   F a x   N o . < / C o m p a n y F a x N o > - 
-             < C o m p a n y F a x N o C a p t i o n > C o m p a n y   F a x   N o .   C a p t i o n < / C o m p a n y F a x N o C a p t i o n > - 
-             < C o m p a n y E m a i l > C o m p a n y   E m a i l < / C o m p a n y E m a i l > - 
-             < C o m p a n y E m a i l C a p t i o n > C o m p a n y   E m a i l   C a p t i o n < / C o m p a n y E m a i l C a p t i o n > - 
-             < C o m p a n y H o m e P a g e > C o m p a n y   H o m e   P a g e < / C o m p a n y H o m e P a g e > - 
-             < C o m p a n y H o m e P a g e C a p t i o n > C o m p a n y   H o m e   P a g e   C a p t i o n < / C o m p a n y H o m e P a g e C a p t i o n > - 
-             < C o m p a n y L o g o > C o m p a n y   L o g o < / C o m p a n y L o g o > - 
-             < C o m p a n y V A T R e g i s t r a t i o n N o > C o m p a n y   V A T   R e g i s t r a t i o n   N o . < / C o m p a n y V A T R e g i s t r a t i o n N o > - 
-             < C o m p a n y V A T R e g i s t r a t i o n N o C a p t i o n > C o m p a n y   V A T   R e g i s t r a t i o n   N o .   C a p t i o n < / C o m p a n y V A T R e g i s t r a t i o n N o C a p t i o n > - 
-             < C o m p a n y R e g i s t r a t i o n N o > C o m p a n y   R e g i s t r a t i o n   N o . < / C o m p a n y R e g i s t r a t i o n N o > - 
-             < C o m p a n y R e g i s t r a t i o n N o C a p t i o n > C o m p a n y   R e g i s t r a t i o n   N o .   C a p t i o n < / C o m p a n y R e g i s t r a t i o n N o C a p t i o n > - 
-             < C o m p a n y B a n k N a m e > C o m p a n y   B a n k   N a m e < / C o m p a n y B a n k N a m e > - 
-             < C o m p a n y B a n k N a m e C a p t i o n > C o m p a n y   B a n k   N a m e   C a p t i o n < / C o m p a n y B a n k N a m e C a p t i o n > - 
-             < C o m p a n y B a n k A c c o u n t N o > C o m p a n y   B a n k   A c c o u n t   N o . < / C o m p a n y B a n k A c c o u n t N o > - 
-             < C o m p a n y B a n k A c c o u n t N o C a p t i o n > C o m p a n y   B a n k   A c c o u n t   N o .   C a p t i o n < / C o m p a n y B a n k A c c o u n t N o C a p t i o n > - 
-             < C o m p a n y B a n k B r a n c h N o > C o m p a n y   B a n k   B r a n c h   N o . < / C o m p a n y B a n k B r a n c h N o > - 
-             < C o m p a n y B a n k B r a n c h N o C a p t i o n > C o m p a n y   B a n k   B r a n c h   N o .   C a p t i o n < / C o m p a n y B a n k B r a n c h N o C a p t i o n > - 
-             < C o m p a n y I B A N > C o m p a n y   I B A N < / C o m p a n y I B A N > - 
-             < C o m p a n y I B A N C a p t i o n > C o m p a n y   I B A N   C a p t i o n < / C o m p a n y I B A N C a p t i o n > - 
-             < C o m p a n y B a n k S W I F T > C o m p a n y   B a n k   S W I F T < / C o m p a n y B a n k S W I F T > - 
-             < C o m p a n y B a n k S W I F T C a p t i o n > C o m p a n y   B a n k   S W I F T   C a p t i o n < / C o m p a n y B a n k S W I F T C a p t i o n > - 
-             < C o m p a n y G i r o N o > C o m p a n y   G i r o   N o . < / C o m p a n y G i r o N o > - 
-             < C o m p a n y G i r o N o C a p t i o n > C o m p a n y   G i r o   N o .   C a p t i o n < / C o m p a n y G i r o N o C a p t i o n > - 
-         < / C o m p a n y M e t a d a t a > - 
-     < / B C R e p o r t I n f o r m a t i o n > - 
-     < L a b e l s > - 
-         < A b o u t T h e R e p o r t L a b e l > A b o u t T h e R e p o r t L a b e l < / A b o u t T h e R e p o r t L a b e l > - 
-         < C o m p a n y L a b e l > C o m p a n y L a b e l < / C o m p a n y L a b e l > - 
-         < C u s t N a m e _ S a l e s L i n e C a p t i o n > C u s t N a m e _ S a l e s L i n e C a p t i o n < / C u s t N a m e _ S a l e s L i n e C a p t i o n > - 
-         < C u s t P h o n e N o _ S a l e s L i n e C a p t i o n > C u s t P h o n e N o _ S a l e s L i n e C a p t i o n < / C u s t P h o n e N o _ S a l e s L i n e C a p t i o n > - 
-         < D a t a R e t r i e v e d > D a t a R e t r i e v e d < / D a t a R e t r i e v e d > - 
-         < D e s c r i p t i o n _ I t e m C a p t i o n > D e s c r i p t i o n _ I t e m C a p t i o n < / D e s c r i p t i o n _ I t e m C a p t i o n > - 
-         < D o c u m e n t a t i o n L a b e l > D o c u m e n t a t i o n L a b e l < / D o c u m e n t a t i o n L a b e l > - 
-         < D o c u m e n t N o _ S a l e s L i n e C a p t i o n > D o c u m e n t N o _ S a l e s L i n e C a p t i o n < / D o c u m e n t N o _ S a l e s L i n e C a p t i o n > - 
-         < E n v i r o n m e n t L a b e l > E n v i r o n m e n t L a b e l < / E n v i r o n m e n t L a b e l > - 
-         < I n v e n t o r y S a l e s B a c k O r d e r s > I n v e n t o r y S a l e s B a c k O r d e r s < / I n v e n t o r y S a l e s B a c k O r d e r s > - 
-         < I n v e n t o r y S a l e s B a c k O r d e r s P r i n t > I n v e n t o r y S a l e s B a c k O r d e r s P r i n t < / I n v e n t o r y S a l e s B a c k O r d e r s P r i n t > - 
-         < I n v S a l e s B a c k O r d e r s A n a l y s i s > I n v S a l e s B a c k O r d e r s A n a l y s i s < / I n v S a l e s B a c k O r d e r s A n a l y s i s > - 
-         < I t e m N o C a p t i o n L b l > I t e m N o C a p t i o n L b l < / I t e m N o C a p t i o n L b l > - 
-         < N o _ I t e m C a p t i o n > N o _ I t e m C a p t i o n < / N o _ I t e m C a p t i o n > - 
-         < O t h e r B a c k O r d e r s L a b e l > O t h e r B a c k O r d e r s L a b e l < / O t h e r B a c k O r d e r s L a b e l > - 
-         < O u t s t a n d i n g Q t y _ S a l e s L i n e C a p t i o n > O u t s t a n d i n g Q t y _ S a l e s L i n e C a p t i o n < / O u t s t a n d i n g Q t y _ S a l e s L i n e C a p t i o n > - 
-         < Q u a n t i t y _ S a l e s L i n e C a p t i o n > Q u a n t i t y _ S a l e s L i n e C a p t i o n < / Q u a n t i t y _ S a l e s L i n e C a p t i o n > - 
-         < R e p o r t N a m e L a b e l > R e p o r t N a m e L a b e l < / R e p o r t N a m e L a b e l > - 
-         < R u n O n L a b e l > R u n O n L a b e l < / R u n O n L a b e l > - 
-         < S h i p m e n t D a t e L a b e l > S h i p m e n t D a t e L a b e l < / S h i p m e n t D a t e L a b e l > - 
-         < U s e r L a b e l > U s e r L a b e l < / U s e r L a b e l > - 
-     < / L a b e l s > - 
-     < I t e m > - 
-         < B i n F i l t e r _ I t e m > B i n F i l t e r _ I t e m < / B i n F i l t e r _ I t e m > - 
-         < C o m p a n y N a m e > C o m p a n y N a m e < / C o m p a n y N a m e > - 
-         < C u r r R e p o r t P a g e N o C a p t i o n > C u r r R e p o r t P a g e N o C a p t i o n < / C u r r R e p o r t P a g e N o C a p t i o n > - 
-         < C u s t N a m e C a p t i o n > C u s t N a m e C a p t i o n < / C u s t N a m e C a p t i o n > - 
-         < C u s t P h o n e N o C a p t i o n > C u s t P h o n e N o C a p t i o n < / C u s t P h o n e N o C a p t i o n > - 
-         < D e s c r i p t i o n _ I t e m > D e s c r i p t i o n _ I t e m < / D e s c r i p t i o n _ I t e m > - 
-         < G l o b a l D i m 1 F i l t e r _ I t e m > G l o b a l D i m 1 F i l t e r _ I t e m < / G l o b a l D i m 1 F i l t e r _ I t e m > - 
-         < G l o b a l D i m 2 F i l t e r _ I t e m > G l o b a l D i m 2 F i l t e r _ I t e m < / G l o b a l D i m 2 F i l t e r _ I t e m > - 
-         < I n v S a l e s B a c k O r d e r s C a p t i o n > I n v S a l e s B a c k O r d e r s C a p t i o n < / I n v S a l e s B a c k O r d e r s C a p t i o n > - 
-         < I t e m F i l t e r > I t e m F i l t e r < / I t e m F i l t e r > - 
-         < I t e m F i l t e r T x t > I t e m F i l t e r T x t < / I t e m F i l t e r T x t > - 
-         < I t e m T a b l e C a p t I t e m F i l t e r > I t e m T a b l e C a p t I t e m F i l t e r < / I t e m T a b l e C a p t I t e m F i l t e r > - 
-         < L o c a t i o n F i l t e r _ I t e m > L o c a t i o n F i l t e r _ I t e m < / L o c a t i o n F i l t e r _ I t e m > - 
-         < N o _ I t e m > N o _ I t e m < / N o _ I t e m > - 
-         < O t h e r B a c k O r d e r s C a p t i o n > O t h e r B a c k O r d e r s C a p t i o n < / O t h e r B a c k O r d e r s C a p t i o n > - 
-         < S a l e s L i n e F i l t e r > S a l e s L i n e F i l t e r < / S a l e s L i n e F i l t e r > - 
-         < S a l e s L i n e F i l t e r T x t > S a l e s L i n e F i l t e r T x t < / S a l e s L i n e F i l t e r T x t > - 
-         < S a l e s L i n e S h i p D a t e C a p t i o n > S a l e s L i n e S h i p D a t e C a p t i o n < / S a l e s L i n e S h i p D a t e C a p t i o n > - 
-         < S t r S u b S t N o S a l e s L i n e F l t r > S t r S u b S t N o S a l e s L i n e F l t r < / S t r S u b S t N o S a l e s L i n e F l t r > - 
-         < V a r i a n t F i l t e r _ I t e m > V a r i a n t F i l t e r _ I t e m < / V a r i a n t F i l t e r _ I t e m > - 
-         < S a l e s _ L i n e > - 
-             < C u s t N a m e _ S a l e s L i n e > C u s t N a m e _ S a l e s L i n e < / C u s t N a m e _ S a l e s L i n e > - 
-             < C u s t P h o n e N o _ S a l e s L i n e > C u s t P h o n e N o _ S a l e s L i n e < / C u s t P h o n e N o _ S a l e s L i n e > - 
-             < D o c u m e n t N o _ S a l e s L i n e > D o c u m e n t N o _ S a l e s L i n e < / D o c u m e n t N o _ S a l e s L i n e > - 
-             < O t h e r B a c k O r d e r s _ S a l e s L i n e > O t h e r B a c k O r d e r s _ S a l e s L i n e < / O t h e r B a c k O r d e r s _ S a l e s L i n e > - 
-             < O u t s t a n d i n g Q t y _ S a l e s L i n e > O u t s t a n d i n g Q t y _ S a l e s L i n e < / O u t s t a n d i n g Q t y _ S a l e s L i n e > - 
-             < Q u a n t i t y _ S a l e s L i n e > Q u a n t i t y _ S a l e s L i n e < / Q u a n t i t y _ S a l e s L i n e > - 
-             < S h i p m e n t D a t e _ S a l e s L i n e > S h i p m e n t D a t e _ S a l e s L i n e < / S h i p m e n t D a t e _ S a l e s L i n e > - 
-         < / S a l e s _ L i n e > - 
-         < S u b T o t a l s > - 
-             < S u b T o t a l s _ O u t s t a n d i n g _ Q t y > S u b T o t a l s _ O u t s t a n d i n g _ Q t y < / S u b T o t a l s _ O u t s t a n d i n g _ Q t y > - 
-         < / S u b T o t a l s > - 
-     < / I t e m > - 
- < / N a v W o r d R e p o r t X m l P a r t > 
-</file>
-
-<file path=customXml/item3.xml>��< ? x m l   v e r s i o n = " 1 . 0 "   e n c o d i n g = " u t f - 1 6 " ? > - 
- < N a v W o r d R e p o r t X m l P a r t   x m l n s = " u r n : m i c r o s o f t - d y n a m i c s - b u s i n e s s c e n t r a l / i n t e r n a l / e x t e n d e d / r e p o r t s / I n v e n t o r y _ S a l e s _ B a c k _ O r d e r s / 7 1 8 / " > - 
-     < B C R e p o r t I n f o r m a t i o n > - 
-         < R e p o r t M e t a d a t a > - 
-             < E x t e n s i o n I d > E x t e n s i o n   I D < / E x t e n s i o n I d > - 
-             < E x t e n s i o n N a m e > E x t e n s i o n   N a m e < / E x t e n s i o n N a m e > - 
-             < E x t e n s i o n P u b l i s h e r > E x t e n s i o n   P u b l i s h e r < / E x t e n s i o n P u b l i s h e r > - 
-             < E x t e n s i o n V e r s i o n > E x t e n s i o n   V e r s i o n < / E x t e n s i o n V e r s i o n > - 
-             < R e p o r t I d > R e p o r t   I D < / R e p o r t I d > - 
-             < R e p o r t N a m e > R e p o r t   N a m e < / R e p o r t N a m e > - 
-             < R e p o r t C a p t i o n > R e p o r t   C a p t i o n < / R e p o r t C a p t i o n > - 
-             < A b o u t T h i s R e p o r t T i t l e > A b o u t   T h i s   R e p o r t   T i t l e < / A b o u t T h i s R e p o r t T i t l e > - 
-             < A b o u t T h i s R e p o r t T e x t > A b o u t   T h i s   R e p o r t   T e x t < / A b o u t T h i s R e p o r t T e x t > - 
-             < R e p o r t H e l p L i n k > R e p o r t   H e l p   L i n k < / R e p o r t H e l p L i n k > - 
-         < / R e p o r t M e t a d a t a > - 
-         < R e p o r t R e q u e s t > - 
-             < T e n a n t E n t r a I d > T e n a n t   E n t r a   I d < / T e n a n t E n t r a I d > - 
-             < E n v i r o n m e n t N a m e > E n v i r o n m e n t   N a m e < / E n v i r o n m e n t N a m e > - 
-             < E n v i r o n m e n t T y p e > E n v i r o n m e n t   T y p e < / E n v i r o n m e n t T y p e > - 
-             < C o m p a n y N a m e > C o m p a n y   N a m e < / C o m p a n y N a m e > - 
-             < C o m p a n y D i s p l a y N a m e > C o m p a n y   D i s p l a y   N a m e < / C o m p a n y D i s p l a y N a m e > - 
-             < C o m p a n y I d > C o m p a n y   I D < / C o m p a n y I d > - 
-             < U s e r N a m e > U s e r   N a m e < / U s e r N a m e > - 
-             < D a t e A n d T i m e > D a t e   a n d   T i m e < / D a t e A n d T i m e > - 
-             < L a n g u a g e > L a n g u a g e < / L a n g u a g e > - 
-             < F o r m a t R e g i o n > F o r m a t   R e g i o n < / F o r m a t R e g i o n > - 
-             < D a t e T i m e V a l u e s > - 
-                 < Y e a r > Y e a r < / Y e a r > - 
-                 < M o n t h N u m b e r > M o n t h   N u m b e r < / M o n t h N u m b e r > - 
-                 < D a y N u m b e r > D a y   N u m b e r < / D a y N u m b e r > - 
-                 < H o u r > H o u r < / H o u r > - 
-                 < M i n u t e > M i n u t e < / M i n u t e > - 
-             < / D a t e T i m e V a l u e s > - 
-         < / R e p o r t R e q u e s t > - 
-         < C o m p a n y M e t a d a t a > - 
-             < C o m p a n y N a m e > C o m p a n y   N a m e < / C o m p a n y N a m e > - 
-             < C o m p a n y D i s p l a y N a m e > C o m p a n y   D i s p l a y   N a m e < / C o m p a n y D i s p l a y N a m e > - 
-             < C o m p a n y A d d r e s s L i n e s > - 
-                 < C o m p a n y A d d r e s s L i n e 1 > C o m p a n y   A d d r e s s   L i n e   1 < / C o m p a n y A d d r e s s L i n e 1 > - 
-                 < C o m p a n y A d d r e s s L i n e 2 > C o m p a n y   A d d r e s s   L i n e   2 < / C o m p a n y A d d r e s s L i n e 2 > - 
-                 < C o m p a n y A d d r e s s L i n e 3 > C o m p a n y   A d d r e s s   L i n e   3 < / C o m p a n y A d d r e s s L i n e 3 > - 
-                 < C o m p a n y A d d r e s s L i n e 4 > C o m p a n y   A d d r e s s   L i n e   4 < / C o m p a n y A d d r e s s L i n e 4 > - 
-                 < C o m p a n y A d d r e s s L i n e 5 > C o m p a n y   A d d r e s s   L i n e   5 < / C o m p a n y A d d r e s s L i n e 5 > - 
-                 < C o m p a n y A d d r e s s L i n e 6 > C o m p a n y   A d d r e s s   L i n e   6 < / C o m p a n y A d d r e s s L i n e 6 > - 
-                 < C o m p a n y A d d r e s s L i n e 7 > C o m p a n y   A d d r e s s   L i n e   7 < / C o m p a n y A d d r e s s L i n e 7 > - 
-                 < C o m p a n y A d d r e s s L i n e 8 > C o m p a n y   A d d r e s s   L i n e   8 < / C o m p a n y A d d r e s s L i n e 8 > - 
-             < / C o m p a n y A d d r e s s L i n e s > - 
-             < C o m p a n y P h o n e > C o m p a n y   P h o n e < / C o m p a n y P h o n e > - 
-             < C o m p a n y P h o n e C a p t i o n > C o m p a n y   P h o n e   C a p t i o n < / C o m p a n y P h o n e C a p t i o n > - 
-             < C o m p a n y F a x N o > C o m p a n y   F a x   N o . < / C o m p a n y F a x N o > - 
-             < C o m p a n y F a x N o C a p t i o n > C o m p a n y   F a x   N o .   C a p t i o n < / C o m p a n y F a x N o C a p t i o n > - 
-             < C o m p a n y E m a i l > C o m p a n y   E m a i l < / C o m p a n y E m a i l > - 
-             < C o m p a n y E m a i l C a p t i o n > C o m p a n y   E m a i l   C a p t i o n < / C o m p a n y E m a i l C a p t i o n > - 
-             < C o m p a n y H o m e P a g e > C o m p a n y   H o m e   P a g e < / C o m p a n y H o m e P a g e > - 
-             < C o m p a n y H o m e P a g e C a p t i o n > C o m p a n y   H o m e   P a g e   C a p t i o n < / C o m p a n y H o m e P a g e C a p t i o n > - 
-             < C o m p a n y L o g o > C o m p a n y   L o g o < / C o m p a n y L o g o > - 
-             < C o m p a n y V A T R e g i s t r a t i o n N o > C o m p a n y   V A T   R e g i s t r a t i o n   N o . < / C o m p a n y V A T R e g i s t r a t i o n N o > - 
-             < C o m p a n y V A T R e g i s t r a t i o n N o C a p t i o n > C o m p a n y   V A T   R e g i s t r a t i o n   N o .   C a p t i o n < / C o m p a n y V A T R e g i s t r a t i o n N o C a p t i o n > - 
-             < C o m p a n y R e g i s t r a t i o n N o > C o m p a n y   R e g i s t r a t i o n   N o . < / C o m p a n y R e g i s t r a t i o n N o > - 
-             < C o m p a n y R e g i s t r a t i o n N o C a p t i o n > C o m p a n y   R e g i s t r a t i o n   N o .   C a p t i o n < / C o m p a n y R e g i s t r a t i o n N o C a p t i o n > - 
-             < C o m p a n y B a n k N a m e > C o m p a n y   B a n k   N a m e < / C o m p a n y B a n k N a m e > - 
-             < C o m p a n y B a n k N a m e C a p t i o n > C o m p a n y   B a n k   N a m e   C a p t i o n < / C o m p a n y B a n k N a m e C a p t i o n > - 
-             < C o m p a n y B a n k A c c o u n t N o > C o m p a n y   B a n k   A c c o u n t   N o . < / C o m p a n y B a n k A c c o u n t N o > - 
-             < C o m p a n y B a n k A c c o u n t N o C a p t i o n > C o m p a n y   B a n k   A c c o u n t   N o .   C a p t i o n < / C o m p a n y B a n k A c c o u n t N o C a p t i o n > - 
-             < C o m p a n y B a n k B r a n c h N o > C o m p a n y   B a n k   B r a n c h   N o . < / C o m p a n y B a n k B r a n c h N o > - 
-             < C o m p a n y B a n k B r a n c h N o C a p t i o n > C o m p a n y   B a n k   B r a n c h   N o .   C a p t i o n < / C o m p a n y B a n k B r a n c h N o C a p t i o n > - 
-             < C o m p a n y I B A N > C o m p a n y   I B A N < / C o m p a n y I B A N > - 
-             < C o m p a n y I B A N C a p t i o n > C o m p a n y   I B A N   C a p t i o n < / C o m p a n y I B A N C a p t i o n > - 
-             < C o m p a n y B a n k S W I F T > C o m p a n y   B a n k   S W I F T < / C o m p a n y B a n k S W I F T > - 
-             < C o m p a n y B a n k S W I F T C a p t i o n > C o m p a n y   B a n k   S W I F T   C a p t i o n < / C o m p a n y B a n k S W I F T C a p t i o n > - 
-             < C o m p a n y G i r o N o > C o m p a n y   G i r o   N o . < / C o m p a n y G i r o N o > - 
-             < C o m p a n y G i r o N o C a p t i o n > C o m p a n y   G i r o   N o .   C a p t i o n < / C o m p a n y G i r o N o C a p t i o n > - 
-         < / C o m p a n y M e t a d a t a > - 
-     < / B C R e p o r t I n f o r m a t i o n > - 
-     < L a b e l s > - 
-         < A b o u t T h e R e p o r t L a b e l   E l e m e n t T y p e = " P a r a m e t e r "   E l e m e n t I d = " 1 6 7 7 9 2 0 0 1 "   D a t a T y p e = " S t r i n g " > A b o u t T h e R e p o r t L a b e l < / A b o u t T h e R e p o r t L a b e l > - 
-         < C o m p a n y L a b e l   E l e m e n t T y p e = " P a r a m e t e r "   E l e m e n t I d = " 3 4 6 7 6 0 3 4 8 "   D a t a T y p e = " S t r i n g " > C o m p a n y L a b e l < / C o m p a n y L a b e l > - 
-         < C u s t N a m e _ S a l e s L i n e C a p t i o n   E l e m e n t T y p e = " P a r a m e t e r "   E l e m e n t I d = " 1 2 6 7 5 4 9 7 2 6 "   D a t a T y p e = " S t r i n g " > C u s t N a m e _ S a l e s L i n e C a p t i o n < / C u s t N a m e _ S a l e s L i n e C a p t i o n > - 
-         < C u s t P h o n e N o _ S a l e s L i n e C a p t i o n   E l e m e n t T y p e = " P a r a m e t e r "   E l e m e n t I d = " 1 8 5 4 1 9 5 9 5 2 "   D a t a T y p e = " S t r i n g " > C u s t P h o n e N o _ S a l e s L i n e C a p t i o n < / C u s t P h o n e N o _ S a l e s L i n e C a p t i o n > - 
-         < D a t a R e t r i e v e d   E l e m e n t T y p e = " P a r a m e t e r "   E l e m e n t I d = " 2 9 1 9 1 1 8 0 7 "   D a t a T y p e = " S t r i n g " > D a t a R e t r i e v e d < / D a t a R e t r i e v e d > - 
-         < D e s c r i p t i o n _ I t e m C a p t i o n   E l e m e n t T y p e = " P a r a m e t e r "   E l e m e n t I d = " 1 5 2 9 8 3 2 4 7 3 "   D a t a T y p e = " S t r i n g " > D e s c r i p t i o n _ I t e m C a p t i o n < / D e s c r i p t i o n _ I t e m C a p t i o n > - 
-         < D o c u m e n t a t i o n L a b e l   E l e m e n t T y p e = " P a r a m e t e r "   E l e m e n t I d = " 1 7 3 8 9 2 4 8 1 5 "   D a t a T y p e = " S t r i n g " > D o c u m e n t a t i o n L a b e l < / D o c u m e n t a t i o n L a b e l > - 
-         < D o c u m e n t N o _ S a l e s L i n e C a p t i o n   E l e m e n t T y p e = " P a r a m e t e r "   E l e m e n t I d = " 8 3 9 9 3 2 3 0 "   D a t a T y p e = " S t r i n g " > D o c u m e n t N o _ S a l e s L i n e C a p t i o n < / D o c u m e n t N o _ S a l e s L i n e C a p t i o n > - 
-         < E n v i r o n m e n t L a b e l   E l e m e n t T y p e = " P a r a m e t e r "   E l e m e n t I d = " 8 1 8 8 1 6 5 9 0 "   D a t a T y p e = " S t r i n g " > E n v i r o n m e n t L a b e l < / E n v i r o n m e n t L a b e l > - 
-         < I n v e n t o r y S a l e s B a c k O r d e r s   E l e m e n t T y p e = " P a r a m e t e r "   E l e m e n t I d = " 9 6 6 6 1 5 1 1 3 "   D a t a T y p e = " S t r i n g " > I n v e n t o r y S a l e s B a c k O r d e r s < / I n v e n t o r y S a l e s B a c k O r d e r s > - 
-         < I n v e n t o r y S a l e s B a c k O r d e r s P r i n t   E l e m e n t T y p e = " P a r a m e t e r "   E l e m e n t I d = " 1 3 0 7 3 7 8 1 3 6 "   D a t a T y p e = " S t r i n g " > I n v e n t o r y S a l e s B a c k O r d e r s P r i n t < / I n v e n t o r y S a l e s B a c k O r d e r s P r i n t > - 
-         < I n v S a l e s B a c k O r d e r s A n a l y s i s   E l e m e n t T y p e = " P a r a m e t e r "   E l e m e n t I d = " 1 8 8 6 3 1 7 0 4 8 "   D a t a T y p e = " S t r i n g " > I n v S a l e s B a c k O r d e r s A n a l y s i s < / I n v S a l e s B a c k O r d e r s A n a l y s i s > - 
-         < I t e m N o C a p t i o n L b l   E l e m e n t T y p e = " P a r a m e t e r "   E l e m e n t I d = " 1 5 6 6 4 5 9 0 4 3 "   D a t a T y p e = " S t r i n g " > I t e m N o C a p t i o n L b l < / I t e m N o C a p t i o n L b l > - 
-         < N o _ I t e m C a p t i o n   E l e m e n t T y p e = " P a r a m e t e r "   E l e m e n t I d = " 1 5 4 7 7 6 9 6 5 4 "   D a t a T y p e = " S t r i n g " > N o _ I t e m C a p t i o n < / N o _ I t e m C a p t i o n > - 
-         < O t h e r B a c k O r d e r s L a b e l   E l e m e n t T y p e = " P a r a m e t e r "   E l e m e n t I d = " 1 0 3 5 0 1 8 0 7 3 "   D a t a T y p e = " S t r i n g " > O t h e r B a c k O r d e r s L a b e l < / O t h e r B a c k O r d e r s L a b e l > - 
-         < O u t s t a n d i n g Q t y _ S a l e s L i n e C a p t i o n   E l e m e n t T y p e = " P a r a m e t e r "   E l e m e n t I d = " 2 8 1 5 9 1 0 4 6 "   D a t a T y p e = " S t r i n g " > O u t s t a n d i n g Q t y _ S a l e s L i n e C a p t i o n < / O u t s t a n d i n g Q t y _ S a l e s L i n e C a p t i o n > - 
-         < Q u a n t i t y _ S a l e s L i n e C a p t i o n   E l e m e n t T y p e = " P a r a m e t e r "   E l e m e n t I d = " 1 8 3 2 0 3 6 8 9 5 "   D a t a T y p e = " S t r i n g " > Q u a n t i t y _ S a l e s L i n e C a p t i o n < / Q u a n t i t y _ S a l e s L i n e C a p t i o n > - 
-         < R e p o r t N a m e L a b e l   E l e m e n t T y p e = " P a r a m e t e r "   E l e m e n t I d = " 1 0 2 2 2 9 2 9 8 2 "   D a t a T y p e = " S t r i n g " > R e p o r t N a m e L a b e l < / R e p o r t N a m e L a b e l > - 
-         < R u n O n L a b e l   E l e m e n t T y p e = " P a r a m e t e r "   E l e m e n t I d = " 1 1 1 9 0 3 7 5 9 5 "   D a t a T y p e = " S t r i n g " > R u n O n L a b e l < / R u n O n L a b e l > - 
-         < S h i p m e n t D a t e L a b e l   E l e m e n t T y p e = " P a r a m e t e r "   E l e m e n t I d = " 5 9 6 4 2 0 1 3 7 "   D a t a T y p e = " S t r i n g " > S h i p m e n t D a t e L a b e l < / S h i p m e n t D a t e L a b e l > - 
-         < U s e r L a b e l   E l e m e n t T y p e = " P a r a m e t e r "   E l e m e n t I d = " 8 4 8 8 1 6 7 9 4 "   D a t a T y p e = " S t r i n g " > U s e r L a b e l < / U s e r L a b e l > - 
-     < / L a b e l s > - 
-     < T o o l t i p s > - 
-         < T o o l t i p   c o l u m n = " N o _ I t e m "   E l e m e n t I d = " 1 5 4 7 7 6 9 6 5 4 " > - 
-             < T o o l t i p T e x t   l a n g = " e n - U S " > S p e c i f i e s   t h e   n u m b e r   o f   t h e   i t e m . < / T o o l t i p T e x t > - 
-         < / T o o l t i p > - 
-         < T o o l t i p   c o l u m n = " D e s c r i p t i o n _ I t e m "   E l e m e n t I d = " 1 5 2 9 8 3 2 4 7 3 " > - 
-             < T o o l t i p T e x t   l a n g = " e n - U S " > S p e c i f i e s   a   d e s c r i p t i o n   o f   t h e   i t e m . < / T o o l t i p T e x t > - 
-         < / T o o l t i p > - 
-         < T o o l t i p   c o l u m n = " D o c u m e n t N o _ S a l e s L i n e "   E l e m e n t I d = " 8 3 9 9 3 2 3 0 " > - 
-             < T o o l t i p T e x t   l a n g = " e n - U S " > S p e c i f i e s   t h e   d o c u m e n t   n u m b e r . < / T o o l t i p T e x t > - 
-         < / T o o l t i p > - 
-         < T o o l t i p   c o l u m n = " C u s t N a m e _ S a l e s L i n e "   E l e m e n t I d = " 1 2 6 7 5 4 9 7 2 6 " > - 
-             < T o o l t i p T e x t   l a n g = " e n - U S " > S p e c i f i e s   t h e   c u s t o m e r ' s   n a m e   t h a t   a p p e a r s   o n   a l l   r e l a t e d   d o c u m e n t s .   F o r   c o m p a n i e s ,   s p e c i f y   t h e   c o m p a n y ' s   n a m e   h e r e ,   a n d   t h e n   a d d   t h e   r e l e v a n t   p e o p l e   a s   c o n t a c t s   t h a t   y o u   l i n k   t o   t h i s   c u s t o m e r . < / T o o l t i p T e x t > - 
-         < / T o o l t i p > - 
-         < T o o l t i p   c o l u m n = " C u s t P h o n e N o _ S a l e s L i n e "   E l e m e n t I d = " 1 8 5 4 1 9 5 9 5 2 " > - 
-             < T o o l t i p T e x t   l a n g = " e n - U S " > S p e c i f i e s   t h e   c u s t o m e r ' s   t e l e p h o n e   n u m b e r . < / T o o l t i p T e x t > - 
-         < / T o o l t i p > - 
-         < T o o l t i p   c o l u m n = " Q u a n t i t y _ S a l e s L i n e "   E l e m e n t I d = " 1 8 3 2 0 3 6 8 9 5 " > - 
-             < T o o l t i p T e x t   l a n g = " e n - U S " > S p e c i f i e s   h o w   m a n y   u n i t s   a r e   b e i n g   s o l d . < / T o o l t i p T e x t > - 
-         < / T o o l t i p > - 
-         < T o o l t i p   c o l u m n = " O u t s t a n d i n g Q t y _ S a l e s L i n e "   E l e m e n t I d = " 2 8 1 5 9 1 0 4 6 " > - 
-             < T o o l t i p T e x t   l a n g = " e n - U S " > S p e c i f i e s   h o w   m a n y   u n i t s   o n   t h e   o r d e r   l i n e   h a v e   n o t   y e t   b e e n   s h i p p e d . < / T o o l t i p T e x t > - 
-         < / T o o l t i p > - 
-     < / T o o l t i p s > - 
-     < I t e m   E l e m e n t T y p e = " D a t a I t e m "   E l e m e n t I d = " 1 1 2 8 8 3 0 2 4 8 " > - 
-         < B i n F i l t e r _ I t e m   E l e m e n t T y p e = " C o l u m n "   E l e m e n t I d = " 1 3 0 7 8 3 3 3 3 8 "   D a t a T y p e = " C o d e "   O b s o l e t e S t a t e = " P e n d i n g " > B i n F i l t e r _ I t e m < / B i n F i l t e r _ I t e m > - 
-         < C o m p a n y N a m e   E l e m e n t T y p e = " C o l u m n "   E l e m e n t I d = " 1 5 9 5 4 7 7 3 9 5 "   D a t a T y p e = " S t r i n g "   O b s o l e t e S t a t e = " P e n d i n g " > C o m p a n y N a m e < / C o m p a n y N a m e > - 
-         < C u r r R e p o r t P a g e N o C a p t i o n   E l e m e n t T y p e = " C o l u m n "   E l e m e n t I d = " 2 0 2 2 2 2 5 3 5 1 "   D a t a T y p e = " L a b e l "   O b s o l e t e S t a t e = " P e n d i n g " > C u r r R e p o r t P a g e N o C a p t i o n < / C u r r R e p o r t P a g e N o C a p t i o n > - 
-         < C u s t N a m e C a p t i o n   E l e m e n t T y p e = " C o l u m n "   E l e m e n t I d = " 1 0 7 7 8 2 0 7 4 9 "   D a t a T y p e = " L a b e l "   O b s o l e t e S t a t e = " P e n d i n g " > C u s t N a m e C a p t i o n < / C u s t N a m e C a p t i o n > - 
-         < C u s t P h o n e N o C a p t i o n   E l e m e n t T y p e = " C o l u m n "   E l e m e n t I d = " 1 1 4 4 4 1 7 6 1 7 "   D a t a T y p e = " L a b e l "   O b s o l e t e S t a t e = " P e n d i n g " > C u s t P h o n e N o C a p t i o n < / C u s t P h o n e N o C a p t i o n > - 
-         < D e s c r i p t i o n _ I t e m   E l e m e n t T y p e = " C o l u m n "   E l e m e n t I d = " 1 5 2 9 8 3 2 4 7 3 "   D a t a T y p e = " T e x t " > D e s c r i p t i o n _ I t e m < / D e s c r i p t i o n _ I t e m > - 
-         < G l o b a l D i m 1 F i l t e r _ I t e m   E l e m e n t T y p e = " C o l u m n "   E l e m e n t I d = " 8 2 6 3 5 2 8 3 7 "   D a t a T y p e = " C o d e "   O b s o l e t e S t a t e = " P e n d i n g " > G l o b a l D i m 1 F i l t e r _ I t e m < / G l o b a l D i m 1 F i l t e r _ I t e m > - 
-         < G l o b a l D i m 2 F i l t e r _ I t e m   E l e m e n t T y p e = " C o l u m n "   E l e m e n t I d = " 1 4 9 2 3 7 1 7 5 0 "   D a t a T y p e = " C o d e "   O b s o l e t e S t a t e = " P e n d i n g " > G l o b a l D i m 2 F i l t e r _ I t e m < / G l o b a l D i m 2 F i l t e r _ I t e m > - 
-         < I n v S a l e s B a c k O r d e r s C a p t i o n   E l e m e n t T y p e = " C o l u m n "   E l e m e n t I d = " 3 1 2 9 7 1 3 9 6 "   D a t a T y p e = " L a b e l "   O b s o l e t e S t a t e = " P e n d i n g " > I n v S a l e s B a c k O r d e r s C a p t i o n < / I n v S a l e s B a c k O r d e r s C a p t i o n > - 
-         < I t e m F i l t e r   E l e m e n t T y p e = " C o l u m n "   E l e m e n t I d = " 5 9 3 7 9 7 3 7 6 "   D a t a T y p e = " T e x t " > I t e m F i l t e r < / I t e m F i l t e r > - 
-         < I t e m F i l t e r T x t   E l e m e n t T y p e = " C o l u m n "   E l e m e n t I d = " 9 3 6 1 1 7 4 1 6 "   D a t a T y p e = " T e x t " > I t e m F i l t e r T x t < / I t e m F i l t e r T x t > - 
-         < I t e m T a b l e C a p t I t e m F i l t e r   E l e m e n t T y p e = " C o l u m n "   E l e m e n t I d = " 2 1 6 8 8 1 9 4 1 "   D a t a T y p e = " S t r i n g "   O b s o l e t e S t a t e = " P e n d i n g " > I t e m T a b l e C a p t I t e m F i l t e r < / I t e m T a b l e C a p t I t e m F i l t e r > - 
-         < L o c a t i o n F i l t e r _ I t e m   E l e m e n t T y p e = " C o l u m n "   E l e m e n t I d = " 5 8 9 4 7 3 7 5 8 "   D a t a T y p e = " C o d e "   O b s o l e t e S t a t e = " P e n d i n g " > L o c a t i o n F i l t e r _ I t e m < / L o c a t i o n F i l t e r _ I t e m > - 
-         < N o _ I t e m   E l e m e n t T y p e = " C o l u m n "   E l e m e n t I d = " 1 5 4 7 7 6 9 6 5 4 "   D a t a T y p e = " C o d e " > N o _ I t e m < / N o _ I t e m > - 
-         < O t h e r B a c k O r d e r s C a p t i o n   E l e m e n t T y p e = " C o l u m n "   E l e m e n t I d = " 7 0 2 1 2 3 1 0 5 "   D a t a T y p e = " L a b e l "   O b s o l e t e S t a t e = " P e n d i n g " > O t h e r B a c k O r d e r s C a p t i o n < / O t h e r B a c k O r d e r s C a p t i o n > - 
-         < S a l e s L i n e F i l t e r   E l e m e n t T y p e = " C o l u m n "   E l e m e n t I d = " 1 0 6 5 6 4 1 2 6 7 "   D a t a T y p e = " T e x t " > S a l e s L i n e F i l t e r < / S a l e s L i n e F i l t e r > - 
-         < S a l e s L i n e F i l t e r T x t   E l e m e n t T y p e = " C o l u m n "   E l e m e n t I d = " 1 5 9 2 6 7 6 8 3 5 "   D a t a T y p e = " T e x t " > S a l e s L i n e F i l t e r T x t < / S a l e s L i n e F i l t e r T x t > - 
-         < S a l e s L i n e S h i p D a t e C a p t i o n   E l e m e n t T y p e = " C o l u m n "   E l e m e n t I d = " 1 1 1 6 8 3 5 7 4 9 "   D a t a T y p e = " L a b e l "   O b s o l e t e S t a t e = " P e n d i n g " > S a l e s L i n e S h i p D a t e C a p t i o n < / S a l e s L i n e S h i p D a t e C a p t i o n > - 
-         < S t r S u b S t N o S a l e s L i n e F l t r   E l e m e n t T y p e = " C o l u m n "   E l e m e n t I d = " 3 4 7 0 3 4 9 3 6 "   D a t a T y p e = " S t r i n g "   O b s o l e t e S t a t e = " P e n d i n g " > S t r S u b S t N o S a l e s L i n e F l t r < / S t r S u b S t N o S a l e s L i n e F l t r > - 
-         < V a r i a n t F i l t e r _ I t e m   E l e m e n t T y p e = " C o l u m n "   E l e m e n t I d = " 9 4 9 9 4 3 6 4 8 "   D a t a T y p e = " C o d e "   O b s o l e t e S t a t e = " P e n d i n g " > V a r i a n t F i l t e r _ I t e m < / V a r i a n t F i l t e r _ I t e m > - 
-         < S a l e s _ L i n e   E l e m e n t T y p e = " D a t a I t e m "   E l e m e n t I d = " 1 8 9 4 4 4 2 7 6 4 " > - 
-             < C u s t N a m e _ S a l e s L i n e   E l e m e n t T y p e = " C o l u m n "   E l e m e n t I d = " 1 2 6 7 5 4 9 7 2 6 "   D a t a T y p e = " T e x t " > C u s t N a m e _ S a l e s L i n e < / C u s t N a m e _ S a l e s L i n e > - 
-             < C u s t P h o n e N o _ S a l e s L i n e   E l e m e n t T y p e = " C o l u m n "   E l e m e n t I d = " 1 8 5 4 1 9 5 9 5 2 "   D a t a T y p e = " T e x t " > C u s t P h o n e N o _ S a l e s L i n e < / C u s t P h o n e N o _ S a l e s L i n e > - 
-             < D o c u m e n t N o _ S a l e s L i n e   E l e m e n t T y p e = " C o l u m n "   E l e m e n t I d = " 8 3 9 9 3 2 3 0 "   D a t a T y p e = " C o d e " > D o c u m e n t N o _ S a l e s L i n e < / D o c u m e n t N o _ S a l e s L i n e > - 
-             < O t h e r B a c k O r d e r s _ S a l e s L i n e   E l e m e n t T y p e = " C o l u m n "   E l e m e n t I d = " 7 5 4 7 7 9 1 0 6 "   D a t a T y p e = " T e x t " > O t h e r B a c k O r d e r s _ S a l e s L i n e < / O t h e r B a c k O r d e r s _ S a l e s L i n e > - 
-             < O u t s t a n d i n g Q t y _ S a l e s L i n e   E l e m e n t T y p e = " C o l u m n "   E l e m e n t I d = " 2 8 1 5 9 1 0 4 6 "   D a t a T y p e = " D e c i m a l " > O u t s t a n d i n g Q t y _ S a l e s L i n e < / O u t s t a n d i n g Q t y _ S a l e s L i n e > - 
-             < Q u a n t i t y _ S a l e s L i n e   E l e m e n t T y p e = " C o l u m n "   E l e m e n t I d = " 1 8 3 2 0 3 6 8 9 5 "   D a t a T y p e = " D e c i m a l " > Q u a n t i t y _ S a l e s L i n e < / Q u a n t i t y _ S a l e s L i n e > - 
-             < S h i p m e n t D a t e _ S a l e s L i n e   E l e m e n t T y p e = " C o l u m n "   E l e m e n t I d = " 5 6 0 1 5 8 5 1 2 "   D a t a T y p e = " S t r i n g " > S h i p m e n t D a t e _ S a l e s L i n e < / S h i p m e n t D a t e _ S a l e s L i n e > - 
-         < / S a l e s _ L i n e > - 
-         < S u b T o t a l s   E l e m e n t T y p e = " D a t a I t e m "   E l e m e n t I d = " 3 1 2 0 6 2 4 2 4 " > - 
-             < S u b T o t a l s _ O u t s t a n d i n g _ Q t y   E l e m e n t T y p e = " C o l u m n "   E l e m e n t I d = " 1 7 6 3 6 2 4 7 7 0 "   D a t a T y p e = " D e c i m a l " > S u b T o t a l s _ O u t s t a n d i n g _ Q t y < / S u b T o t a l s _ O u t s t a n d i n g _ Q t y > - 
-         < / S u b T o t a l s > - 
-     < / I t e m > - 
- < / N a v W o r d R e p o r t X m l P a r t > 
+<file path=customXml/item2.xml><?xml version="1.0" encoding="utf-8"?>
+<NavWordReportXmlPart xmlns="urn:microsoft-dynamics-nav/reports/Inventory_Sales_Back_Orders/718/">
+  <BCReportInformation>
+    <ReportMetadata>
+      <ExtensionId>Extension ID</ExtensionId>
+      <ExtensionName>Extension Name</ExtensionName>
+      <ExtensionPublisher>Extension Publisher</ExtensionPublisher>
+      <ExtensionVersion>Extension Version</ExtensionVersion>
+      <ReportId>Report ID</ReportId>
+      <ReportName>Report Name</ReportName>
+      <AboutThisReportTitle>About This Report Title</AboutThisReportTitle>
+      <AboutThisReportText>About This Report Text</AboutThisReportText>
+      <ReportHelpLink>Report Help Link</ReportHelpLink>
+    </ReportMetadata>
+    <ReportRequest>
+      <TenantEntraId>Tenant Entra Id</TenantEntraId>
+      <EnvironmentName>Environment Name</EnvironmentName>
+      <EnvironmentType>Environment Type</EnvironmentType>
+      <CompanyName>Company Name</CompanyName>
+      <CompanyDisplayName>Company Display Name</CompanyDisplayName>
+      <CompanyId>Company ID</CompanyId>
+      <UserName>User Name</UserName>
+      <DateAndTime>Date and Time</DateAndTime>
+      <Language>Language</Language>
+      <FormatRegion>Format Region</FormatRegion>
+      <DateTimeValues>
+        <Year>Year</Year>
+        <MonthNumber>Month Number</MonthNumber>
+        <DayNumber>Day Number</DayNumber>
+        <Hour>Hour</Hour>
+        <Minute>Minute</Minute>
+      </DateTimeValues>
+    </ReportRequest>
+  </BCReportInformation>
+  <Labels>
+    <AboutTheReportLabel>AboutTheReportLabel</AboutTheReportLabel>
+    <CompanyLabel>CompanyLabel</CompanyLabel>
+    <CustName_SalesLineCaption>CustName_SalesLineCaption</CustName_SalesLineCaption>
+    <CustPhoneNo_SalesLineCaption>CustPhoneNo_SalesLineCaption</CustPhoneNo_SalesLineCaption>
+    <DataRetrieved>DataRetrieved</DataRetrieved>
+    <Description_ItemCaption>Description_ItemCaption</Description_ItemCaption>
+    <DocumentationLabel>DocumentationLabel</DocumentationLabel>
+    <DocumentNo_SalesLineCaption>DocumentNo_SalesLineCaption</DocumentNo_SalesLineCaption>
+    <EnvironmentLabel>EnvironmentLabel</EnvironmentLabel>
+    <InventorySalesBackOrders>InventorySalesBackOrders</InventorySalesBackOrders>
+    <InventorySalesBackOrdersPrint>InventorySalesBackOrdersPrint</InventorySalesBackOrdersPrint>
+    <InvSalesBackOrdersAnalysis>InvSalesBackOrdersAnalysis</InvSalesBackOrdersAnalysis>
+    <ItemNoCaptionLbl>ItemNoCaptionLbl</ItemNoCaptionLbl>
+    <No_ItemCaption>No_ItemCaption</No_ItemCaption>
+    <OtherBackOrdersLabel>OtherBackOrdersLabel</OtherBackOrdersLabel>
+    <OutstandingQty_SalesLineCaption>OutstandingQty_SalesLineCaption</OutstandingQty_SalesLineCaption>
+    <Quantity_SalesLineCaption>Quantity_SalesLineCaption</Quantity_SalesLineCaption>
+    <ReportNameLabel>ReportNameLabel</ReportNameLabel>
+    <RunOnLabel>RunOnLabel</RunOnLabel>
+    <ShipmentDateLabel>ShipmentDateLabel</ShipmentDateLabel>
+    <UserLabel>UserLabel</UserLabel>
+  </Labels>
+  <Item>
+    <BinFilter_Item>BinFilter_Item</BinFilter_Item>
+    <CompanyName>CompanyName</CompanyName>
+    <CurrReportPageNoCaption>CurrReportPageNoCaption</CurrReportPageNoCaption>
+    <CustNameCaption>CustNameCaption</CustNameCaption>
+    <CustPhoneNoCaption>CustPhoneNoCaption</CustPhoneNoCaption>
+    <Description_Item>Description_Item</Description_Item>
+    <GlobalDim1Filter_Item>GlobalDim1Filter_Item</GlobalDim1Filter_Item>
+    <GlobalDim2Filter_Item>GlobalDim2Filter_Item</GlobalDim2Filter_Item>
+    <InvSalesBackOrdersCaption>InvSalesBackOrdersCaption</InvSalesBackOrdersCaption>
+    <ItemFilter>ItemFilter</ItemFilter>
+    <ItemFilterTxt>ItemFilterTxt</ItemFilterTxt>
+    <ItemTableCaptItemFilter>ItemTableCaptItemFilter</ItemTableCaptItemFilter>
+    <LocationFilter_Item>LocationFilter_Item</LocationFilter_Item>
+    <No_Item>No_Item</No_Item>
+    <OtherBackOrdersCaption>OtherBackOrdersCaption</OtherBackOrdersCaption>
+    <SalesLineFilter>SalesLineFilter</SalesLineFilter>
+    <SalesLineFilterTxt>SalesLineFilterTxt</SalesLineFilterTxt>
+    <SalesLineShipDateCaption>SalesLineShipDateCaption</SalesLineShipDateCaption>
+    <StrSubStNoSalesLineFltr>StrSubStNoSalesLineFltr</StrSubStNoSalesLineFltr>
+    <VariantFilter_Item>VariantFilter_Item</VariantFilter_Item>
+    <Sales_Line>
+      <CustName_SalesLine>CustName_SalesLine</CustName_SalesLine>
+      <CustPhoneNo_SalesLine>CustPhoneNo_SalesLine</CustPhoneNo_SalesLine>
+      <DocumentNo_SalesLine>DocumentNo_SalesLine</DocumentNo_SalesLine>
+      <OtherBackOrders_SalesLine>OtherBackOrders_SalesLine</OtherBackOrders_SalesLine>
+      <OutstandingQty_SalesLine>OutstandingQty_SalesLine</OutstandingQty_SalesLine>
+      <Quantity_SalesLine>Quantity_SalesLine</Quantity_SalesLine>
+      <ShipmentDate_SalesLine>ShipmentDate_SalesLine</ShipmentDate_SalesLine>
+    </Sales_Line>
+    <SubTotals>
+      <SubTotals_Outstanding_Qty>SubTotals_Outstanding_Qty</SubTotals_Outstanding_Qty>
+    </SubTotals>
+  </Item>
+</NavWordReportXmlPart>
 </file>
 
 <file path=docMetadata/LabelInfo.xml><?xml version="1.0" encoding="utf-8"?>

--- a/src/Layers/W1/BaseApp/Inventory/Reports/InventorySalesBackOrders.docx
+++ b/src/Layers/W1/BaseApp/Inventory/Reports/InventorySalesBackOrders.docx
@@ -638,7 +638,7 @@
                       <w:lang w:eastAsia="zh-CN"/>
                     </w:rPr>
                     <w:alias w:val="#Nav: /Item/No_Item"/>
-                    <w:tag w:val="#Nav: FS_YSR_InvSalesBackOrders/50004"/>
+                    <w:tag w:val="#Nav: Inventory_Sales_Back_Orders/718"/>
                     <w:id w:val="318706843"/>
                     <w:placeholder>
                       <w:docPart w:val="88A5B7E5D5604EE7AF6C3F72922280CE"/>
@@ -689,7 +689,7 @@
                       <w:szCs w:val="16"/>
                     </w:rPr>
                     <w:alias w:val="#Nav: /Item/Description_Item"/>
-                    <w:tag w:val="#Nav: FS_YSR_InvSalesBackOrders/50004"/>
+                    <w:tag w:val="#Nav: Inventory_Sales_Back_Orders/718"/>
                     <w:id w:val="377056017"/>
                     <w:placeholder>
                       <w:docPart w:val="88A5B7E5D5604EE7AF6C3F72922280CE"/>
@@ -900,7 +900,7 @@
                               <w:szCs w:val="16"/>
                             </w:rPr>
                             <w:alias w:val="#Nav: /Item/Sales_Line/DocumentNo_SalesLine"/>
-                            <w:tag w:val="#Nav: FS_YSR_InvSalesBackOrders/50004"/>
+                            <w:tag w:val="#Nav: Inventory_Sales_Back_Orders/718"/>
                             <w:id w:val="1099215258"/>
                             <w:placeholder>
                               <w:docPart w:val="DefaultPlaceholder_-1854013440"/>
@@ -944,7 +944,7 @@
                               <w:szCs w:val="16"/>
                             </w:rPr>
                             <w:alias w:val="#Nav: /Item/Sales_Line/CustName_SalesLine"/>
-                            <w:tag w:val="#Nav: FS_YSR_InvSalesBackOrders/50004"/>
+                            <w:tag w:val="#Nav: Inventory_Sales_Back_Orders/718"/>
                             <w:id w:val="1816984566"/>
                             <w:placeholder>
                               <w:docPart w:val="DefaultPlaceholder_-1854013440"/>
@@ -988,7 +988,7 @@
                               <w:szCs w:val="16"/>
                             </w:rPr>
                             <w:alias w:val="#Nav: /Item/Sales_Line/CustPhoneNo_SalesLine"/>
-                            <w:tag w:val="#Nav: FS_YSR_InvSalesBackOrders/50004"/>
+                            <w:tag w:val="#Nav: Inventory_Sales_Back_Orders/718"/>
                             <w:id w:val="-514079202"/>
                             <w:placeholder>
                               <w:docPart w:val="DefaultPlaceholder_-1854013440"/>
@@ -1032,7 +1032,7 @@
                               <w:szCs w:val="16"/>
                             </w:rPr>
                             <w:alias w:val="#Nav: /Item/Sales_Line/ShipmentDate_SalesLine"/>
-                            <w:tag w:val="#Nav: FS_YSR_InvSalesBackOrders/50004"/>
+                            <w:tag w:val="#Nav: Inventory_Sales_Back_Orders/718"/>
                             <w:id w:val="1292013716"/>
                             <w:placeholder>
                               <w:docPart w:val="DefaultPlaceholder_-1854013440"/>
@@ -1076,7 +1076,7 @@
                               <w:szCs w:val="16"/>
                             </w:rPr>
                             <w:alias w:val="#Nav: /Item/Sales_Line/Quantity_SalesLine"/>
-                            <w:tag w:val="#Nav: FS_YSR_InvSalesBackOrders/50004"/>
+                            <w:tag w:val="#Nav: Inventory_Sales_Back_Orders/718"/>
                             <w:id w:val="1144701656"/>
                             <w:placeholder>
                               <w:docPart w:val="DefaultPlaceholder_-1854013440"/>
@@ -1121,7 +1121,7 @@
                               <w:szCs w:val="16"/>
                             </w:rPr>
                             <w:alias w:val="#Nav: /Item/Sales_Line/OutstandingQty_SalesLine"/>
-                            <w:tag w:val="#Nav: FS_YSR_InvSalesBackOrders/50004"/>
+                            <w:tag w:val="#Nav: Inventory_Sales_Back_Orders/718"/>
                             <w:id w:val="689413737"/>
                             <w:placeholder>
                               <w:docPart w:val="DefaultPlaceholder_-1854013440"/>
@@ -1166,7 +1166,7 @@
                               <w:szCs w:val="16"/>
                             </w:rPr>
                             <w:alias w:val="#Nav: /Item/Sales_Line/OtherBackOrders_SalesLine"/>
-                            <w:tag w:val="#Nav: FS_YSR_InvSalesBackOrders/50004"/>
+                            <w:tag w:val="#Nav: Inventory_Sales_Back_Orders/718"/>
                             <w:id w:val="801589146"/>
                             <w:placeholder>
                               <w:docPart w:val="DefaultPlaceholder_-1854013440"/>
@@ -1240,7 +1240,7 @@
                       <w:szCs w:val="16"/>
                     </w:rPr>
                     <w:alias w:val="#Nav: /Item/Description_Item"/>
-                    <w:tag w:val="#Nav: FS_YSR_InvSalesBackOrders/50004"/>
+                    <w:tag w:val="#Nav: Inventory_Sales_Back_Orders/718"/>
                     <w:id w:val="908651050"/>
                     <w:placeholder>
                       <w:docPart w:val="DefaultPlaceholder_-1854013440"/>
@@ -1327,7 +1327,7 @@
                           <w:szCs w:val="16"/>
                         </w:rPr>
                         <w:alias w:val="#Nav: /Item/SubTotals/SubTotals_Outstanding_Qty"/>
-                        <w:tag w:val="#Nav: FS_YSR_InvSalesBackOrders/50004"/>
+                        <w:tag w:val="#Nav: Inventory_Sales_Back_Orders/718"/>
                         <w:id w:val="401802035"/>
                         <w:placeholder>
                           <w:docPart w:val="6AA74C4A428544AC9D08A31DE7ED2C88"/>
@@ -3665,98 +3665,580 @@
 </a:theme>
 </file>
 
-<file path=customXml/item2.xml><?xml version="1.0" encoding="utf-8"?>
-<NavWordReportXmlPart xmlns="urn:microsoft-dynamics-nav/reports/Inventory_Sales_Back_Orders/718/">
-  <BCReportInformation>
-    <ReportMetadata>
-      <ExtensionId>Extension ID</ExtensionId>
-      <ExtensionName>Extension Name</ExtensionName>
-      <ExtensionPublisher>Extension Publisher</ExtensionPublisher>
-      <ExtensionVersion>Extension Version</ExtensionVersion>
-      <ReportId>Report ID</ReportId>
-      <ReportName>Report Name</ReportName>
-      <AboutThisReportTitle>About This Report Title</AboutThisReportTitle>
-      <AboutThisReportText>About This Report Text</AboutThisReportText>
-      <ReportHelpLink>Report Help Link</ReportHelpLink>
-    </ReportMetadata>
-    <ReportRequest>
-      <TenantEntraId>Tenant Entra Id</TenantEntraId>
-      <EnvironmentName>Environment Name</EnvironmentName>
-      <EnvironmentType>Environment Type</EnvironmentType>
-      <CompanyName>Company Name</CompanyName>
-      <CompanyDisplayName>Company Display Name</CompanyDisplayName>
-      <CompanyId>Company ID</CompanyId>
-      <UserName>User Name</UserName>
-      <DateAndTime>Date and Time</DateAndTime>
-      <Language>Language</Language>
-      <FormatRegion>Format Region</FormatRegion>
-      <DateTimeValues>
-        <Year>Year</Year>
-        <MonthNumber>Month Number</MonthNumber>
-        <DayNumber>Day Number</DayNumber>
-        <Hour>Hour</Hour>
-        <Minute>Minute</Minute>
-      </DateTimeValues>
-    </ReportRequest>
-  </BCReportInformation>
-  <Labels>
-    <AboutTheReportLabel>AboutTheReportLabel</AboutTheReportLabel>
-    <CompanyLabel>CompanyLabel</CompanyLabel>
-    <CustName_SalesLineCaption>CustName_SalesLineCaption</CustName_SalesLineCaption>
-    <CustPhoneNo_SalesLineCaption>CustPhoneNo_SalesLineCaption</CustPhoneNo_SalesLineCaption>
-    <DataRetrieved>DataRetrieved</DataRetrieved>
-    <Description_ItemCaption>Description_ItemCaption</Description_ItemCaption>
-    <DocumentationLabel>DocumentationLabel</DocumentationLabel>
-    <DocumentNo_SalesLineCaption>DocumentNo_SalesLineCaption</DocumentNo_SalesLineCaption>
-    <EnvironmentLabel>EnvironmentLabel</EnvironmentLabel>
-    <InventorySalesBackOrders>InventorySalesBackOrders</InventorySalesBackOrders>
-    <InventorySalesBackOrdersPrint>InventorySalesBackOrdersPrint</InventorySalesBackOrdersPrint>
-    <InvSalesBackOrdersAnalysis>InvSalesBackOrdersAnalysis</InvSalesBackOrdersAnalysis>
-    <ItemNoCaptionLbl>ItemNoCaptionLbl</ItemNoCaptionLbl>
-    <No_ItemCaption>No_ItemCaption</No_ItemCaption>
-    <OtherBackOrdersLabel>OtherBackOrdersLabel</OtherBackOrdersLabel>
-    <OutstandingQty_SalesLineCaption>OutstandingQty_SalesLineCaption</OutstandingQty_SalesLineCaption>
-    <Quantity_SalesLineCaption>Quantity_SalesLineCaption</Quantity_SalesLineCaption>
-    <ReportNameLabel>ReportNameLabel</ReportNameLabel>
-    <RunOnLabel>RunOnLabel</RunOnLabel>
-    <ShipmentDateLabel>ShipmentDateLabel</ShipmentDateLabel>
-    <UserLabel>UserLabel</UserLabel>
-  </Labels>
-  <Item>
-    <BinFilter_Item>BinFilter_Item</BinFilter_Item>
-    <CompanyName>CompanyName</CompanyName>
-    <CurrReportPageNoCaption>CurrReportPageNoCaption</CurrReportPageNoCaption>
-    <CustNameCaption>CustNameCaption</CustNameCaption>
-    <CustPhoneNoCaption>CustPhoneNoCaption</CustPhoneNoCaption>
-    <Description_Item>Description_Item</Description_Item>
-    <GlobalDim1Filter_Item>GlobalDim1Filter_Item</GlobalDim1Filter_Item>
-    <GlobalDim2Filter_Item>GlobalDim2Filter_Item</GlobalDim2Filter_Item>
-    <InvSalesBackOrdersCaption>InvSalesBackOrdersCaption</InvSalesBackOrdersCaption>
-    <ItemFilter>ItemFilter</ItemFilter>
-    <ItemFilterTxt>ItemFilterTxt</ItemFilterTxt>
-    <ItemTableCaptItemFilter>ItemTableCaptItemFilter</ItemTableCaptItemFilter>
-    <LocationFilter_Item>LocationFilter_Item</LocationFilter_Item>
-    <No_Item>No_Item</No_Item>
-    <OtherBackOrdersCaption>OtherBackOrdersCaption</OtherBackOrdersCaption>
-    <SalesLineFilter>SalesLineFilter</SalesLineFilter>
-    <SalesLineFilterTxt>SalesLineFilterTxt</SalesLineFilterTxt>
-    <SalesLineShipDateCaption>SalesLineShipDateCaption</SalesLineShipDateCaption>
-    <StrSubStNoSalesLineFltr>StrSubStNoSalesLineFltr</StrSubStNoSalesLineFltr>
-    <VariantFilter_Item>VariantFilter_Item</VariantFilter_Item>
-    <Sales_Line>
-      <CustName_SalesLine>CustName_SalesLine</CustName_SalesLine>
-      <CustPhoneNo_SalesLine>CustPhoneNo_SalesLine</CustPhoneNo_SalesLine>
-      <DocumentNo_SalesLine>DocumentNo_SalesLine</DocumentNo_SalesLine>
-      <OtherBackOrders_SalesLine>OtherBackOrders_SalesLine</OtherBackOrders_SalesLine>
-      <OutstandingQty_SalesLine>OutstandingQty_SalesLine</OutstandingQty_SalesLine>
-      <Quantity_SalesLine>Quantity_SalesLine</Quantity_SalesLine>
-      <ShipmentDate_SalesLine>ShipmentDate_SalesLine</ShipmentDate_SalesLine>
-    </Sales_Line>
-    <SubTotals>
-      <SubTotals_Outstanding_Qty>SubTotals_Outstanding_Qty</SubTotals_Outstanding_Qty>
-    </SubTotals>
-  </Item>
-</NavWordReportXmlPart>
+<file path=customXml/item2.xml>��< ? x m l   v e r s i o n = " 1 . 0 "   e n c o d i n g = " u t f - 1 6 " ? > + 
+ < N a v W o r d R e p o r t X m l P a r t   x m l n s = " u r n : m i c r o s o f t - d y n a m i c s - n a v / r e p o r t s / I n v e n t o r y _ S a l e s _ B a c k _ O r d e r s / 7 1 8 / " > + 
+     < B C R e p o r t I n f o r m a t i o n > + 
+         < R e p o r t M e t a d a t a > + 
+             < E x t e n s i o n I d > E x t e n s i o n   I D < / E x t e n s i o n I d > + 
+             < E x t e n s i o n N a m e > E x t e n s i o n   N a m e < / E x t e n s i o n N a m e > + 
+             < E x t e n s i o n P u b l i s h e r > E x t e n s i o n   P u b l i s h e r < / E x t e n s i o n P u b l i s h e r > + 
+             < E x t e n s i o n V e r s i o n > E x t e n s i o n   V e r s i o n < / E x t e n s i o n V e r s i o n > + 
+             < R e p o r t I d > R e p o r t   I D < / R e p o r t I d > + 
+             < R e p o r t N a m e > R e p o r t   N a m e < / R e p o r t N a m e > + 
+             < R e p o r t C a p t i o n > R e p o r t   C a p t i o n < / R e p o r t C a p t i o n > + 
+             < A b o u t T h i s R e p o r t T i t l e > A b o u t   T h i s   R e p o r t   T i t l e < / A b o u t T h i s R e p o r t T i t l e > + 
+             < A b o u t T h i s R e p o r t T e x t > A b o u t   T h i s   R e p o r t   T e x t < / A b o u t T h i s R e p o r t T e x t > + 
+             < R e p o r t H e l p L i n k > R e p o r t   H e l p   L i n k < / R e p o r t H e l p L i n k > + 
+         < / R e p o r t M e t a d a t a > + 
+         < R e p o r t R e q u e s t > + 
+             < T e n a n t E n t r a I d > T e n a n t   E n t r a   I d < / T e n a n t E n t r a I d > + 
+             < E n v i r o n m e n t N a m e > E n v i r o n m e n t   N a m e < / E n v i r o n m e n t N a m e > + 
+             < E n v i r o n m e n t T y p e > E n v i r o n m e n t   T y p e < / E n v i r o n m e n t T y p e > + 
+             < C o m p a n y N a m e > C o m p a n y   N a m e < / C o m p a n y N a m e > + 
+             < C o m p a n y D i s p l a y N a m e > C o m p a n y   D i s p l a y   N a m e < / C o m p a n y D i s p l a y N a m e > + 
+             < C o m p a n y I d > C o m p a n y   I D < / C o m p a n y I d > + 
+             < U s e r N a m e > U s e r   N a m e < / U s e r N a m e > + 
+             < D a t e A n d T i m e > D a t e   a n d   T i m e < / D a t e A n d T i m e > + 
+             < L a n g u a g e > L a n g u a g e < / L a n g u a g e > + 
+             < F o r m a t R e g i o n > F o r m a t   R e g i o n < / F o r m a t R e g i o n > + 
+             < D a t e T i m e V a l u e s > + 
+                 < Y e a r > Y e a r < / Y e a r > + 
+                 < M o n t h N u m b e r > M o n t h   N u m b e r < / M o n t h N u m b e r > + 
+                 < D a y N u m b e r > D a y   N u m b e r < / D a y N u m b e r > + 
+                 < H o u r > H o u r < / H o u r > + 
+                 < M i n u t e > M i n u t e < / M i n u t e > + 
+             < / D a t e T i m e V a l u e s > + 
+         < / R e p o r t R e q u e s t > + 
+         < C o m p a n y M e t a d a t a > + 
+             < C o m p a n y N a m e > C o m p a n y   N a m e < / C o m p a n y N a m e > + 
+             < C o m p a n y D i s p l a y N a m e > C o m p a n y   D i s p l a y   N a m e < / C o m p a n y D i s p l a y N a m e > + 
+             < C o m p a n y A d d r e s s L i n e s > + 
+                 < C o m p a n y A d d r e s s L i n e 1 > C o m p a n y   A d d r e s s   L i n e   1 < / C o m p a n y A d d r e s s L i n e 1 > + 
+                 < C o m p a n y A d d r e s s L i n e 2 > C o m p a n y   A d d r e s s   L i n e   2 < / C o m p a n y A d d r e s s L i n e 2 > + 
+                 < C o m p a n y A d d r e s s L i n e 3 > C o m p a n y   A d d r e s s   L i n e   3 < / C o m p a n y A d d r e s s L i n e 3 > + 
+                 < C o m p a n y A d d r e s s L i n e 4 > C o m p a n y   A d d r e s s   L i n e   4 < / C o m p a n y A d d r e s s L i n e 4 > + 
+                 < C o m p a n y A d d r e s s L i n e 5 > C o m p a n y   A d d r e s s   L i n e   5 < / C o m p a n y A d d r e s s L i n e 5 > + 
+                 < C o m p a n y A d d r e s s L i n e 6 > C o m p a n y   A d d r e s s   L i n e   6 < / C o m p a n y A d d r e s s L i n e 6 > + 
+                 < C o m p a n y A d d r e s s L i n e 7 > C o m p a n y   A d d r e s s   L i n e   7 < / C o m p a n y A d d r e s s L i n e 7 > + 
+                 < C o m p a n y A d d r e s s L i n e 8 > C o m p a n y   A d d r e s s   L i n e   8 < / C o m p a n y A d d r e s s L i n e 8 > + 
+             < / C o m p a n y A d d r e s s L i n e s > + 
+             < C o m p a n y P h o n e > C o m p a n y   P h o n e < / C o m p a n y P h o n e > + 
+             < C o m p a n y P h o n e C a p t i o n > C o m p a n y   P h o n e   C a p t i o n < / C o m p a n y P h o n e C a p t i o n > + 
+             < C o m p a n y F a x N o > C o m p a n y   F a x   N o . < / C o m p a n y F a x N o > + 
+             < C o m p a n y F a x N o C a p t i o n > C o m p a n y   F a x   N o .   C a p t i o n < / C o m p a n y F a x N o C a p t i o n > + 
+             < C o m p a n y E m a i l > C o m p a n y   E m a i l < / C o m p a n y E m a i l > + 
+             < C o m p a n y E m a i l C a p t i o n > C o m p a n y   E m a i l   C a p t i o n < / C o m p a n y E m a i l C a p t i o n > + 
+             < C o m p a n y H o m e P a g e > C o m p a n y   H o m e   P a g e < / C o m p a n y H o m e P a g e > + 
+             < C o m p a n y H o m e P a g e C a p t i o n > C o m p a n y   H o m e   P a g e   C a p t i o n < / C o m p a n y H o m e P a g e C a p t i o n > + 
+             < C o m p a n y L o g o > C o m p a n y   L o g o < / C o m p a n y L o g o > + 
+             < C o m p a n y V A T R e g i s t r a t i o n N o > C o m p a n y   V A T   R e g i s t r a t i o n   N o . < / C o m p a n y V A T R e g i s t r a t i o n N o > + 
+             < C o m p a n y V A T R e g i s t r a t i o n N o C a p t i o n > C o m p a n y   V A T   R e g i s t r a t i o n   N o .   C a p t i o n < / C o m p a n y V A T R e g i s t r a t i o n N o C a p t i o n > + 
+             < C o m p a n y R e g i s t r a t i o n N o > C o m p a n y   R e g i s t r a t i o n   N o . < / C o m p a n y R e g i s t r a t i o n N o > + 
+             < C o m p a n y R e g i s t r a t i o n N o C a p t i o n > C o m p a n y   R e g i s t r a t i o n   N o .   C a p t i o n < / C o m p a n y R e g i s t r a t i o n N o C a p t i o n > + 
+             < C o m p a n y B a n k N a m e > C o m p a n y   B a n k   N a m e < / C o m p a n y B a n k N a m e > + 
+             < C o m p a n y B a n k N a m e C a p t i o n > C o m p a n y   B a n k   N a m e   C a p t i o n < / C o m p a n y B a n k N a m e C a p t i o n > + 
+             < C o m p a n y B a n k A c c o u n t N o > C o m p a n y   B a n k   A c c o u n t   N o . < / C o m p a n y B a n k A c c o u n t N o > + 
+             < C o m p a n y B a n k A c c o u n t N o C a p t i o n > C o m p a n y   B a n k   A c c o u n t   N o .   C a p t i o n < / C o m p a n y B a n k A c c o u n t N o C a p t i o n > + 
+             < C o m p a n y B a n k B r a n c h N o > C o m p a n y   B a n k   B r a n c h   N o . < / C o m p a n y B a n k B r a n c h N o > + 
+             < C o m p a n y B a n k B r a n c h N o C a p t i o n > C o m p a n y   B a n k   B r a n c h   N o .   C a p t i o n < / C o m p a n y B a n k B r a n c h N o C a p t i o n > + 
+             < C o m p a n y I B A N > C o m p a n y   I B A N < / C o m p a n y I B A N > + 
+             < C o m p a n y I B A N C a p t i o n > C o m p a n y   I B A N   C a p t i o n < / C o m p a n y I B A N C a p t i o n > + 
+             < C o m p a n y B a n k S W I F T > C o m p a n y   B a n k   S W I F T < / C o m p a n y B a n k S W I F T > + 
+             < C o m p a n y B a n k S W I F T C a p t i o n > C o m p a n y   B a n k   S W I F T   C a p t i o n < / C o m p a n y B a n k S W I F T C a p t i o n > + 
+             < C o m p a n y G i r o N o > C o m p a n y   G i r o   N o . < / C o m p a n y G i r o N o > + 
+             < C o m p a n y G i r o N o C a p t i o n > C o m p a n y   G i r o   N o .   C a p t i o n < / C o m p a n y G i r o N o C a p t i o n > + 
+         < / C o m p a n y M e t a d a t a > + 
+     < / B C R e p o r t I n f o r m a t i o n > + 
+     < L a b e l s > + 
+         < A b o u t T h e R e p o r t L a b e l > A b o u t T h e R e p o r t L a b e l < / A b o u t T h e R e p o r t L a b e l > + 
+         < C o m p a n y L a b e l > C o m p a n y L a b e l < / C o m p a n y L a b e l > + 
+         < C u s t N a m e _ S a l e s L i n e C a p t i o n > C u s t N a m e _ S a l e s L i n e C a p t i o n < / C u s t N a m e _ S a l e s L i n e C a p t i o n > + 
+         < C u s t P h o n e N o _ S a l e s L i n e C a p t i o n > C u s t P h o n e N o _ S a l e s L i n e C a p t i o n < / C u s t P h o n e N o _ S a l e s L i n e C a p t i o n > + 
+         < D a t a R e t r i e v e d > D a t a R e t r i e v e d < / D a t a R e t r i e v e d > + 
+         < D e s c r i p t i o n _ I t e m C a p t i o n > D e s c r i p t i o n _ I t e m C a p t i o n < / D e s c r i p t i o n _ I t e m C a p t i o n > + 
+         < D o c u m e n t a t i o n L a b e l > D o c u m e n t a t i o n L a b e l < / D o c u m e n t a t i o n L a b e l > + 
+         < D o c u m e n t N o _ S a l e s L i n e C a p t i o n > D o c u m e n t N o _ S a l e s L i n e C a p t i o n < / D o c u m e n t N o _ S a l e s L i n e C a p t i o n > + 
+         < E n v i r o n m e n t L a b e l > E n v i r o n m e n t L a b e l < / E n v i r o n m e n t L a b e l > + 
+         < I n v e n t o r y S a l e s B a c k O r d e r s > I n v e n t o r y S a l e s B a c k O r d e r s < / I n v e n t o r y S a l e s B a c k O r d e r s > + 
+         < I n v e n t o r y S a l e s B a c k O r d e r s P r i n t > I n v e n t o r y S a l e s B a c k O r d e r s P r i n t < / I n v e n t o r y S a l e s B a c k O r d e r s P r i n t > + 
+         < I n v S a l e s B a c k O r d e r s A n a l y s i s > I n v S a l e s B a c k O r d e r s A n a l y s i s < / I n v S a l e s B a c k O r d e r s A n a l y s i s > + 
+         < I t e m N o C a p t i o n L b l > I t e m N o C a p t i o n L b l < / I t e m N o C a p t i o n L b l > + 
+         < N o _ I t e m C a p t i o n > N o _ I t e m C a p t i o n < / N o _ I t e m C a p t i o n > + 
+         < O t h e r B a c k O r d e r s L a b e l > O t h e r B a c k O r d e r s L a b e l < / O t h e r B a c k O r d e r s L a b e l > + 
+         < O u t s t a n d i n g Q t y _ S a l e s L i n e C a p t i o n > O u t s t a n d i n g Q t y _ S a l e s L i n e C a p t i o n < / O u t s t a n d i n g Q t y _ S a l e s L i n e C a p t i o n > + 
+         < Q u a n t i t y _ S a l e s L i n e C a p t i o n > Q u a n t i t y _ S a l e s L i n e C a p t i o n < / Q u a n t i t y _ S a l e s L i n e C a p t i o n > + 
+         < R e p o r t N a m e L a b e l > R e p o r t N a m e L a b e l < / R e p o r t N a m e L a b e l > + 
+         < R u n O n L a b e l > R u n O n L a b e l < / R u n O n L a b e l > + 
+         < S h i p m e n t D a t e L a b e l > S h i p m e n t D a t e L a b e l < / S h i p m e n t D a t e L a b e l > + 
+         < U s e r L a b e l > U s e r L a b e l < / U s e r L a b e l > + 
+     < / L a b e l s > + 
+     < I t e m > + 
+         < B i n F i l t e r _ I t e m > B i n F i l t e r _ I t e m < / B i n F i l t e r _ I t e m > + 
+         < C o m p a n y N a m e > C o m p a n y N a m e < / C o m p a n y N a m e > + 
+         < C u r r R e p o r t P a g e N o C a p t i o n > C u r r R e p o r t P a g e N o C a p t i o n < / C u r r R e p o r t P a g e N o C a p t i o n > + 
+         < C u s t N a m e C a p t i o n > C u s t N a m e C a p t i o n < / C u s t N a m e C a p t i o n > + 
+         < C u s t P h o n e N o C a p t i o n > C u s t P h o n e N o C a p t i o n < / C u s t P h o n e N o C a p t i o n > + 
+         < D e s c r i p t i o n _ I t e m > D e s c r i p t i o n _ I t e m < / D e s c r i p t i o n _ I t e m > + 
+         < G l o b a l D i m 1 F i l t e r _ I t e m > G l o b a l D i m 1 F i l t e r _ I t e m < / G l o b a l D i m 1 F i l t e r _ I t e m > + 
+         < G l o b a l D i m 2 F i l t e r _ I t e m > G l o b a l D i m 2 F i l t e r _ I t e m < / G l o b a l D i m 2 F i l t e r _ I t e m > + 
+         < I n v S a l e s B a c k O r d e r s C a p t i o n > I n v S a l e s B a c k O r d e r s C a p t i o n < / I n v S a l e s B a c k O r d e r s C a p t i o n > + 
+         < I t e m F i l t e r > I t e m F i l t e r < / I t e m F i l t e r > + 
+         < I t e m F i l t e r T x t > I t e m F i l t e r T x t < / I t e m F i l t e r T x t > + 
+         < I t e m T a b l e C a p t I t e m F i l t e r > I t e m T a b l e C a p t I t e m F i l t e r < / I t e m T a b l e C a p t I t e m F i l t e r > + 
+         < L o c a t i o n F i l t e r _ I t e m > L o c a t i o n F i l t e r _ I t e m < / L o c a t i o n F i l t e r _ I t e m > + 
+         < N o _ I t e m > N o _ I t e m < / N o _ I t e m > + 
+         < O t h e r B a c k O r d e r s C a p t i o n > O t h e r B a c k O r d e r s C a p t i o n < / O t h e r B a c k O r d e r s C a p t i o n > + 
+         < S a l e s L i n e F i l t e r > S a l e s L i n e F i l t e r < / S a l e s L i n e F i l t e r > + 
+         < S a l e s L i n e F i l t e r T x t > S a l e s L i n e F i l t e r T x t < / S a l e s L i n e F i l t e r T x t > + 
+         < S a l e s L i n e S h i p D a t e C a p t i o n > S a l e s L i n e S h i p D a t e C a p t i o n < / S a l e s L i n e S h i p D a t e C a p t i o n > + 
+         < S t r S u b S t N o S a l e s L i n e F l t r > S t r S u b S t N o S a l e s L i n e F l t r < / S t r S u b S t N o S a l e s L i n e F l t r > + 
+         < V a r i a n t F i l t e r _ I t e m > V a r i a n t F i l t e r _ I t e m < / V a r i a n t F i l t e r _ I t e m > + 
+         < S a l e s _ L i n e > + 
+             < C u s t N a m e _ S a l e s L i n e > C u s t N a m e _ S a l e s L i n e < / C u s t N a m e _ S a l e s L i n e > + 
+             < C u s t P h o n e N o _ S a l e s L i n e > C u s t P h o n e N o _ S a l e s L i n e < / C u s t P h o n e N o _ S a l e s L i n e > + 
+             < D o c u m e n t N o _ S a l e s L i n e > D o c u m e n t N o _ S a l e s L i n e < / D o c u m e n t N o _ S a l e s L i n e > + 
+             < O t h e r B a c k O r d e r s _ S a l e s L i n e > O t h e r B a c k O r d e r s _ S a l e s L i n e < / O t h e r B a c k O r d e r s _ S a l e s L i n e > + 
+             < O u t s t a n d i n g Q t y _ S a l e s L i n e > O u t s t a n d i n g Q t y _ S a l e s L i n e < / O u t s t a n d i n g Q t y _ S a l e s L i n e > + 
+             < Q u a n t i t y _ S a l e s L i n e > Q u a n t i t y _ S a l e s L i n e < / Q u a n t i t y _ S a l e s L i n e > + 
+             < S h i p m e n t D a t e _ S a l e s L i n e > S h i p m e n t D a t e _ S a l e s L i n e < / S h i p m e n t D a t e _ S a l e s L i n e > + 
+         < / S a l e s _ L i n e > + 
+         < S u b T o t a l s > + 
+             < S u b T o t a l s _ O u t s t a n d i n g _ Q t y > S u b T o t a l s _ O u t s t a n d i n g _ Q t y < / S u b T o t a l s _ O u t s t a n d i n g _ Q t y > + 
+         < / S u b T o t a l s > + 
+     < / I t e m > + 
+ < / N a v W o r d R e p o r t X m l P a r t > 
+</file>
+
+<file path=customXml/item3.xml>��< ? x m l   v e r s i o n = " 1 . 0 "   e n c o d i n g = " u t f - 1 6 " ? > + 
+ < N a v W o r d R e p o r t X m l P a r t   x m l n s = " u r n : m i c r o s o f t - d y n a m i c s - b u s i n e s s c e n t r a l / i n t e r n a l / e x t e n d e d / r e p o r t s / I n v e n t o r y _ S a l e s _ B a c k _ O r d e r s / 7 1 8 / " > + 
+     < B C R e p o r t I n f o r m a t i o n > + 
+         < R e p o r t M e t a d a t a > + 
+             < E x t e n s i o n I d > E x t e n s i o n   I D < / E x t e n s i o n I d > + 
+             < E x t e n s i o n N a m e > E x t e n s i o n   N a m e < / E x t e n s i o n N a m e > + 
+             < E x t e n s i o n P u b l i s h e r > E x t e n s i o n   P u b l i s h e r < / E x t e n s i o n P u b l i s h e r > + 
+             < E x t e n s i o n V e r s i o n > E x t e n s i o n   V e r s i o n < / E x t e n s i o n V e r s i o n > + 
+             < R e p o r t I d > R e p o r t   I D < / R e p o r t I d > + 
+             < R e p o r t N a m e > R e p o r t   N a m e < / R e p o r t N a m e > + 
+             < R e p o r t C a p t i o n > R e p o r t   C a p t i o n < / R e p o r t C a p t i o n > + 
+             < A b o u t T h i s R e p o r t T i t l e > A b o u t   T h i s   R e p o r t   T i t l e < / A b o u t T h i s R e p o r t T i t l e > + 
+             < A b o u t T h i s R e p o r t T e x t > A b o u t   T h i s   R e p o r t   T e x t < / A b o u t T h i s R e p o r t T e x t > + 
+             < R e p o r t H e l p L i n k > R e p o r t   H e l p   L i n k < / R e p o r t H e l p L i n k > + 
+         < / R e p o r t M e t a d a t a > + 
+         < R e p o r t R e q u e s t > + 
+             < T e n a n t E n t r a I d > T e n a n t   E n t r a   I d < / T e n a n t E n t r a I d > + 
+             < E n v i r o n m e n t N a m e > E n v i r o n m e n t   N a m e < / E n v i r o n m e n t N a m e > + 
+             < E n v i r o n m e n t T y p e > E n v i r o n m e n t   T y p e < / E n v i r o n m e n t T y p e > + 
+             < C o m p a n y N a m e > C o m p a n y   N a m e < / C o m p a n y N a m e > + 
+             < C o m p a n y D i s p l a y N a m e > C o m p a n y   D i s p l a y   N a m e < / C o m p a n y D i s p l a y N a m e > + 
+             < C o m p a n y I d > C o m p a n y   I D < / C o m p a n y I d > + 
+             < U s e r N a m e > U s e r   N a m e < / U s e r N a m e > + 
+             < D a t e A n d T i m e > D a t e   a n d   T i m e < / D a t e A n d T i m e > + 
+             < L a n g u a g e > L a n g u a g e < / L a n g u a g e > + 
+             < F o r m a t R e g i o n > F o r m a t   R e g i o n < / F o r m a t R e g i o n > + 
+             < D a t e T i m e V a l u e s > + 
+                 < Y e a r > Y e a r < / Y e a r > + 
+                 < M o n t h N u m b e r > M o n t h   N u m b e r < / M o n t h N u m b e r > + 
+                 < D a y N u m b e r > D a y   N u m b e r < / D a y N u m b e r > + 
+                 < H o u r > H o u r < / H o u r > + 
+                 < M i n u t e > M i n u t e < / M i n u t e > + 
+             < / D a t e T i m e V a l u e s > + 
+         < / R e p o r t R e q u e s t > + 
+         < C o m p a n y M e t a d a t a > + 
+             < C o m p a n y N a m e > C o m p a n y   N a m e < / C o m p a n y N a m e > + 
+             < C o m p a n y D i s p l a y N a m e > C o m p a n y   D i s p l a y   N a m e < / C o m p a n y D i s p l a y N a m e > + 
+             < C o m p a n y A d d r e s s L i n e s > + 
+                 < C o m p a n y A d d r e s s L i n e 1 > C o m p a n y   A d d r e s s   L i n e   1 < / C o m p a n y A d d r e s s L i n e 1 > + 
+                 < C o m p a n y A d d r e s s L i n e 2 > C o m p a n y   A d d r e s s   L i n e   2 < / C o m p a n y A d d r e s s L i n e 2 > + 
+                 < C o m p a n y A d d r e s s L i n e 3 > C o m p a n y   A d d r e s s   L i n e   3 < / C o m p a n y A d d r e s s L i n e 3 > + 
+                 < C o m p a n y A d d r e s s L i n e 4 > C o m p a n y   A d d r e s s   L i n e   4 < / C o m p a n y A d d r e s s L i n e 4 > + 
+                 < C o m p a n y A d d r e s s L i n e 5 > C o m p a n y   A d d r e s s   L i n e   5 < / C o m p a n y A d d r e s s L i n e 5 > + 
+                 < C o m p a n y A d d r e s s L i n e 6 > C o m p a n y   A d d r e s s   L i n e   6 < / C o m p a n y A d d r e s s L i n e 6 > + 
+                 < C o m p a n y A d d r e s s L i n e 7 > C o m p a n y   A d d r e s s   L i n e   7 < / C o m p a n y A d d r e s s L i n e 7 > + 
+                 < C o m p a n y A d d r e s s L i n e 8 > C o m p a n y   A d d r e s s   L i n e   8 < / C o m p a n y A d d r e s s L i n e 8 > + 
+             < / C o m p a n y A d d r e s s L i n e s > + 
+             < C o m p a n y P h o n e > C o m p a n y   P h o n e < / C o m p a n y P h o n e > + 
+             < C o m p a n y P h o n e C a p t i o n > C o m p a n y   P h o n e   C a p t i o n < / C o m p a n y P h o n e C a p t i o n > + 
+             < C o m p a n y F a x N o > C o m p a n y   F a x   N o . < / C o m p a n y F a x N o > + 
+             < C o m p a n y F a x N o C a p t i o n > C o m p a n y   F a x   N o .   C a p t i o n < / C o m p a n y F a x N o C a p t i o n > + 
+             < C o m p a n y E m a i l > C o m p a n y   E m a i l < / C o m p a n y E m a i l > + 
+             < C o m p a n y E m a i l C a p t i o n > C o m p a n y   E m a i l   C a p t i o n < / C o m p a n y E m a i l C a p t i o n > + 
+             < C o m p a n y H o m e P a g e > C o m p a n y   H o m e   P a g e < / C o m p a n y H o m e P a g e > + 
+             < C o m p a n y H o m e P a g e C a p t i o n > C o m p a n y   H o m e   P a g e   C a p t i o n < / C o m p a n y H o m e P a g e C a p t i o n > + 
+             < C o m p a n y L o g o > C o m p a n y   L o g o < / C o m p a n y L o g o > + 
+             < C o m p a n y V A T R e g i s t r a t i o n N o > C o m p a n y   V A T   R e g i s t r a t i o n   N o . < / C o m p a n y V A T R e g i s t r a t i o n N o > + 
+             < C o m p a n y V A T R e g i s t r a t i o n N o C a p t i o n > C o m p a n y   V A T   R e g i s t r a t i o n   N o .   C a p t i o n < / C o m p a n y V A T R e g i s t r a t i o n N o C a p t i o n > + 
+             < C o m p a n y R e g i s t r a t i o n N o > C o m p a n y   R e g i s t r a t i o n   N o . < / C o m p a n y R e g i s t r a t i o n N o > + 
+             < C o m p a n y R e g i s t r a t i o n N o C a p t i o n > C o m p a n y   R e g i s t r a t i o n   N o .   C a p t i o n < / C o m p a n y R e g i s t r a t i o n N o C a p t i o n > + 
+             < C o m p a n y B a n k N a m e > C o m p a n y   B a n k   N a m e < / C o m p a n y B a n k N a m e > + 
+             < C o m p a n y B a n k N a m e C a p t i o n > C o m p a n y   B a n k   N a m e   C a p t i o n < / C o m p a n y B a n k N a m e C a p t i o n > + 
+             < C o m p a n y B a n k A c c o u n t N o > C o m p a n y   B a n k   A c c o u n t   N o . < / C o m p a n y B a n k A c c o u n t N o > + 
+             < C o m p a n y B a n k A c c o u n t N o C a p t i o n > C o m p a n y   B a n k   A c c o u n t   N o .   C a p t i o n < / C o m p a n y B a n k A c c o u n t N o C a p t i o n > + 
+             < C o m p a n y B a n k B r a n c h N o > C o m p a n y   B a n k   B r a n c h   N o . < / C o m p a n y B a n k B r a n c h N o > + 
+             < C o m p a n y B a n k B r a n c h N o C a p t i o n > C o m p a n y   B a n k   B r a n c h   N o .   C a p t i o n < / C o m p a n y B a n k B r a n c h N o C a p t i o n > + 
+             < C o m p a n y I B A N > C o m p a n y   I B A N < / C o m p a n y I B A N > + 
+             < C o m p a n y I B A N C a p t i o n > C o m p a n y   I B A N   C a p t i o n < / C o m p a n y I B A N C a p t i o n > + 
+             < C o m p a n y B a n k S W I F T > C o m p a n y   B a n k   S W I F T < / C o m p a n y B a n k S W I F T > + 
+             < C o m p a n y B a n k S W I F T C a p t i o n > C o m p a n y   B a n k   S W I F T   C a p t i o n < / C o m p a n y B a n k S W I F T C a p t i o n > + 
+             < C o m p a n y G i r o N o > C o m p a n y   G i r o   N o . < / C o m p a n y G i r o N o > + 
+             < C o m p a n y G i r o N o C a p t i o n > C o m p a n y   G i r o   N o .   C a p t i o n < / C o m p a n y G i r o N o C a p t i o n > + 
+         < / C o m p a n y M e t a d a t a > + 
+     < / B C R e p o r t I n f o r m a t i o n > + 
+     < L a b e l s > + 
+         < A b o u t T h e R e p o r t L a b e l   E l e m e n t T y p e = " P a r a m e t e r "   E l e m e n t I d = " 1 6 7 7 9 2 0 0 1 "   D a t a T y p e = " S t r i n g " > A b o u t T h e R e p o r t L a b e l < / A b o u t T h e R e p o r t L a b e l > + 
+         < C o m p a n y L a b e l   E l e m e n t T y p e = " P a r a m e t e r "   E l e m e n t I d = " 3 4 6 7 6 0 3 4 8 "   D a t a T y p e = " S t r i n g " > C o m p a n y L a b e l < / C o m p a n y L a b e l > + 
+         < C u s t N a m e _ S a l e s L i n e C a p t i o n   E l e m e n t T y p e = " P a r a m e t e r "   E l e m e n t I d = " 1 2 6 7 5 4 9 7 2 6 "   D a t a T y p e = " S t r i n g " > C u s t N a m e _ S a l e s L i n e C a p t i o n < / C u s t N a m e _ S a l e s L i n e C a p t i o n > + 
+         < C u s t P h o n e N o _ S a l e s L i n e C a p t i o n   E l e m e n t T y p e = " P a r a m e t e r "   E l e m e n t I d = " 1 8 5 4 1 9 5 9 5 2 "   D a t a T y p e = " S t r i n g " > C u s t P h o n e N o _ S a l e s L i n e C a p t i o n < / C u s t P h o n e N o _ S a l e s L i n e C a p t i o n > + 
+         < D a t a R e t r i e v e d   E l e m e n t T y p e = " P a r a m e t e r "   E l e m e n t I d = " 2 9 1 9 1 1 8 0 7 "   D a t a T y p e = " S t r i n g " > D a t a R e t r i e v e d < / D a t a R e t r i e v e d > + 
+         < D e s c r i p t i o n _ I t e m C a p t i o n   E l e m e n t T y p e = " P a r a m e t e r "   E l e m e n t I d = " 1 5 2 9 8 3 2 4 7 3 "   D a t a T y p e = " S t r i n g " > D e s c r i p t i o n _ I t e m C a p t i o n < / D e s c r i p t i o n _ I t e m C a p t i o n > + 
+         < D o c u m e n t a t i o n L a b e l   E l e m e n t T y p e = " P a r a m e t e r "   E l e m e n t I d = " 1 7 3 8 9 2 4 8 1 5 "   D a t a T y p e = " S t r i n g " > D o c u m e n t a t i o n L a b e l < / D o c u m e n t a t i o n L a b e l > + 
+         < D o c u m e n t N o _ S a l e s L i n e C a p t i o n   E l e m e n t T y p e = " P a r a m e t e r "   E l e m e n t I d = " 8 3 9 9 3 2 3 0 "   D a t a T y p e = " S t r i n g " > D o c u m e n t N o _ S a l e s L i n e C a p t i o n < / D o c u m e n t N o _ S a l e s L i n e C a p t i o n > + 
+         < E n v i r o n m e n t L a b e l   E l e m e n t T y p e = " P a r a m e t e r "   E l e m e n t I d = " 8 1 8 8 1 6 5 9 0 "   D a t a T y p e = " S t r i n g " > E n v i r o n m e n t L a b e l < / E n v i r o n m e n t L a b e l > + 
+         < I n v e n t o r y S a l e s B a c k O r d e r s   E l e m e n t T y p e = " P a r a m e t e r "   E l e m e n t I d = " 9 6 6 6 1 5 1 1 3 "   D a t a T y p e = " S t r i n g " > I n v e n t o r y S a l e s B a c k O r d e r s < / I n v e n t o r y S a l e s B a c k O r d e r s > + 
+         < I n v e n t o r y S a l e s B a c k O r d e r s P r i n t   E l e m e n t T y p e = " P a r a m e t e r "   E l e m e n t I d = " 1 3 0 7 3 7 8 1 3 6 "   D a t a T y p e = " S t r i n g " > I n v e n t o r y S a l e s B a c k O r d e r s P r i n t < / I n v e n t o r y S a l e s B a c k O r d e r s P r i n t > + 
+         < I n v S a l e s B a c k O r d e r s A n a l y s i s   E l e m e n t T y p e = " P a r a m e t e r "   E l e m e n t I d = " 1 8 8 6 3 1 7 0 4 8 "   D a t a T y p e = " S t r i n g " > I n v S a l e s B a c k O r d e r s A n a l y s i s < / I n v S a l e s B a c k O r d e r s A n a l y s i s > + 
+         < I t e m N o C a p t i o n L b l   E l e m e n t T y p e = " P a r a m e t e r "   E l e m e n t I d = " 1 5 6 6 4 5 9 0 4 3 "   D a t a T y p e = " S t r i n g " > I t e m N o C a p t i o n L b l < / I t e m N o C a p t i o n L b l > + 
+         < N o _ I t e m C a p t i o n   E l e m e n t T y p e = " P a r a m e t e r "   E l e m e n t I d = " 1 5 4 7 7 6 9 6 5 4 "   D a t a T y p e = " S t r i n g " > N o _ I t e m C a p t i o n < / N o _ I t e m C a p t i o n > + 
+         < O t h e r B a c k O r d e r s L a b e l   E l e m e n t T y p e = " P a r a m e t e r "   E l e m e n t I d = " 1 0 3 5 0 1 8 0 7 3 "   D a t a T y p e = " S t r i n g " > O t h e r B a c k O r d e r s L a b e l < / O t h e r B a c k O r d e r s L a b e l > + 
+         < O u t s t a n d i n g Q t y _ S a l e s L i n e C a p t i o n   E l e m e n t T y p e = " P a r a m e t e r "   E l e m e n t I d = " 2 8 1 5 9 1 0 4 6 "   D a t a T y p e = " S t r i n g " > O u t s t a n d i n g Q t y _ S a l e s L i n e C a p t i o n < / O u t s t a n d i n g Q t y _ S a l e s L i n e C a p t i o n > + 
+         < Q u a n t i t y _ S a l e s L i n e C a p t i o n   E l e m e n t T y p e = " P a r a m e t e r "   E l e m e n t I d = " 1 8 3 2 0 3 6 8 9 5 "   D a t a T y p e = " S t r i n g " > Q u a n t i t y _ S a l e s L i n e C a p t i o n < / Q u a n t i t y _ S a l e s L i n e C a p t i o n > + 
+         < R e p o r t N a m e L a b e l   E l e m e n t T y p e = " P a r a m e t e r "   E l e m e n t I d = " 1 0 2 2 2 9 2 9 8 2 "   D a t a T y p e = " S t r i n g " > R e p o r t N a m e L a b e l < / R e p o r t N a m e L a b e l > + 
+         < R u n O n L a b e l   E l e m e n t T y p e = " P a r a m e t e r "   E l e m e n t I d = " 1 1 1 9 0 3 7 5 9 5 "   D a t a T y p e = " S t r i n g " > R u n O n L a b e l < / R u n O n L a b e l > + 
+         < S h i p m e n t D a t e L a b e l   E l e m e n t T y p e = " P a r a m e t e r "   E l e m e n t I d = " 5 9 6 4 2 0 1 3 7 "   D a t a T y p e = " S t r i n g " > S h i p m e n t D a t e L a b e l < / S h i p m e n t D a t e L a b e l > + 
+         < U s e r L a b e l   E l e m e n t T y p e = " P a r a m e t e r "   E l e m e n t I d = " 8 4 8 8 1 6 7 9 4 "   D a t a T y p e = " S t r i n g " > U s e r L a b e l < / U s e r L a b e l > + 
+     < / L a b e l s > + 
+     < T o o l t i p s > + 
+         < T o o l t i p   c o l u m n = " N o _ I t e m "   E l e m e n t I d = " 1 5 4 7 7 6 9 6 5 4 " > + 
+             < T o o l t i p T e x t   l a n g = " e n - U S " > S p e c i f i e s   t h e   n u m b e r   o f   t h e   i t e m . < / T o o l t i p T e x t > + 
+         < / T o o l t i p > + 
+         < T o o l t i p   c o l u m n = " D e s c r i p t i o n _ I t e m "   E l e m e n t I d = " 1 5 2 9 8 3 2 4 7 3 " > + 
+             < T o o l t i p T e x t   l a n g = " e n - U S " > S p e c i f i e s   a   d e s c r i p t i o n   o f   t h e   i t e m . < / T o o l t i p T e x t > + 
+         < / T o o l t i p > + 
+         < T o o l t i p   c o l u m n = " D o c u m e n t N o _ S a l e s L i n e "   E l e m e n t I d = " 8 3 9 9 3 2 3 0 " > + 
+             < T o o l t i p T e x t   l a n g = " e n - U S " > S p e c i f i e s   t h e   d o c u m e n t   n u m b e r . < / T o o l t i p T e x t > + 
+         < / T o o l t i p > + 
+         < T o o l t i p   c o l u m n = " C u s t N a m e _ S a l e s L i n e "   E l e m e n t I d = " 1 2 6 7 5 4 9 7 2 6 " > + 
+             < T o o l t i p T e x t   l a n g = " e n - U S " > S p e c i f i e s   t h e   c u s t o m e r ' s   n a m e   t h a t   a p p e a r s   o n   a l l   r e l a t e d   d o c u m e n t s .   F o r   c o m p a n i e s ,   s p e c i f y   t h e   c o m p a n y ' s   n a m e   h e r e ,   a n d   t h e n   a d d   t h e   r e l e v a n t   p e o p l e   a s   c o n t a c t s   t h a t   y o u   l i n k   t o   t h i s   c u s t o m e r . < / T o o l t i p T e x t > + 
+         < / T o o l t i p > + 
+         < T o o l t i p   c o l u m n = " C u s t P h o n e N o _ S a l e s L i n e "   E l e m e n t I d = " 1 8 5 4 1 9 5 9 5 2 " > + 
+             < T o o l t i p T e x t   l a n g = " e n - U S " > S p e c i f i e s   t h e   c u s t o m e r ' s   t e l e p h o n e   n u m b e r . < / T o o l t i p T e x t > + 
+         < / T o o l t i p > + 
+         < T o o l t i p   c o l u m n = " Q u a n t i t y _ S a l e s L i n e "   E l e m e n t I d = " 1 8 3 2 0 3 6 8 9 5 " > + 
+             < T o o l t i p T e x t   l a n g = " e n - U S " > S p e c i f i e s   h o w   m a n y   u n i t s   a r e   b e i n g   s o l d . < / T o o l t i p T e x t > + 
+         < / T o o l t i p > + 
+         < T o o l t i p   c o l u m n = " O u t s t a n d i n g Q t y _ S a l e s L i n e "   E l e m e n t I d = " 2 8 1 5 9 1 0 4 6 " > + 
+             < T o o l t i p T e x t   l a n g = " e n - U S " > S p e c i f i e s   h o w   m a n y   u n i t s   o n   t h e   o r d e r   l i n e   h a v e   n o t   y e t   b e e n   s h i p p e d . < / T o o l t i p T e x t > + 
+         < / T o o l t i p > + 
+     < / T o o l t i p s > + 
+     < I t e m   E l e m e n t T y p e = " D a t a I t e m "   E l e m e n t I d = " 1 1 2 8 8 3 0 2 4 8 " > + 
+         < B i n F i l t e r _ I t e m   E l e m e n t T y p e = " C o l u m n "   E l e m e n t I d = " 1 3 0 7 8 3 3 3 3 8 "   D a t a T y p e = " C o d e "   O b s o l e t e S t a t e = " P e n d i n g " > B i n F i l t e r _ I t e m < / B i n F i l t e r _ I t e m > + 
+         < C o m p a n y N a m e   E l e m e n t T y p e = " C o l u m n "   E l e m e n t I d = " 1 5 9 5 4 7 7 3 9 5 "   D a t a T y p e = " S t r i n g "   O b s o l e t e S t a t e = " P e n d i n g " > C o m p a n y N a m e < / C o m p a n y N a m e > + 
+         < C u r r R e p o r t P a g e N o C a p t i o n   E l e m e n t T y p e = " C o l u m n "   E l e m e n t I d = " 2 0 2 2 2 2 5 3 5 1 "   D a t a T y p e = " L a b e l "   O b s o l e t e S t a t e = " P e n d i n g " > C u r r R e p o r t P a g e N o C a p t i o n < / C u r r R e p o r t P a g e N o C a p t i o n > + 
+         < C u s t N a m e C a p t i o n   E l e m e n t T y p e = " C o l u m n "   E l e m e n t I d = " 1 0 7 7 8 2 0 7 4 9 "   D a t a T y p e = " L a b e l "   O b s o l e t e S t a t e = " P e n d i n g " > C u s t N a m e C a p t i o n < / C u s t N a m e C a p t i o n > + 
+         < C u s t P h o n e N o C a p t i o n   E l e m e n t T y p e = " C o l u m n "   E l e m e n t I d = " 1 1 4 4 4 1 7 6 1 7 "   D a t a T y p e = " L a b e l "   O b s o l e t e S t a t e = " P e n d i n g " > C u s t P h o n e N o C a p t i o n < / C u s t P h o n e N o C a p t i o n > + 
+         < D e s c r i p t i o n _ I t e m   E l e m e n t T y p e = " C o l u m n "   E l e m e n t I d = " 1 5 2 9 8 3 2 4 7 3 "   D a t a T y p e = " T e x t " > D e s c r i p t i o n _ I t e m < / D e s c r i p t i o n _ I t e m > + 
+         < G l o b a l D i m 1 F i l t e r _ I t e m   E l e m e n t T y p e = " C o l u m n "   E l e m e n t I d = " 8 2 6 3 5 2 8 3 7 "   D a t a T y p e = " C o d e "   O b s o l e t e S t a t e = " P e n d i n g " > G l o b a l D i m 1 F i l t e r _ I t e m < / G l o b a l D i m 1 F i l t e r _ I t e m > + 
+         < G l o b a l D i m 2 F i l t e r _ I t e m   E l e m e n t T y p e = " C o l u m n "   E l e m e n t I d = " 1 4 9 2 3 7 1 7 5 0 "   D a t a T y p e = " C o d e "   O b s o l e t e S t a t e = " P e n d i n g " > G l o b a l D i m 2 F i l t e r _ I t e m < / G l o b a l D i m 2 F i l t e r _ I t e m > + 
+         < I n v S a l e s B a c k O r d e r s C a p t i o n   E l e m e n t T y p e = " C o l u m n "   E l e m e n t I d = " 3 1 2 9 7 1 3 9 6 "   D a t a T y p e = " L a b e l "   O b s o l e t e S t a t e = " P e n d i n g " > I n v S a l e s B a c k O r d e r s C a p t i o n < / I n v S a l e s B a c k O r d e r s C a p t i o n > + 
+         < I t e m F i l t e r   E l e m e n t T y p e = " C o l u m n "   E l e m e n t I d = " 5 9 3 7 9 7 3 7 6 "   D a t a T y p e = " T e x t " > I t e m F i l t e r < / I t e m F i l t e r > + 
+         < I t e m F i l t e r T x t   E l e m e n t T y p e = " C o l u m n "   E l e m e n t I d = " 9 3 6 1 1 7 4 1 6 "   D a t a T y p e = " T e x t " > I t e m F i l t e r T x t < / I t e m F i l t e r T x t > + 
+         < I t e m T a b l e C a p t I t e m F i l t e r   E l e m e n t T y p e = " C o l u m n "   E l e m e n t I d = " 2 1 6 8 8 1 9 4 1 "   D a t a T y p e = " S t r i n g "   O b s o l e t e S t a t e = " P e n d i n g " > I t e m T a b l e C a p t I t e m F i l t e r < / I t e m T a b l e C a p t I t e m F i l t e r > + 
+         < L o c a t i o n F i l t e r _ I t e m   E l e m e n t T y p e = " C o l u m n "   E l e m e n t I d = " 5 8 9 4 7 3 7 5 8 "   D a t a T y p e = " C o d e "   O b s o l e t e S t a t e = " P e n d i n g " > L o c a t i o n F i l t e r _ I t e m < / L o c a t i o n F i l t e r _ I t e m > + 
+         < N o _ I t e m   E l e m e n t T y p e = " C o l u m n "   E l e m e n t I d = " 1 5 4 7 7 6 9 6 5 4 "   D a t a T y p e = " C o d e " > N o _ I t e m < / N o _ I t e m > + 
+         < O t h e r B a c k O r d e r s C a p t i o n   E l e m e n t T y p e = " C o l u m n "   E l e m e n t I d = " 7 0 2 1 2 3 1 0 5 "   D a t a T y p e = " L a b e l "   O b s o l e t e S t a t e = " P e n d i n g " > O t h e r B a c k O r d e r s C a p t i o n < / O t h e r B a c k O r d e r s C a p t i o n > + 
+         < S a l e s L i n e F i l t e r   E l e m e n t T y p e = " C o l u m n "   E l e m e n t I d = " 1 0 6 5 6 4 1 2 6 7 "   D a t a T y p e = " T e x t " > S a l e s L i n e F i l t e r < / S a l e s L i n e F i l t e r > + 
+         < S a l e s L i n e F i l t e r T x t   E l e m e n t T y p e = " C o l u m n "   E l e m e n t I d = " 1 5 9 2 6 7 6 8 3 5 "   D a t a T y p e = " T e x t " > S a l e s L i n e F i l t e r T x t < / S a l e s L i n e F i l t e r T x t > + 
+         < S a l e s L i n e S h i p D a t e C a p t i o n   E l e m e n t T y p e = " C o l u m n "   E l e m e n t I d = " 1 1 1 6 8 3 5 7 4 9 "   D a t a T y p e = " L a b e l "   O b s o l e t e S t a t e = " P e n d i n g " > S a l e s L i n e S h i p D a t e C a p t i o n < / S a l e s L i n e S h i p D a t e C a p t i o n > + 
+         < S t r S u b S t N o S a l e s L i n e F l t r   E l e m e n t T y p e = " C o l u m n "   E l e m e n t I d = " 3 4 7 0 3 4 9 3 6 "   D a t a T y p e = " S t r i n g "   O b s o l e t e S t a t e = " P e n d i n g " > S t r S u b S t N o S a l e s L i n e F l t r < / S t r S u b S t N o S a l e s L i n e F l t r > + 
+         < V a r i a n t F i l t e r _ I t e m   E l e m e n t T y p e = " C o l u m n "   E l e m e n t I d = " 9 4 9 9 4 3 6 4 8 "   D a t a T y p e = " C o d e "   O b s o l e t e S t a t e = " P e n d i n g " > V a r i a n t F i l t e r _ I t e m < / V a r i a n t F i l t e r _ I t e m > + 
+         < S a l e s _ L i n e   E l e m e n t T y p e = " D a t a I t e m "   E l e m e n t I d = " 1 8 9 4 4 4 2 7 6 4 " > + 
+             < C u s t N a m e _ S a l e s L i n e   E l e m e n t T y p e = " C o l u m n "   E l e m e n t I d = " 1 2 6 7 5 4 9 7 2 6 "   D a t a T y p e = " T e x t " > C u s t N a m e _ S a l e s L i n e < / C u s t N a m e _ S a l e s L i n e > + 
+             < C u s t P h o n e N o _ S a l e s L i n e   E l e m e n t T y p e = " C o l u m n "   E l e m e n t I d = " 1 8 5 4 1 9 5 9 5 2 "   D a t a T y p e = " T e x t " > C u s t P h o n e N o _ S a l e s L i n e < / C u s t P h o n e N o _ S a l e s L i n e > + 
+             < D o c u m e n t N o _ S a l e s L i n e   E l e m e n t T y p e = " C o l u m n "   E l e m e n t I d = " 8 3 9 9 3 2 3 0 "   D a t a T y p e = " C o d e " > D o c u m e n t N o _ S a l e s L i n e < / D o c u m e n t N o _ S a l e s L i n e > + 
+             < O t h e r B a c k O r d e r s _ S a l e s L i n e   E l e m e n t T y p e = " C o l u m n "   E l e m e n t I d = " 7 5 4 7 7 9 1 0 6 "   D a t a T y p e = " T e x t " > O t h e r B a c k O r d e r s _ S a l e s L i n e < / O t h e r B a c k O r d e r s _ S a l e s L i n e > + 
+             < O u t s t a n d i n g Q t y _ S a l e s L i n e   E l e m e n t T y p e = " C o l u m n "   E l e m e n t I d = " 2 8 1 5 9 1 0 4 6 "   D a t a T y p e = " D e c i m a l " > O u t s t a n d i n g Q t y _ S a l e s L i n e < / O u t s t a n d i n g Q t y _ S a l e s L i n e > + 
+             < Q u a n t i t y _ S a l e s L i n e   E l e m e n t T y p e = " C o l u m n "   E l e m e n t I d = " 1 8 3 2 0 3 6 8 9 5 "   D a t a T y p e = " D e c i m a l " > Q u a n t i t y _ S a l e s L i n e < / Q u a n t i t y _ S a l e s L i n e > + 
+             < S h i p m e n t D a t e _ S a l e s L i n e   E l e m e n t T y p e = " C o l u m n "   E l e m e n t I d = " 5 6 0 1 5 8 5 1 2 "   D a t a T y p e = " S t r i n g " > S h i p m e n t D a t e _ S a l e s L i n e < / S h i p m e n t D a t e _ S a l e s L i n e > + 
+         < / S a l e s _ L i n e > + 
+         < S u b T o t a l s   E l e m e n t T y p e = " D a t a I t e m "   E l e m e n t I d = " 3 1 2 0 6 2 4 2 4 " > + 
+             < S u b T o t a l s _ O u t s t a n d i n g _ Q t y   E l e m e n t T y p e = " C o l u m n "   E l e m e n t I d = " 1 7 6 3 6 2 4 7 7 0 "   D a t a T y p e = " D e c i m a l " > S u b T o t a l s _ O u t s t a n d i n g _ Q t y < / S u b T o t a l s _ O u t s t a n d i n g _ Q t y > + 
+         < / S u b T o t a l s > + 
+     < / I t e m > + 
+ < / N a v W o r d R e p o r t X m l P a r t > 
 </file>
 
 <file path=docMetadata/LabelInfo.xml><?xml version="1.0" encoding="utf-8"?>
